--- a/03-振荡电路/01-RC振荡器/文氏电桥振荡器/文氏电桥振荡器.docx
+++ b/03-振荡电路/01-RC振荡器/文氏电桥振荡器/文氏电桥振荡器.docx
@@ -2988,6 +2988,20 @@
     </w:p>
     <w:bookmarkEnd w:id="26"/>
     <w:bookmarkEnd w:id="27"/>
+    <w:p>
+      <w:pPr>
+        <w:spacing w:before="360"/>
+        <w:jc w:val="center"/>
+      </w:pPr>
+      <w:r>
+        <w:rPr>
+          <w:rFonts w:ascii="Times New Roman" w:hAnsi="Times New Roman"/>
+          <w:color w:val="555555"/>
+          <w:sz w:val="21"/>
+        </w:rPr>
+        <w:t>材料收集者：杜文杰</w:t>
+      </w:r>
+    </w:p>
     <w:sectPr>
       <w:headerReference r:id="rId9" w:type="default"/>
       <w:footerReference r:id="rId10" w:type="default"/>

--- a/03-振荡电路/01-RC振荡器/文氏电桥振荡器/文氏电桥振荡器.docx
+++ b/03-振荡电路/01-RC振荡器/文氏电桥振荡器/文氏电桥振荡器.docx
@@ -1,6 +1,6 @@
 
 <file path=word/document.xml><?xml version="1.0" encoding="utf-8"?>
-<w:document xmlns:w="http://schemas.openxmlformats.org/wordprocessingml/2006/main" xmlns:m="http://schemas.openxmlformats.org/officeDocument/2006/math" xmlns:r="http://schemas.openxmlformats.org/officeDocument/2006/relationships" xmlns:o="urn:schemas-microsoft-com:office:office" xmlns:v="urn:schemas-microsoft-com:vml" xmlns:w10="urn:schemas-microsoft-com:office:word" xmlns:a="http://schemas.openxmlformats.org/drawingml/2006/main" xmlns:pic="http://schemas.openxmlformats.org/drawingml/2006/picture" xmlns:wp="http://schemas.openxmlformats.org/drawingml/2006/wordprocessingDrawing">
+<w:document xmlns:m="http://schemas.openxmlformats.org/officeDocument/2006/math" xmlns:r="http://schemas.openxmlformats.org/officeDocument/2006/relationships" xmlns:w="http://schemas.openxmlformats.org/wordprocessingml/2006/main" xmlns:o="urn:schemas-microsoft-com:office:office" xmlns:v="urn:schemas-microsoft-com:vml" xmlns:w10="urn:schemas-microsoft-com:office:word" xmlns:a="http://schemas.openxmlformats.org/drawingml/2006/main" xmlns:pic="http://schemas.openxmlformats.org/drawingml/2006/picture" xmlns:wp="http://schemas.openxmlformats.org/drawingml/2006/wordprocessingDrawing">
   <w:body>
     <w:bookmarkStart w:id="27" w:name="文氏电桥振荡器"/>
     <w:p>
@@ -9,7 +9,7 @@
       </w:pPr>
       <w:r>
         <w:rPr>
-          <w:rFonts w:hint="eastAsia"/>
+          <w:rFonts w:hint="eastAsia" w:eastAsia="黑体"/>
         </w:rPr>
         <w:t xml:space="preserve">文氏电桥振荡器</w:t>
       </w:r>
@@ -21,7 +21,7 @@
       </w:pPr>
       <w:r>
         <w:rPr>
-          <w:rFonts w:hint="eastAsia"/>
+          <w:rFonts w:hint="eastAsia" w:eastAsia="黑体"/>
         </w:rPr>
         <w:t xml:space="preserve">拓扑描述</w:t>
       </w:r>
@@ -32,13 +32,13 @@
       </w:pPr>
       <w:r>
         <w:rPr>
-          <w:rFonts w:hint="eastAsia"/>
+          <w:rFonts w:hint="eastAsia" w:eastAsia="黑体"/>
         </w:rPr>
         <w:t xml:space="preserve">本电路由</w:t>
       </w:r>
       <w:r>
         <w:rPr>
-          <w:rFonts w:hint="eastAsia"/>
+          <w:rFonts w:hint="eastAsia" w:eastAsia="黑体"/>
           <w:b/>
           <w:bCs/>
         </w:rPr>
@@ -46,6 +46,7 @@
       </w:r>
       <w:r>
         <w:rPr>
+          <w:rFonts w:eastAsia="黑体"/>
           <w:b/>
           <w:bCs/>
         </w:rPr>
@@ -66,17 +67,20 @@
         </m:sSub>
       </m:oMath>
       <w:r>
+        <w:rPr>
+          <w:rFonts w:eastAsia="黑体"/>
+        </w:rPr>
         <w:t xml:space="preserve"> </w:t>
       </w:r>
       <w:r>
         <w:rPr>
-          <w:rFonts w:hint="eastAsia"/>
+          <w:rFonts w:hint="eastAsia" w:eastAsia="黑体"/>
         </w:rPr>
         <w:t xml:space="preserve">与</w:t>
       </w:r>
       <w:r>
         <w:rPr>
-          <w:rFonts w:hint="eastAsia"/>
+          <w:rFonts w:hint="eastAsia" w:eastAsia="黑体"/>
           <w:b/>
           <w:bCs/>
         </w:rPr>
@@ -84,13 +88,13 @@
       </w:r>
       <w:r>
         <w:rPr>
-          <w:rFonts w:hint="eastAsia"/>
+          <w:rFonts w:hint="eastAsia" w:eastAsia="黑体"/>
         </w:rPr>
         <w:t xml:space="preserve">组成，电桥由</w:t>
       </w:r>
       <w:r>
         <w:rPr>
-          <w:rFonts w:hint="eastAsia"/>
+          <w:rFonts w:hint="eastAsia" w:eastAsia="黑体"/>
           <w:b/>
           <w:bCs/>
         </w:rPr>
@@ -112,6 +116,7 @@
       </m:oMath>
       <w:r>
         <w:rPr>
+          <w:rFonts w:eastAsia="黑体"/>
           <w:b/>
           <w:bCs/>
         </w:rPr>
@@ -119,7 +124,7 @@
       </w:r>
       <w:r>
         <w:rPr>
-          <w:rFonts w:hint="eastAsia"/>
+          <w:rFonts w:hint="eastAsia" w:eastAsia="黑体"/>
           <w:b/>
           <w:bCs/>
         </w:rPr>
@@ -127,6 +132,7 @@
       </w:r>
       <w:r>
         <w:rPr>
+          <w:rFonts w:eastAsia="黑体"/>
           <w:b/>
           <w:bCs/>
         </w:rPr>
@@ -148,6 +154,7 @@
       </m:oMath>
       <w:r>
         <w:rPr>
+          <w:rFonts w:eastAsia="黑体"/>
           <w:b/>
           <w:bCs/>
         </w:rPr>
@@ -155,7 +162,7 @@
       </w:r>
       <w:r>
         <w:rPr>
-          <w:rFonts w:hint="eastAsia"/>
+          <w:rFonts w:hint="eastAsia" w:eastAsia="黑体"/>
           <w:b/>
           <w:bCs/>
         </w:rPr>
@@ -163,13 +170,13 @@
       </w:r>
       <w:r>
         <w:rPr>
-          <w:rFonts w:hint="eastAsia"/>
+          <w:rFonts w:hint="eastAsia" w:eastAsia="黑体"/>
         </w:rPr>
         <w:t xml:space="preserve">与</w:t>
       </w:r>
       <w:r>
         <w:rPr>
-          <w:rFonts w:hint="eastAsia"/>
+          <w:rFonts w:hint="eastAsia" w:eastAsia="黑体"/>
           <w:b/>
           <w:bCs/>
         </w:rPr>
@@ -191,6 +198,7 @@
       </m:oMath>
       <w:r>
         <w:rPr>
+          <w:rFonts w:eastAsia="黑体"/>
           <w:b/>
           <w:bCs/>
         </w:rPr>
@@ -198,7 +206,7 @@
       </w:r>
       <w:r>
         <w:rPr>
-          <w:rFonts w:hint="eastAsia"/>
+          <w:rFonts w:hint="eastAsia" w:eastAsia="黑体"/>
           <w:b/>
           <w:bCs/>
         </w:rPr>
@@ -206,6 +214,7 @@
       </w:r>
       <w:r>
         <w:rPr>
+          <w:rFonts w:eastAsia="黑体"/>
           <w:b/>
           <w:bCs/>
         </w:rPr>
@@ -227,6 +236,7 @@
       </m:oMath>
       <w:r>
         <w:rPr>
+          <w:rFonts w:eastAsia="黑体"/>
           <w:b/>
           <w:bCs/>
         </w:rPr>
@@ -234,7 +244,7 @@
       </w:r>
       <w:r>
         <w:rPr>
-          <w:rFonts w:hint="eastAsia"/>
+          <w:rFonts w:hint="eastAsia" w:eastAsia="黑体"/>
           <w:b/>
           <w:bCs/>
         </w:rPr>
@@ -242,13 +252,13 @@
       </w:r>
       <w:r>
         <w:rPr>
-          <w:rFonts w:hint="eastAsia"/>
+          <w:rFonts w:hint="eastAsia" w:eastAsia="黑体"/>
         </w:rPr>
         <w:t xml:space="preserve">构成带通网络接到同相端作正反馈，另由</w:t>
       </w:r>
       <w:r>
         <w:rPr>
-          <w:rFonts w:hint="eastAsia"/>
+          <w:rFonts w:hint="eastAsia" w:eastAsia="黑体"/>
           <w:b/>
           <w:bCs/>
         </w:rPr>
@@ -256,6 +266,7 @@
       </w:r>
       <w:r>
         <w:rPr>
+          <w:rFonts w:eastAsia="黑体"/>
           <w:b/>
           <w:bCs/>
         </w:rPr>
@@ -277,7 +288,7 @@
       </m:oMath>
       <w:r>
         <w:rPr>
-          <w:rFonts w:hint="eastAsia"/>
+          <w:rFonts w:hint="eastAsia" w:eastAsia="黑体"/>
           <w:b/>
           <w:bCs/>
         </w:rPr>
@@ -285,6 +296,7 @@
       </w:r>
       <w:r>
         <w:rPr>
+          <w:rFonts w:eastAsia="黑体"/>
           <w:b/>
           <w:bCs/>
         </w:rPr>
@@ -305,43 +317,52 @@
         </m:sSub>
       </m:oMath>
       <w:r>
+        <w:rPr>
+          <w:rFonts w:eastAsia="黑体"/>
+        </w:rPr>
         <w:t xml:space="preserve"> </w:t>
       </w:r>
       <w:r>
         <w:rPr>
-          <w:rFonts w:hint="eastAsia"/>
+          <w:rFonts w:hint="eastAsia" w:eastAsia="黑体"/>
         </w:rPr>
         <w:t xml:space="preserve">与</w:t>
       </w:r>
       <w:r>
         <w:rPr>
-          <w:rFonts w:hint="eastAsia"/>
+          <w:rFonts w:hint="eastAsia" w:eastAsia="黑体"/>
           <w:b/>
           <w:bCs/>
         </w:rPr>
         <w:t xml:space="preserve">串入稳幅元件（灯泡/JFET）</w:t>
       </w:r>
       <w:r>
+        <w:rPr>
+          <w:rFonts w:eastAsia="黑体"/>
+        </w:rPr>
         <w:t xml:space="preserve"> </w:t>
       </w:r>
       <w:r>
         <w:rPr>
-          <w:rFonts w:hint="eastAsia"/>
+          <w:rFonts w:hint="eastAsia" w:eastAsia="黑体"/>
         </w:rPr>
         <w:t xml:space="preserve">构成负反馈决定增益。电路共有</w:t>
       </w:r>
       <w:r>
+        <w:rPr>
+          <w:rFonts w:eastAsia="黑体"/>
+        </w:rPr>
         <w:t xml:space="preserve"> 5 </w:t>
       </w:r>
       <w:r>
         <w:rPr>
-          <w:rFonts w:hint="eastAsia"/>
+          <w:rFonts w:hint="eastAsia" w:eastAsia="黑体"/>
         </w:rPr>
         <w:t xml:space="preserve">个关键节点：</w:t>
       </w:r>
       <w:r>
         <w:rPr>
-          <w:rFonts w:hint="eastAsia"/>
+          <w:rFonts w:hint="eastAsia" w:eastAsia="黑体"/>
           <w:b/>
           <w:bCs/>
         </w:rPr>
@@ -349,6 +370,7 @@
       </w:r>
       <w:r>
         <w:rPr>
+          <w:rFonts w:eastAsia="黑体"/>
           <w:b/>
           <w:bCs/>
         </w:rPr>
@@ -356,7 +378,7 @@
       </w:r>
       <w:r>
         <w:rPr>
-          <w:rFonts w:hint="eastAsia"/>
+          <w:rFonts w:hint="eastAsia" w:eastAsia="黑体"/>
           <w:b/>
           <w:bCs/>
         </w:rPr>
@@ -364,7 +386,7 @@
       </w:r>
       <w:r>
         <w:rPr>
-          <w:rFonts w:hint="eastAsia"/>
+          <w:rFonts w:hint="eastAsia" w:eastAsia="黑体"/>
         </w:rPr>
         <w:t xml:space="preserve">（</w:t>
       </w:r>
@@ -383,24 +405,33 @@
         </m:sSub>
       </m:oMath>
       <w:r>
+        <w:rPr>
+          <w:rFonts w:eastAsia="黑体"/>
+        </w:rPr>
         <w:t xml:space="preserve"> </w:t>
       </w:r>
       <w:r>
         <w:rPr>
-          <w:rFonts w:hint="eastAsia"/>
+          <w:rFonts w:hint="eastAsia" w:eastAsia="黑体"/>
         </w:rPr>
         <w:t xml:space="preserve">的输出端</w:t>
       </w:r>
       <w:r>
+        <w:rPr>
+          <w:rFonts w:eastAsia="黑体"/>
+        </w:rPr>
         <w:t xml:space="preserve"> OUT </w:t>
       </w:r>
       <w:r>
         <w:rPr>
-          <w:rFonts w:hint="eastAsia"/>
+          <w:rFonts w:hint="eastAsia" w:eastAsia="黑体"/>
         </w:rPr>
         <w:t xml:space="preserve">与</w:t>
       </w:r>
       <w:r>
+        <w:rPr>
+          <w:rFonts w:eastAsia="黑体"/>
+        </w:rPr>
         <w:t xml:space="preserve"> </w:t>
       </w:r>
       <m:oMath>
@@ -418,11 +449,14 @@
         </m:sSub>
       </m:oMath>
       <w:r>
+        <w:rPr>
+          <w:rFonts w:eastAsia="黑体"/>
+        </w:rPr>
         <w:t xml:space="preserve"> </w:t>
       </w:r>
       <w:r>
         <w:rPr>
-          <w:rFonts w:hint="eastAsia"/>
+          <w:rFonts w:hint="eastAsia" w:eastAsia="黑体"/>
         </w:rPr>
         <w:t xml:space="preserve">一端、</w:t>
       </w:r>
@@ -441,17 +475,20 @@
         </m:sSub>
       </m:oMath>
       <w:r>
+        <w:rPr>
+          <w:rFonts w:eastAsia="黑体"/>
+        </w:rPr>
         <w:t xml:space="preserve"> </w:t>
       </w:r>
       <w:r>
         <w:rPr>
-          <w:rFonts w:hint="eastAsia"/>
+          <w:rFonts w:hint="eastAsia" w:eastAsia="黑体"/>
         </w:rPr>
         <w:t xml:space="preserve">一端相连）；</w:t>
       </w:r>
       <w:r>
         <w:rPr>
-          <w:rFonts w:hint="eastAsia"/>
+          <w:rFonts w:hint="eastAsia" w:eastAsia="黑体"/>
           <w:b/>
           <w:bCs/>
         </w:rPr>
@@ -459,6 +496,7 @@
       </w:r>
       <w:r>
         <w:rPr>
+          <w:rFonts w:eastAsia="黑体"/>
           <w:b/>
           <w:bCs/>
         </w:rPr>
@@ -466,7 +504,7 @@
       </w:r>
       <w:r>
         <w:rPr>
-          <w:rFonts w:hint="eastAsia"/>
+          <w:rFonts w:hint="eastAsia" w:eastAsia="黑体"/>
           <w:b/>
           <w:bCs/>
         </w:rPr>
@@ -474,7 +512,7 @@
       </w:r>
       <w:r>
         <w:rPr>
-          <w:rFonts w:hint="eastAsia"/>
+          <w:rFonts w:hint="eastAsia" w:eastAsia="黑体"/>
         </w:rPr>
         <w:t xml:space="preserve">（</w:t>
       </w:r>
@@ -493,15 +531,21 @@
         </m:sSub>
       </m:oMath>
       <w:r>
+        <w:rPr>
+          <w:rFonts w:eastAsia="黑体"/>
+        </w:rPr>
         <w:t xml:space="preserve"> </w:t>
       </w:r>
       <w:r>
         <w:rPr>
-          <w:rFonts w:hint="eastAsia"/>
+          <w:rFonts w:hint="eastAsia" w:eastAsia="黑体"/>
         </w:rPr>
         <w:t xml:space="preserve">另一端与</w:t>
       </w:r>
       <w:r>
+        <w:rPr>
+          <w:rFonts w:eastAsia="黑体"/>
+        </w:rPr>
         <w:t xml:space="preserve"> </w:t>
       </w:r>
       <m:oMath>
@@ -519,17 +563,20 @@
         </m:sSub>
       </m:oMath>
       <w:r>
+        <w:rPr>
+          <w:rFonts w:eastAsia="黑体"/>
+        </w:rPr>
         <w:t xml:space="preserve"> </w:t>
       </w:r>
       <w:r>
         <w:rPr>
-          <w:rFonts w:hint="eastAsia"/>
+          <w:rFonts w:hint="eastAsia" w:eastAsia="黑体"/>
         </w:rPr>
         <w:t xml:space="preserve">一端相连）；</w:t>
       </w:r>
       <w:r>
         <w:rPr>
-          <w:rFonts w:hint="eastAsia"/>
+          <w:rFonts w:hint="eastAsia" w:eastAsia="黑体"/>
           <w:b/>
           <w:bCs/>
         </w:rPr>
@@ -537,6 +584,7 @@
       </w:r>
       <w:r>
         <w:rPr>
+          <w:rFonts w:eastAsia="黑体"/>
           <w:b/>
           <w:bCs/>
         </w:rPr>
@@ -544,7 +592,7 @@
       </w:r>
       <w:r>
         <w:rPr>
-          <w:rFonts w:hint="eastAsia"/>
+          <w:rFonts w:hint="eastAsia" w:eastAsia="黑体"/>
           <w:b/>
           <w:bCs/>
         </w:rPr>
@@ -552,7 +600,7 @@
       </w:r>
       <w:r>
         <w:rPr>
-          <w:rFonts w:hint="eastAsia"/>
+          <w:rFonts w:hint="eastAsia" w:eastAsia="黑体"/>
         </w:rPr>
         <w:t xml:space="preserve">（</w:t>
       </w:r>
@@ -571,11 +619,14 @@
         </m:sSub>
       </m:oMath>
       <w:r>
+        <w:rPr>
+          <w:rFonts w:eastAsia="黑体"/>
+        </w:rPr>
         <w:t xml:space="preserve"> </w:t>
       </w:r>
       <w:r>
         <w:rPr>
-          <w:rFonts w:hint="eastAsia"/>
+          <w:rFonts w:hint="eastAsia" w:eastAsia="黑体"/>
         </w:rPr>
         <w:t xml:space="preserve">另一端、</w:t>
       </w:r>
@@ -594,11 +645,14 @@
         </m:sSub>
       </m:oMath>
       <w:r>
+        <w:rPr>
+          <w:rFonts w:eastAsia="黑体"/>
+        </w:rPr>
         <w:t xml:space="preserve"> </w:t>
       </w:r>
       <w:r>
         <w:rPr>
-          <w:rFonts w:hint="eastAsia"/>
+          <w:rFonts w:hint="eastAsia" w:eastAsia="黑体"/>
         </w:rPr>
         <w:t xml:space="preserve">上端、</w:t>
       </w:r>
@@ -617,15 +671,21 @@
         </m:sSub>
       </m:oMath>
       <w:r>
+        <w:rPr>
+          <w:rFonts w:eastAsia="黑体"/>
+        </w:rPr>
         <w:t xml:space="preserve"> </w:t>
       </w:r>
       <w:r>
         <w:rPr>
-          <w:rFonts w:hint="eastAsia"/>
+          <w:rFonts w:hint="eastAsia" w:eastAsia="黑体"/>
         </w:rPr>
         <w:t xml:space="preserve">上端与</w:t>
       </w:r>
       <w:r>
+        <w:rPr>
+          <w:rFonts w:eastAsia="黑体"/>
+        </w:rPr>
         <w:t xml:space="preserve"> </w:t>
       </w:r>
       <m:oMath>
@@ -643,26 +703,32 @@
         </m:sSub>
       </m:oMath>
       <w:r>
+        <w:rPr>
+          <w:rFonts w:eastAsia="黑体"/>
+        </w:rPr>
         <w:t xml:space="preserve"> </w:t>
       </w:r>
       <w:r>
         <w:rPr>
-          <w:rFonts w:hint="eastAsia"/>
+          <w:rFonts w:hint="eastAsia" w:eastAsia="黑体"/>
         </w:rPr>
         <w:t xml:space="preserve">的同相输入端</w:t>
       </w:r>
       <w:r>
+        <w:rPr>
+          <w:rFonts w:eastAsia="黑体"/>
+        </w:rPr>
         <w:t xml:space="preserve"> IN+ </w:t>
       </w:r>
       <w:r>
         <w:rPr>
-          <w:rFonts w:hint="eastAsia"/>
+          <w:rFonts w:hint="eastAsia" w:eastAsia="黑体"/>
         </w:rPr>
         <w:t xml:space="preserve">相连）；</w:t>
       </w:r>
       <w:r>
         <w:rPr>
-          <w:rFonts w:hint="eastAsia"/>
+          <w:rFonts w:hint="eastAsia" w:eastAsia="黑体"/>
           <w:b/>
           <w:bCs/>
         </w:rPr>
@@ -670,6 +736,7 @@
       </w:r>
       <w:r>
         <w:rPr>
+          <w:rFonts w:eastAsia="黑体"/>
           <w:b/>
           <w:bCs/>
         </w:rPr>
@@ -677,7 +744,7 @@
       </w:r>
       <w:r>
         <w:rPr>
-          <w:rFonts w:hint="eastAsia"/>
+          <w:rFonts w:hint="eastAsia" w:eastAsia="黑体"/>
           <w:b/>
           <w:bCs/>
         </w:rPr>
@@ -685,7 +752,7 @@
       </w:r>
       <w:r>
         <w:rPr>
-          <w:rFonts w:hint="eastAsia"/>
+          <w:rFonts w:hint="eastAsia" w:eastAsia="黑体"/>
         </w:rPr>
         <w:t xml:space="preserve">（</w:t>
       </w:r>
@@ -704,24 +771,33 @@
         </m:sSub>
       </m:oMath>
       <w:r>
+        <w:rPr>
+          <w:rFonts w:eastAsia="黑体"/>
+        </w:rPr>
         <w:t xml:space="preserve"> </w:t>
       </w:r>
       <w:r>
         <w:rPr>
-          <w:rFonts w:hint="eastAsia"/>
+          <w:rFonts w:hint="eastAsia" w:eastAsia="黑体"/>
         </w:rPr>
         <w:t xml:space="preserve">的反相输入端</w:t>
       </w:r>
       <w:r>
+        <w:rPr>
+          <w:rFonts w:eastAsia="黑体"/>
+        </w:rPr>
         <w:t xml:space="preserve"> IN− </w:t>
       </w:r>
       <w:r>
         <w:rPr>
-          <w:rFonts w:hint="eastAsia"/>
+          <w:rFonts w:hint="eastAsia" w:eastAsia="黑体"/>
         </w:rPr>
         <w:t xml:space="preserve">与</w:t>
       </w:r>
       <w:r>
+        <w:rPr>
+          <w:rFonts w:eastAsia="黑体"/>
+        </w:rPr>
         <w:t xml:space="preserve"> </w:t>
       </w:r>
       <m:oMath>
@@ -739,11 +815,14 @@
         </m:sSub>
       </m:oMath>
       <w:r>
+        <w:rPr>
+          <w:rFonts w:eastAsia="黑体"/>
+        </w:rPr>
         <w:t xml:space="preserve"> </w:t>
       </w:r>
       <w:r>
         <w:rPr>
-          <w:rFonts w:hint="eastAsia"/>
+          <w:rFonts w:hint="eastAsia" w:eastAsia="黑体"/>
         </w:rPr>
         <w:t xml:space="preserve">另一端、</w:t>
       </w:r>
@@ -762,17 +841,20 @@
         </m:sSub>
       </m:oMath>
       <w:r>
+        <w:rPr>
+          <w:rFonts w:eastAsia="黑体"/>
+        </w:rPr>
         <w:t xml:space="preserve"> </w:t>
       </w:r>
       <w:r>
         <w:rPr>
-          <w:rFonts w:hint="eastAsia"/>
+          <w:rFonts w:hint="eastAsia" w:eastAsia="黑体"/>
         </w:rPr>
         <w:t xml:space="preserve">上端相连）；</w:t>
       </w:r>
       <w:r>
         <w:rPr>
-          <w:rFonts w:hint="eastAsia"/>
+          <w:rFonts w:hint="eastAsia" w:eastAsia="黑体"/>
           <w:b/>
           <w:bCs/>
         </w:rPr>
@@ -780,6 +862,7 @@
       </w:r>
       <w:r>
         <w:rPr>
+          <w:rFonts w:eastAsia="黑体"/>
           <w:b/>
           <w:bCs/>
         </w:rPr>
@@ -787,7 +870,7 @@
       </w:r>
       <w:r>
         <w:rPr>
-          <w:rFonts w:hint="eastAsia"/>
+          <w:rFonts w:hint="eastAsia" w:eastAsia="黑体"/>
           <w:b/>
           <w:bCs/>
         </w:rPr>
@@ -795,6 +878,7 @@
       </w:r>
       <w:r>
         <w:rPr>
+          <w:rFonts w:eastAsia="黑体"/>
           <w:b/>
           <w:bCs/>
         </w:rPr>
@@ -802,7 +886,7 @@
       </w:r>
       <w:r>
         <w:rPr>
-          <w:rFonts w:hint="eastAsia"/>
+          <w:rFonts w:hint="eastAsia" w:eastAsia="黑体"/>
         </w:rPr>
         <w:t xml:space="preserve">（</w:t>
       </w:r>
@@ -821,11 +905,14 @@
         </m:sSub>
       </m:oMath>
       <w:r>
+        <w:rPr>
+          <w:rFonts w:eastAsia="黑体"/>
+        </w:rPr>
         <w:t xml:space="preserve"> </w:t>
       </w:r>
       <w:r>
         <w:rPr>
-          <w:rFonts w:hint="eastAsia"/>
+          <w:rFonts w:hint="eastAsia" w:eastAsia="黑体"/>
         </w:rPr>
         <w:t xml:space="preserve">下端、</w:t>
       </w:r>
@@ -844,11 +931,14 @@
         </m:sSub>
       </m:oMath>
       <w:r>
+        <w:rPr>
+          <w:rFonts w:eastAsia="黑体"/>
+        </w:rPr>
         <w:t xml:space="preserve"> </w:t>
       </w:r>
       <w:r>
         <w:rPr>
-          <w:rFonts w:hint="eastAsia"/>
+          <w:rFonts w:hint="eastAsia" w:eastAsia="黑体"/>
         </w:rPr>
         <w:t xml:space="preserve">下端、</w:t>
       </w:r>
@@ -867,11 +957,14 @@
         </m:sSub>
       </m:oMath>
       <w:r>
+        <w:rPr>
+          <w:rFonts w:eastAsia="黑体"/>
+        </w:rPr>
         <w:t xml:space="preserve"> </w:t>
       </w:r>
       <w:r>
         <w:rPr>
-          <w:rFonts w:hint="eastAsia"/>
+          <w:rFonts w:hint="eastAsia" w:eastAsia="黑体"/>
         </w:rPr>
         <w:t xml:space="preserve">下端相连）。</w:t>
       </w:r>
@@ -880,7 +973,7 @@
       <w:pPr/>
       <w:r>
         <w:rPr>
-          <w:rFonts w:hint="eastAsia"/>
+          <w:rFonts w:hint="eastAsia" w:eastAsia="黑体"/>
         </w:rPr>
         <w:t xml:space="preserve">各元件管脚连接：</w:t>
       </w:r>
@@ -899,51 +992,69 @@
         </m:sSub>
       </m:oMath>
       <w:r>
+        <w:rPr>
+          <w:rFonts w:eastAsia="黑体"/>
+        </w:rPr>
         <w:t xml:space="preserve"> </w:t>
       </w:r>
       <w:r>
         <w:rPr>
-          <w:rFonts w:hint="eastAsia"/>
+          <w:rFonts w:hint="eastAsia" w:eastAsia="黑体"/>
         </w:rPr>
         <w:t xml:space="preserve">的同相输入端</w:t>
       </w:r>
       <w:r>
+        <w:rPr>
+          <w:rFonts w:eastAsia="黑体"/>
+        </w:rPr>
         <w:t xml:space="preserve"> IN+ </w:t>
       </w:r>
       <w:r>
         <w:rPr>
-          <w:rFonts w:hint="eastAsia"/>
+          <w:rFonts w:hint="eastAsia" w:eastAsia="黑体"/>
         </w:rPr>
         <w:t xml:space="preserve">接同相输入节点③、反相输入端</w:t>
       </w:r>
       <w:r>
+        <w:rPr>
+          <w:rFonts w:eastAsia="黑体"/>
+        </w:rPr>
         <w:t xml:space="preserve"> IN− </w:t>
       </w:r>
       <w:r>
         <w:rPr>
-          <w:rFonts w:hint="eastAsia"/>
+          <w:rFonts w:hint="eastAsia" w:eastAsia="黑体"/>
         </w:rPr>
         <w:t xml:space="preserve">接反相输入节点④、OUT</w:t>
       </w:r>
       <w:r>
+        <w:rPr>
+          <w:rFonts w:eastAsia="黑体"/>
+        </w:rPr>
         <w:t xml:space="preserve"> </w:t>
       </w:r>
       <w:r>
         <w:rPr>
-          <w:rFonts w:hint="eastAsia"/>
+          <w:rFonts w:hint="eastAsia" w:eastAsia="黑体"/>
         </w:rPr>
         <w:t xml:space="preserve">接输出节点①、正电源脚</w:t>
       </w:r>
       <w:r>
+        <w:rPr>
+          <w:rFonts w:eastAsia="黑体"/>
+        </w:rPr>
         <w:t xml:space="preserve"> V+ </w:t>
       </w:r>
       <w:r>
         <w:rPr>
-          <w:rFonts w:hint="eastAsia"/>
+          <w:rFonts w:hint="eastAsia" w:eastAsia="黑体"/>
         </w:rPr>
         <w:t xml:space="preserve">接</w:t>
       </w:r>
       <w:r>
+        <w:rPr>
+          <w:rFonts w:eastAsia="黑体"/>
+        </w:rPr>
         <w:t xml:space="preserve"> </w:t>
       </w:r>
       <m:oMath>
@@ -971,20 +1082,26 @@
       </m:oMath>
       <w:r>
         <w:rPr>
-          <w:rFonts w:hint="eastAsia"/>
+          <w:rFonts w:hint="eastAsia" w:eastAsia="黑体"/>
         </w:rPr>
         <w:t xml:space="preserve">、负电源脚</w:t>
       </w:r>
       <w:r>
+        <w:rPr>
+          <w:rFonts w:eastAsia="黑体"/>
+        </w:rPr>
         <w:t xml:space="preserve"> V− </w:t>
       </w:r>
       <w:r>
         <w:rPr>
-          <w:rFonts w:hint="eastAsia"/>
+          <w:rFonts w:hint="eastAsia" w:eastAsia="黑体"/>
         </w:rPr>
         <w:t xml:space="preserve">接</w:t>
       </w:r>
       <w:r>
+        <w:rPr>
+          <w:rFonts w:eastAsia="黑体"/>
+        </w:rPr>
         <w:t xml:space="preserve"> </w:t>
       </w:r>
       <m:oMath>
@@ -1012,7 +1129,7 @@
       </m:oMath>
       <w:r>
         <w:rPr>
-          <w:rFonts w:hint="eastAsia"/>
+          <w:rFonts w:hint="eastAsia" w:eastAsia="黑体"/>
         </w:rPr>
         <w:t xml:space="preserve">；</w:t>
       </w:r>
@@ -1031,11 +1148,14 @@
         </m:sSub>
       </m:oMath>
       <w:r>
+        <w:rPr>
+          <w:rFonts w:eastAsia="黑体"/>
+        </w:rPr>
         <w:t xml:space="preserve"> </w:t>
       </w:r>
       <w:r>
         <w:rPr>
-          <w:rFonts w:hint="eastAsia"/>
+          <w:rFonts w:hint="eastAsia" w:eastAsia="黑体"/>
         </w:rPr>
         <w:t xml:space="preserve">一端接输出节点①、另一端接串联臂中间节点②；</w:t>
       </w:r>
@@ -1054,11 +1174,14 @@
         </m:sSub>
       </m:oMath>
       <w:r>
+        <w:rPr>
+          <w:rFonts w:eastAsia="黑体"/>
+        </w:rPr>
         <w:t xml:space="preserve"> </w:t>
       </w:r>
       <w:r>
         <w:rPr>
-          <w:rFonts w:hint="eastAsia"/>
+          <w:rFonts w:hint="eastAsia" w:eastAsia="黑体"/>
         </w:rPr>
         <w:t xml:space="preserve">一端接串联臂中间节点②、另一端接同相输入节点③；</w:t>
       </w:r>
@@ -1077,11 +1200,14 @@
         </m:sSub>
       </m:oMath>
       <w:r>
+        <w:rPr>
+          <w:rFonts w:eastAsia="黑体"/>
+        </w:rPr>
         <w:t xml:space="preserve"> </w:t>
       </w:r>
       <w:r>
         <w:rPr>
-          <w:rFonts w:hint="eastAsia"/>
+          <w:rFonts w:hint="eastAsia" w:eastAsia="黑体"/>
         </w:rPr>
         <w:t xml:space="preserve">一端接同相输入节点③、另一端接地节点⑤；</w:t>
       </w:r>
@@ -1100,11 +1226,14 @@
         </m:sSub>
       </m:oMath>
       <w:r>
+        <w:rPr>
+          <w:rFonts w:eastAsia="黑体"/>
+        </w:rPr>
         <w:t xml:space="preserve"> </w:t>
       </w:r>
       <w:r>
         <w:rPr>
-          <w:rFonts w:hint="eastAsia"/>
+          <w:rFonts w:hint="eastAsia" w:eastAsia="黑体"/>
         </w:rPr>
         <w:t xml:space="preserve">一端接同相输入节点③、另一端接地节点⑤；</w:t>
       </w:r>
@@ -1123,11 +1252,14 @@
         </m:sSub>
       </m:oMath>
       <w:r>
+        <w:rPr>
+          <w:rFonts w:eastAsia="黑体"/>
+        </w:rPr>
         <w:t xml:space="preserve"> </w:t>
       </w:r>
       <w:r>
         <w:rPr>
-          <w:rFonts w:hint="eastAsia"/>
+          <w:rFonts w:hint="eastAsia" w:eastAsia="黑体"/>
         </w:rPr>
         <w:t xml:space="preserve">一端接输出节点①、另一端接反相输入节点④；</w:t>
       </w:r>
@@ -1146,11 +1278,14 @@
         </m:sSub>
       </m:oMath>
       <w:r>
+        <w:rPr>
+          <w:rFonts w:eastAsia="黑体"/>
+        </w:rPr>
         <w:t xml:space="preserve"> </w:t>
       </w:r>
       <w:r>
         <w:rPr>
-          <w:rFonts w:hint="eastAsia"/>
+          <w:rFonts w:hint="eastAsia" w:eastAsia="黑体"/>
         </w:rPr>
         <w:t xml:space="preserve">一端接反相输入节点④、另一端接地节点⑤（</w:t>
       </w:r>
@@ -1169,20 +1304,26 @@
         </m:sSub>
       </m:oMath>
       <w:r>
+        <w:rPr>
+          <w:rFonts w:eastAsia="黑体"/>
+        </w:rPr>
         <w:t xml:space="preserve"> </w:t>
       </w:r>
       <w:r>
         <w:rPr>
-          <w:rFonts w:hint="eastAsia"/>
+          <w:rFonts w:hint="eastAsia" w:eastAsia="黑体"/>
         </w:rPr>
         <w:t xml:space="preserve">处可串入灯泡/JFET</w:t>
       </w:r>
       <w:r>
+        <w:rPr>
+          <w:rFonts w:eastAsia="黑体"/>
+        </w:rPr>
         <w:t xml:space="preserve"> </w:t>
       </w:r>
       <w:r>
         <w:rPr>
-          <w:rFonts w:hint="eastAsia"/>
+          <w:rFonts w:hint="eastAsia" w:eastAsia="黑体"/>
         </w:rPr>
         <w:t xml:space="preserve">稳幅元件）。</w:t>
       </w:r>
@@ -1191,7 +1332,7 @@
       <w:pPr/>
       <w:r>
         <w:rPr>
-          <w:rFonts w:hint="eastAsia"/>
+          <w:rFonts w:hint="eastAsia" w:eastAsia="黑体"/>
         </w:rPr>
         <w:t xml:space="preserve">由此构成”文氏电桥正反馈选频、</w:t>
       </w:r>
@@ -1210,6 +1351,9 @@
         </m:sSub>
       </m:oMath>
       <w:r>
+        <w:rPr>
+          <w:rFonts w:eastAsia="黑体"/>
+        </w:rPr>
         <w:t xml:space="preserve">/</w:t>
       </w:r>
       <m:oMath>
@@ -1227,11 +1371,14 @@
         </m:sSub>
       </m:oMath>
       <w:r>
+        <w:rPr>
+          <w:rFonts w:eastAsia="黑体"/>
+        </w:rPr>
         <w:t xml:space="preserve"> </w:t>
       </w:r>
       <w:r>
         <w:rPr>
-          <w:rFonts w:hint="eastAsia"/>
+          <w:rFonts w:hint="eastAsia" w:eastAsia="黑体"/>
         </w:rPr>
         <w:t xml:space="preserve">负反馈决定增益（</w:t>
       </w:r>
@@ -1305,7 +1452,7 @@
       </m:oMath>
       <w:r>
         <w:rPr>
-          <w:rFonts w:hint="eastAsia"/>
+          <w:rFonts w:hint="eastAsia" w:eastAsia="黑体"/>
         </w:rPr>
         <w:t xml:space="preserve">）、</w:t>
       </w:r>
@@ -1324,15 +1471,21 @@
         </m:sSub>
       </m:oMath>
       <w:r>
+        <w:rPr>
+          <w:rFonts w:eastAsia="黑体"/>
+        </w:rPr>
         <w:t xml:space="preserve"> </w:t>
       </w:r>
       <w:r>
         <w:rPr>
-          <w:rFonts w:hint="eastAsia"/>
+          <w:rFonts w:hint="eastAsia" w:eastAsia="黑体"/>
         </w:rPr>
         <w:t xml:space="preserve">串稳幅元件自动稳幅”的文氏电桥振荡器组态，在</w:t>
       </w:r>
       <w:r>
+        <w:rPr>
+          <w:rFonts w:eastAsia="黑体"/>
+        </w:rPr>
         <w:t xml:space="preserve"> </w:t>
       </w:r>
       <m:oMath>
@@ -1389,29 +1542,38 @@
         </m:r>
       </m:oMath>
       <w:r>
+        <w:rPr>
+          <w:rFonts w:eastAsia="黑体"/>
+        </w:rPr>
         <w:t xml:space="preserve"> </w:t>
       </w:r>
       <w:r>
         <w:rPr>
-          <w:rFonts w:hint="eastAsia"/>
+          <w:rFonts w:hint="eastAsia" w:eastAsia="黑体"/>
         </w:rPr>
         <w:t xml:space="preserve">处相移为零、衰减</w:t>
       </w:r>
       <w:r>
+        <w:rPr>
+          <w:rFonts w:eastAsia="黑体"/>
+        </w:rPr>
         <w:t xml:space="preserve"> </w:t>
       </w:r>
       <w:r>
         <w:rPr>
-          <w:rFonts w:hint="eastAsia"/>
+          <w:rFonts w:hint="eastAsia" w:eastAsia="黑体"/>
         </w:rPr>
         <w:t xml:space="preserve">1/3，环路增益等于</w:t>
       </w:r>
       <w:r>
+        <w:rPr>
+          <w:rFonts w:eastAsia="黑体"/>
+        </w:rPr>
         <w:t xml:space="preserve"> </w:t>
       </w:r>
       <w:r>
         <w:rPr>
-          <w:rFonts w:hint="eastAsia"/>
+          <w:rFonts w:hint="eastAsia" w:eastAsia="黑体"/>
         </w:rPr>
         <w:t xml:space="preserve">1，输出低失真正弦波。</w:t>
       </w:r>
@@ -1424,7 +1586,7 @@
       </w:pPr>
       <w:r>
         <w:rPr>
-          <w:rFonts w:hint="eastAsia"/>
+          <w:rFonts w:hint="eastAsia" w:eastAsia="黑体"/>
         </w:rPr>
         <w:t xml:space="preserve">工作原理</w:t>
       </w:r>
@@ -1435,11 +1597,14 @@
       </w:pPr>
       <w:r>
         <w:rPr>
-          <w:rFonts w:hint="eastAsia"/>
+          <w:rFonts w:hint="eastAsia" w:eastAsia="黑体"/>
         </w:rPr>
         <w:t xml:space="preserve">文氏网络在谐振频率</w:t>
       </w:r>
       <w:r>
+        <w:rPr>
+          <w:rFonts w:eastAsia="黑体"/>
+        </w:rPr>
         <w:t xml:space="preserve"> </w:t>
       </w:r>
       <m:oMath>
@@ -1457,56 +1622,74 @@
         </m:sSub>
       </m:oMath>
       <w:r>
+        <w:rPr>
+          <w:rFonts w:eastAsia="黑体"/>
+        </w:rPr>
         <w:t xml:space="preserve"> </w:t>
       </w:r>
       <w:r>
         <w:rPr>
-          <w:rFonts w:hint="eastAsia"/>
+          <w:rFonts w:hint="eastAsia" w:eastAsia="黑体"/>
         </w:rPr>
         <w:t xml:space="preserve">处相移为零且衰减</w:t>
       </w:r>
       <w:r>
+        <w:rPr>
+          <w:rFonts w:eastAsia="黑体"/>
+        </w:rPr>
         <w:t xml:space="preserve"> </w:t>
       </w:r>
       <w:r>
         <w:rPr>
-          <w:rFonts w:hint="eastAsia"/>
+          <w:rFonts w:hint="eastAsia" w:eastAsia="黑体"/>
         </w:rPr>
         <w:t xml:space="preserve">1/3，同相放大器增益设为</w:t>
       </w:r>
       <w:r>
+        <w:rPr>
+          <w:rFonts w:eastAsia="黑体"/>
+        </w:rPr>
         <w:t xml:space="preserve"> 3 </w:t>
       </w:r>
       <w:r>
         <w:rPr>
-          <w:rFonts w:hint="eastAsia"/>
+          <w:rFonts w:hint="eastAsia" w:eastAsia="黑体"/>
         </w:rPr>
         <w:t xml:space="preserve">使环路增益等于</w:t>
       </w:r>
       <w:r>
+        <w:rPr>
+          <w:rFonts w:eastAsia="黑体"/>
+        </w:rPr>
         <w:t xml:space="preserve"> </w:t>
       </w:r>
       <w:r>
         <w:rPr>
-          <w:rFonts w:hint="eastAsia"/>
+          <w:rFonts w:hint="eastAsia" w:eastAsia="黑体"/>
         </w:rPr>
         <w:t xml:space="preserve">1，实现等幅正弦振荡。负反馈中引入正温度系数灯泡</w:t>
       </w:r>
       <w:r>
+        <w:rPr>
+          <w:rFonts w:eastAsia="黑体"/>
+        </w:rPr>
         <w:t xml:space="preserve"> / </w:t>
       </w:r>
       <w:r>
         <w:rPr>
-          <w:rFonts w:hint="eastAsia"/>
+          <w:rFonts w:hint="eastAsia" w:eastAsia="黑体"/>
         </w:rPr>
         <w:t xml:space="preserve">二极管</w:t>
       </w:r>
       <w:r>
+        <w:rPr>
+          <w:rFonts w:eastAsia="黑体"/>
+        </w:rPr>
         <w:t xml:space="preserve"> / JFET </w:t>
       </w:r>
       <w:r>
         <w:rPr>
-          <w:rFonts w:hint="eastAsia"/>
+          <w:rFonts w:hint="eastAsia" w:eastAsia="黑体"/>
         </w:rPr>
         <w:t xml:space="preserve">自动稳幅，把增益锁定在刚好维持振荡的水平，降低失真。</w:t>
       </w:r>
@@ -1519,7 +1702,7 @@
       </w:pPr>
       <w:r>
         <w:rPr>
-          <w:rFonts w:hint="eastAsia"/>
+          <w:rFonts w:hint="eastAsia" w:eastAsia="黑体"/>
         </w:rPr>
         <w:t xml:space="preserve">关键计算公式</w:t>
       </w:r>
@@ -1533,16 +1716,19 @@
       </w:pPr>
       <w:r>
         <w:rPr>
-          <w:rFonts w:hint="eastAsia"/>
+          <w:rFonts w:hint="eastAsia" w:eastAsia="黑体"/>
         </w:rPr>
         <w:t xml:space="preserve">振荡频率（R、C</w:t>
       </w:r>
       <w:r>
+        <w:rPr>
+          <w:rFonts w:eastAsia="黑体"/>
+        </w:rPr>
         <w:t xml:space="preserve"> </w:t>
       </w:r>
       <w:r>
         <w:rPr>
-          <w:rFonts w:hint="eastAsia"/>
+          <w:rFonts w:hint="eastAsia" w:eastAsia="黑体"/>
         </w:rPr>
         <w:t xml:space="preserve">相等时）：</w:t>
       </w:r>
@@ -1611,11 +1797,14 @@
       </w:pPr>
       <w:r>
         <w:rPr>
-          <w:rFonts w:hint="eastAsia"/>
+          <w:rFonts w:hint="eastAsia" w:eastAsia="黑体"/>
         </w:rPr>
         <w:t xml:space="preserve">文氏网络在</w:t>
       </w:r>
       <w:r>
+        <w:rPr>
+          <w:rFonts w:eastAsia="黑体"/>
+        </w:rPr>
         <w:t xml:space="preserve"> </w:t>
       </w:r>
       <m:oMath>
@@ -1633,11 +1822,14 @@
         </m:sSub>
       </m:oMath>
       <w:r>
+        <w:rPr>
+          <w:rFonts w:eastAsia="黑体"/>
+        </w:rPr>
         <w:t xml:space="preserve"> </w:t>
       </w:r>
       <w:r>
         <w:rPr>
-          <w:rFonts w:hint="eastAsia"/>
+          <w:rFonts w:hint="eastAsia" w:eastAsia="黑体"/>
         </w:rPr>
         <w:t xml:space="preserve">处反馈系数：</w:t>
       </w:r>
@@ -1688,7 +1880,7 @@
       </w:pPr>
       <w:r>
         <w:rPr>
-          <w:rFonts w:hint="eastAsia"/>
+          <w:rFonts w:hint="eastAsia" w:eastAsia="黑体"/>
         </w:rPr>
         <w:t xml:space="preserve">起振所需同相增益：</w:t>
       </w:r>
@@ -1784,7 +1976,7 @@
       </w:pPr>
       <w:r>
         <w:rPr>
-          <w:rFonts w:hint="eastAsia"/>
+          <w:rFonts w:hint="eastAsia" w:eastAsia="黑体"/>
         </w:rPr>
         <w:t xml:space="preserve">负反馈电阻关系：</w:t>
       </w:r>
@@ -1866,7 +2058,7 @@
             </w:pPr>
             <w:r>
               <w:rPr>
-                <w:rFonts w:hint="eastAsia"/>
+                <w:rFonts w:hint="eastAsia" w:eastAsia="黑体"/>
               </w:rPr>
               <w:t xml:space="preserve">符号</w:t>
             </w:r>
@@ -1880,7 +2072,7 @@
             </w:pPr>
             <w:r>
               <w:rPr>
-                <w:rFonts w:hint="eastAsia"/>
+                <w:rFonts w:hint="eastAsia" w:eastAsia="黑体"/>
               </w:rPr>
               <w:t xml:space="preserve">含义</w:t>
             </w:r>
@@ -1894,7 +2086,7 @@
             </w:pPr>
             <w:r>
               <w:rPr>
-                <w:rFonts w:hint="eastAsia"/>
+                <w:rFonts w:hint="eastAsia" w:eastAsia="黑体"/>
               </w:rPr>
               <w:t xml:space="preserve">单位</w:t>
             </w:r>
@@ -1914,12 +2106,21 @@
               </m:r>
             </m:oMath>
             <w:r>
+              <w:rPr>
+                <w:rFonts w:eastAsia="黑体"/>
+              </w:rPr>
               <w:t xml:space="preserve"> </w:t>
             </w:r>
             <w:r>
+              <w:rPr>
+                <w:rFonts w:eastAsia="黑体"/>
+              </w:rPr>
               <w:t xml:space="preserve">/</w:t>
             </w:r>
             <w:r>
+              <w:rPr>
+                <w:rFonts w:eastAsia="黑体"/>
+              </w:rPr>
               <w:t xml:space="preserve"> </w:t>
             </w:r>
             <m:oMath>
@@ -1937,16 +2138,19 @@
             </w:pPr>
             <w:r>
               <w:rPr>
-                <w:rFonts w:hint="eastAsia"/>
+                <w:rFonts w:hint="eastAsia" w:eastAsia="黑体"/>
               </w:rPr>
               <w:t xml:space="preserve">电桥定时电阻</w:t>
             </w:r>
             <w:r>
+              <w:rPr>
+                <w:rFonts w:eastAsia="黑体"/>
+              </w:rPr>
               <w:t xml:space="preserve"> / </w:t>
             </w:r>
             <w:r>
               <w:rPr>
-                <w:rFonts w:hint="eastAsia"/>
+                <w:rFonts w:hint="eastAsia" w:eastAsia="黑体"/>
               </w:rPr>
               <w:t xml:space="preserve">电容</w:t>
             </w:r>
@@ -1959,6 +2163,9 @@
               <w:pStyle w:val="Compact"/>
             </w:pPr>
             <w:r>
+              <w:rPr>
+                <w:rFonts w:eastAsia="黑体"/>
+              </w:rPr>
               <w:t xml:space="preserve">Ω / F</w:t>
             </w:r>
           </w:p>
@@ -1986,6 +2193,9 @@
               </m:sSub>
             </m:oMath>
             <w:r>
+              <w:rPr>
+                <w:rFonts w:eastAsia="黑体"/>
+              </w:rPr>
               <w:t xml:space="preserve">​</w:t>
             </w:r>
           </w:p>
@@ -1998,7 +2208,7 @@
             </w:pPr>
             <w:r>
               <w:rPr>
-                <w:rFonts w:hint="eastAsia"/>
+                <w:rFonts w:hint="eastAsia" w:eastAsia="黑体"/>
               </w:rPr>
               <w:t xml:space="preserve">振荡频率</w:t>
             </w:r>
@@ -2011,6 +2221,9 @@
               <w:pStyle w:val="Compact"/>
             </w:pPr>
             <w:r>
+              <w:rPr>
+                <w:rFonts w:eastAsia="黑体"/>
+              </w:rPr>
               <w:t xml:space="preserve">Hz</w:t>
             </w:r>
           </w:p>
@@ -2029,6 +2242,9 @@
               </m:r>
             </m:oMath>
             <w:r>
+              <w:rPr>
+                <w:rFonts w:eastAsia="黑体"/>
+              </w:rPr>
               <w:t xml:space="preserve">​</w:t>
             </w:r>
           </w:p>
@@ -2041,7 +2257,7 @@
             </w:pPr>
             <w:r>
               <w:rPr>
-                <w:rFonts w:hint="eastAsia"/>
+                <w:rFonts w:hint="eastAsia" w:eastAsia="黑体"/>
               </w:rPr>
               <w:t xml:space="preserve">反馈系数</w:t>
             </w:r>
@@ -2055,7 +2271,7 @@
             </w:pPr>
             <w:r>
               <w:rPr>
-                <w:rFonts w:hint="eastAsia"/>
+                <w:rFonts w:hint="eastAsia" w:eastAsia="黑体"/>
               </w:rPr>
               <w:t xml:space="preserve">（无量纲）</w:t>
             </w:r>
@@ -2084,12 +2300,21 @@
               </m:sSub>
             </m:oMath>
             <w:r>
+              <w:rPr>
+                <w:rFonts w:eastAsia="黑体"/>
+              </w:rPr>
               <w:t xml:space="preserve"> </w:t>
             </w:r>
             <w:r>
+              <w:rPr>
+                <w:rFonts w:eastAsia="黑体"/>
+              </w:rPr>
               <w:t xml:space="preserve">/</w:t>
             </w:r>
             <w:r>
+              <w:rPr>
+                <w:rFonts w:eastAsia="黑体"/>
+              </w:rPr>
               <w:t xml:space="preserve"> </w:t>
             </w:r>
             <m:oMath>
@@ -2116,16 +2341,19 @@
             </w:pPr>
             <w:r>
               <w:rPr>
-                <w:rFonts w:hint="eastAsia"/>
+                <w:rFonts w:hint="eastAsia" w:eastAsia="黑体"/>
               </w:rPr>
               <w:t xml:space="preserve">反馈</w:t>
             </w:r>
             <w:r>
+              <w:rPr>
+                <w:rFonts w:eastAsia="黑体"/>
+              </w:rPr>
               <w:t xml:space="preserve"> / </w:t>
             </w:r>
             <w:r>
               <w:rPr>
-                <w:rFonts w:hint="eastAsia"/>
+                <w:rFonts w:hint="eastAsia" w:eastAsia="黑体"/>
               </w:rPr>
               <w:t xml:space="preserve">接地电阻</w:t>
             </w:r>
@@ -2138,6 +2366,9 @@
               <w:pStyle w:val="Compact"/>
             </w:pPr>
             <w:r>
+              <w:rPr>
+                <w:rFonts w:eastAsia="黑体"/>
+              </w:rPr>
               <w:t xml:space="preserve">Ω</w:t>
             </w:r>
           </w:p>
@@ -2165,6 +2396,9 @@
               </m:sSub>
             </m:oMath>
             <w:r>
+              <w:rPr>
+                <w:rFonts w:eastAsia="黑体"/>
+              </w:rPr>
               <w:t xml:space="preserve">​</w:t>
             </w:r>
           </w:p>
@@ -2177,7 +2411,7 @@
             </w:pPr>
             <w:r>
               <w:rPr>
-                <w:rFonts w:hint="eastAsia"/>
+                <w:rFonts w:hint="eastAsia" w:eastAsia="黑体"/>
               </w:rPr>
               <w:t xml:space="preserve">同相放大增益</w:t>
             </w:r>
@@ -2191,7 +2425,7 @@
             </w:pPr>
             <w:r>
               <w:rPr>
-                <w:rFonts w:hint="eastAsia"/>
+                <w:rFonts w:hint="eastAsia" w:eastAsia="黑体"/>
               </w:rPr>
               <w:t xml:space="preserve">（无量纲）</w:t>
             </w:r>
@@ -2207,7 +2441,7 @@
       </w:pPr>
       <w:r>
         <w:rPr>
-          <w:rFonts w:hint="eastAsia"/>
+          <w:rFonts w:hint="eastAsia" w:eastAsia="黑体"/>
         </w:rPr>
         <w:t xml:space="preserve">元件调整影响</w:t>
       </w:r>
@@ -2227,6 +2461,7 @@
       </m:oMath>
       <w:r>
         <w:rPr>
+          <w:rFonts w:eastAsia="黑体"/>
           <w:b/>
           <w:bCs/>
         </w:rPr>
@@ -2234,7 +2469,7 @@
       </w:r>
       <w:r>
         <w:rPr>
-          <w:rFonts w:hint="eastAsia"/>
+          <w:rFonts w:hint="eastAsia" w:eastAsia="黑体"/>
           <w:b/>
           <w:bCs/>
         </w:rPr>
@@ -2242,6 +2477,7 @@
       </w:r>
       <w:r>
         <w:rPr>
+          <w:rFonts w:eastAsia="黑体"/>
           <w:b/>
           <w:bCs/>
         </w:rPr>
@@ -2254,6 +2490,7 @@
       </m:oMath>
       <w:r>
         <w:rPr>
+          <w:rFonts w:eastAsia="黑体"/>
           <w:b/>
           <w:bCs/>
         </w:rPr>
@@ -2261,19 +2498,28 @@
       </w:r>
       <w:r>
         <w:rPr>
-          <w:rFonts w:hint="eastAsia"/>
+          <w:rFonts w:hint="eastAsia" w:eastAsia="黑体"/>
           <w:b/>
           <w:bCs/>
         </w:rPr>
         <w:t xml:space="preserve">增大</w:t>
       </w:r>
       <w:r>
+        <w:rPr>
+          <w:rFonts w:eastAsia="黑体"/>
+        </w:rPr>
         <w:t xml:space="preserve"> </w:t>
       </w:r>
       <w:r>
+        <w:rPr>
+          <w:rFonts w:eastAsia="黑体"/>
+        </w:rPr>
         <w:t xml:space="preserve">→</w:t>
       </w:r>
       <w:r>
+        <w:rPr>
+          <w:rFonts w:eastAsia="黑体"/>
+        </w:rPr>
         <w:t xml:space="preserve"> </w:t>
       </w:r>
       <m:oMath>
@@ -2291,11 +2537,14 @@
         </m:sSub>
       </m:oMath>
       <w:r>
+        <w:rPr>
+          <w:rFonts w:eastAsia="黑体"/>
+        </w:rPr>
         <w:t xml:space="preserve"> </w:t>
       </w:r>
       <w:r>
         <w:rPr>
-          <w:rFonts w:hint="eastAsia"/>
+          <w:rFonts w:hint="eastAsia" w:eastAsia="黑体"/>
         </w:rPr>
         <w:t xml:space="preserve">下降。</w:t>
       </w:r>
@@ -2342,6 +2591,7 @@
       </m:oMath>
       <w:r>
         <w:rPr>
+          <w:rFonts w:eastAsia="黑体"/>
           <w:b/>
           <w:bCs/>
         </w:rPr>
@@ -2349,7 +2599,7 @@
       </w:r>
       <w:r>
         <w:rPr>
-          <w:rFonts w:hint="eastAsia"/>
+          <w:rFonts w:hint="eastAsia" w:eastAsia="黑体"/>
           <w:b/>
           <w:bCs/>
         </w:rPr>
@@ -2357,20 +2607,27 @@
       </w:r>
       <w:r>
         <w:rPr>
+          <w:rFonts w:eastAsia="黑体"/>
           <w:b/>
           <w:bCs/>
         </w:rPr>
         <w:t xml:space="preserve"> 2</w:t>
       </w:r>
       <w:r>
+        <w:rPr>
+          <w:rFonts w:eastAsia="黑体"/>
+        </w:rPr>
         <w:t xml:space="preserve"> </w:t>
       </w:r>
       <w:r>
+        <w:rPr>
+          <w:rFonts w:eastAsia="黑体"/>
+        </w:rPr>
         <w:t xml:space="preserve">→ </w:t>
       </w:r>
       <w:r>
         <w:rPr>
-          <w:rFonts w:hint="eastAsia"/>
+          <w:rFonts w:hint="eastAsia" w:eastAsia="黑体"/>
         </w:rPr>
         <w:t xml:space="preserve">起振更快，但失真增大。</w:t>
       </w:r>
@@ -2417,6 +2674,7 @@
       </m:oMath>
       <w:r>
         <w:rPr>
+          <w:rFonts w:eastAsia="黑体"/>
           <w:b/>
           <w:bCs/>
         </w:rPr>
@@ -2424,7 +2682,7 @@
       </w:r>
       <w:r>
         <w:rPr>
-          <w:rFonts w:hint="eastAsia"/>
+          <w:rFonts w:hint="eastAsia" w:eastAsia="黑体"/>
           <w:b/>
           <w:bCs/>
         </w:rPr>
@@ -2432,20 +2690,27 @@
       </w:r>
       <w:r>
         <w:rPr>
+          <w:rFonts w:eastAsia="黑体"/>
           <w:b/>
           <w:bCs/>
         </w:rPr>
         <w:t xml:space="preserve"> 2</w:t>
       </w:r>
       <w:r>
+        <w:rPr>
+          <w:rFonts w:eastAsia="黑体"/>
+        </w:rPr>
         <w:t xml:space="preserve"> </w:t>
       </w:r>
       <w:r>
+        <w:rPr>
+          <w:rFonts w:eastAsia="黑体"/>
+        </w:rPr>
         <w:t xml:space="preserve">→ </w:t>
       </w:r>
       <w:r>
         <w:rPr>
-          <w:rFonts w:hint="eastAsia"/>
+          <w:rFonts w:hint="eastAsia" w:eastAsia="黑体"/>
         </w:rPr>
         <w:t xml:space="preserve">环路增益不足，可能不起振。</w:t>
       </w:r>
@@ -2460,21 +2725,27 @@
       </w:pPr>
       <w:r>
         <w:rPr>
-          <w:rFonts w:hint="eastAsia"/>
+          <w:rFonts w:hint="eastAsia" w:eastAsia="黑体"/>
           <w:b/>
           <w:bCs/>
         </w:rPr>
         <w:t xml:space="preserve">稳幅元件（灯泡/JFET）特性变化</w:t>
       </w:r>
       <w:r>
+        <w:rPr>
+          <w:rFonts w:eastAsia="黑体"/>
+        </w:rPr>
         <w:t xml:space="preserve"> </w:t>
       </w:r>
       <w:r>
+        <w:rPr>
+          <w:rFonts w:eastAsia="黑体"/>
+        </w:rPr>
         <w:t xml:space="preserve">→ </w:t>
       </w:r>
       <w:r>
         <w:rPr>
-          <w:rFonts w:hint="eastAsia"/>
+          <w:rFonts w:hint="eastAsia" w:eastAsia="黑体"/>
         </w:rPr>
         <w:t xml:space="preserve">影响振幅稳定性与失真。</w:t>
       </w:r>
@@ -2487,7 +2758,7 @@
       </w:pPr>
       <w:r>
         <w:rPr>
-          <w:rFonts w:hint="eastAsia"/>
+          <w:rFonts w:hint="eastAsia" w:eastAsia="黑体"/>
         </w:rPr>
         <w:t xml:space="preserve">典型参数示例</w:t>
       </w:r>
@@ -2502,11 +2773,14 @@
       </w:pPr>
       <w:r>
         <w:rPr>
-          <w:rFonts w:hint="eastAsia"/>
+          <w:rFonts w:hint="eastAsia" w:eastAsia="黑体"/>
         </w:rPr>
         <w:t xml:space="preserve">取</w:t>
       </w:r>
       <w:r>
+        <w:rPr>
+          <w:rFonts w:eastAsia="黑体"/>
+        </w:rPr>
         <w:t xml:space="preserve"> </w:t>
       </w:r>
       <m:oMath>
@@ -2534,6 +2808,9 @@
         </m:r>
       </m:oMath>
       <w:r>
+        <w:rPr>
+          <w:rFonts w:eastAsia="黑体"/>
+        </w:rPr>
         <w:t xml:space="preserve">、</w:t>
       </w:r>
       <m:oMath>
@@ -2562,7 +2839,7 @@
       </m:oMath>
       <w:r>
         <w:rPr>
-          <w:rFonts w:hint="eastAsia"/>
+          <w:rFonts w:hint="eastAsia" w:eastAsia="黑体"/>
         </w:rPr>
         <w:t xml:space="preserve">：</w:t>
       </w:r>
@@ -2666,6 +2943,9 @@
         </m:r>
       </m:oMath>
       <w:r>
+        <w:rPr>
+          <w:rFonts w:eastAsia="黑体"/>
+        </w:rPr>
         <w:t xml:space="preserve">。</w:t>
       </w:r>
     </w:p>
@@ -2679,11 +2959,14 @@
       </w:pPr>
       <w:r>
         <w:rPr>
-          <w:rFonts w:hint="eastAsia"/>
+          <w:rFonts w:hint="eastAsia" w:eastAsia="黑体"/>
         </w:rPr>
         <w:t xml:space="preserve">为满足</w:t>
       </w:r>
       <w:r>
+        <w:rPr>
+          <w:rFonts w:eastAsia="黑体"/>
+        </w:rPr>
         <w:t xml:space="preserve"> </w:t>
       </w:r>
       <m:oMath>
@@ -2711,11 +2994,14 @@
       </m:oMath>
       <w:r>
         <w:rPr>
-          <w:rFonts w:hint="eastAsia"/>
+          <w:rFonts w:hint="eastAsia" w:eastAsia="黑体"/>
         </w:rPr>
         <w:t xml:space="preserve">，取</w:t>
       </w:r>
       <w:r>
+        <w:rPr>
+          <w:rFonts w:eastAsia="黑体"/>
+        </w:rPr>
         <w:t xml:space="preserve"> </w:t>
       </w:r>
       <m:oMath>
@@ -2753,11 +3039,14 @@
       </m:oMath>
       <w:r>
         <w:rPr>
-          <w:rFonts w:hint="eastAsia"/>
+          <w:rFonts w:hint="eastAsia" w:eastAsia="黑体"/>
         </w:rPr>
         <w:t xml:space="preserve">，则</w:t>
       </w:r>
       <w:r>
+        <w:rPr>
+          <w:rFonts w:eastAsia="黑体"/>
+        </w:rPr>
         <w:t xml:space="preserve"> </w:t>
       </w:r>
       <m:oMath>
@@ -2794,6 +3083,9 @@
         </m:r>
       </m:oMath>
       <w:r>
+        <w:rPr>
+          <w:rFonts w:eastAsia="黑体"/>
+        </w:rPr>
         <w:t xml:space="preserve">。</w:t>
       </w:r>
     </w:p>
@@ -2805,7 +3097,7 @@
       </w:pPr>
       <w:r>
         <w:rPr>
-          <w:rFonts w:hint="eastAsia"/>
+          <w:rFonts w:hint="eastAsia" w:eastAsia="黑体"/>
         </w:rPr>
         <w:t xml:space="preserve">常见器件型号</w:t>
       </w:r>
@@ -2820,16 +3112,19 @@
       </w:pPr>
       <w:r>
         <w:rPr>
-          <w:rFonts w:hint="eastAsia"/>
+          <w:rFonts w:hint="eastAsia" w:eastAsia="黑体"/>
         </w:rPr>
         <w:t xml:space="preserve">运放：NE5532、TL072、OPA2134；稳幅</w:t>
       </w:r>
       <w:r>
+        <w:rPr>
+          <w:rFonts w:eastAsia="黑体"/>
+        </w:rPr>
         <w:t xml:space="preserve"> </w:t>
       </w:r>
       <w:r>
         <w:rPr>
-          <w:rFonts w:hint="eastAsia"/>
+          <w:rFonts w:hint="eastAsia" w:eastAsia="黑体"/>
         </w:rPr>
         <w:t xml:space="preserve">JFET：J113、BF245；也可用微型白炽灯稳幅。</w:t>
       </w:r>
@@ -2842,7 +3137,7 @@
       </w:pPr>
       <w:r>
         <w:rPr>
-          <w:rFonts w:hint="eastAsia"/>
+          <w:rFonts w:hint="eastAsia" w:eastAsia="黑体"/>
         </w:rPr>
         <w:t xml:space="preserve">注意事项</w:t>
       </w:r>
@@ -2857,16 +3152,19 @@
       </w:pPr>
       <w:r>
         <w:rPr>
-          <w:rFonts w:hint="eastAsia"/>
+          <w:rFonts w:hint="eastAsia" w:eastAsia="黑体"/>
         </w:rPr>
         <w:t xml:space="preserve">增益必须精确等于</w:t>
       </w:r>
       <w:r>
+        <w:rPr>
+          <w:rFonts w:eastAsia="黑体"/>
+        </w:rPr>
         <w:t xml:space="preserve"> 3 </w:t>
       </w:r>
       <w:r>
         <w:rPr>
-          <w:rFonts w:hint="eastAsia"/>
+          <w:rFonts w:hint="eastAsia" w:eastAsia="黑体"/>
         </w:rPr>
         <w:t xml:space="preserve">并配合自动稳幅，否则失真大或停振。</w:t>
       </w:r>
@@ -2881,7 +3179,7 @@
       </w:pPr>
       <w:r>
         <w:rPr>
-          <w:rFonts w:hint="eastAsia"/>
+          <w:rFonts w:hint="eastAsia" w:eastAsia="黑体"/>
         </w:rPr>
         <w:t xml:space="preserve">双联可变电阻/电容实现频率连续可调，元件需同步匹配。</w:t>
       </w:r>
@@ -2896,16 +3194,19 @@
       </w:pPr>
       <w:r>
         <w:rPr>
-          <w:rFonts w:hint="eastAsia"/>
+          <w:rFonts w:hint="eastAsia" w:eastAsia="黑体"/>
         </w:rPr>
         <w:t xml:space="preserve">稳幅环节（灯丝</w:t>
       </w:r>
       <w:r>
+        <w:rPr>
+          <w:rFonts w:eastAsia="黑体"/>
+        </w:rPr>
         <w:t xml:space="preserve"> / </w:t>
       </w:r>
       <w:r>
         <w:rPr>
-          <w:rFonts w:hint="eastAsia"/>
+          <w:rFonts w:hint="eastAsia" w:eastAsia="黑体"/>
         </w:rPr>
         <w:t xml:space="preserve">JFET）的响应决定振幅建立时间与残波失真。</w:t>
       </w:r>
@@ -2918,7 +3219,7 @@
       </w:pPr>
       <w:r>
         <w:rPr>
-          <w:rFonts w:hint="eastAsia"/>
+          <w:rFonts w:hint="eastAsia" w:eastAsia="黑体"/>
         </w:rPr>
         <w:t xml:space="preserve">参考资料</w:t>
       </w:r>
@@ -2932,6 +3233,9 @@
         </w:numPr>
       </w:pPr>
       <w:r>
+        <w:rPr>
+          <w:rFonts w:eastAsia="黑体"/>
+        </w:rPr>
         <w:t xml:space="preserve">Wikipedia: Wien bridge oscillator。</w:t>
       </w:r>
     </w:p>
@@ -2945,7 +3249,7 @@
       </w:pPr>
       <w:r>
         <w:rPr>
-          <w:rFonts w:hint="eastAsia"/>
+          <w:rFonts w:hint="eastAsia" w:eastAsia="黑体"/>
         </w:rPr>
         <w:t xml:space="preserve">《模拟电子技术基础》（童诗白、华成英）。</w:t>
       </w:r>
@@ -2959,29 +3263,38 @@
         </w:numPr>
       </w:pPr>
       <w:r>
+        <w:rPr>
+          <w:rFonts w:eastAsia="黑体"/>
+        </w:rPr>
         <w:t xml:space="preserve">TI </w:t>
       </w:r>
       <w:r>
         <w:rPr>
-          <w:rFonts w:hint="eastAsia"/>
+          <w:rFonts w:hint="eastAsia" w:eastAsia="黑体"/>
         </w:rPr>
         <w:t xml:space="preserve">应用笔记</w:t>
       </w:r>
       <w:r>
+        <w:rPr>
+          <w:rFonts w:eastAsia="黑体"/>
+        </w:rPr>
         <w:t xml:space="preserve"> </w:t>
       </w:r>
       <w:r>
         <w:rPr>
-          <w:rFonts w:hint="eastAsia"/>
+          <w:rFonts w:hint="eastAsia" w:eastAsia="黑体"/>
         </w:rPr>
         <w:t xml:space="preserve">SLOA060（Wien</w:t>
       </w:r>
       <w:r>
+        <w:rPr>
+          <w:rFonts w:eastAsia="黑体"/>
+        </w:rPr>
         <w:t xml:space="preserve"> </w:t>
       </w:r>
       <w:r>
         <w:rPr>
-          <w:rFonts w:hint="eastAsia"/>
+          <w:rFonts w:hint="eastAsia" w:eastAsia="黑体"/>
         </w:rPr>
         <w:t xml:space="preserve">bridge）。</w:t>
       </w:r>
@@ -2995,11 +3308,11 @@
       </w:pPr>
       <w:r>
         <w:rPr>
-          <w:rFonts w:ascii="Times New Roman" w:hAnsi="Times New Roman"/>
+          <w:rFonts w:ascii="Times New Roman" w:hAnsi="Times New Roman" w:eastAsia="黑体"/>
           <w:color w:val="555555"/>
           <w:sz w:val="21"/>
         </w:rPr>
-        <w:t>材料收集者：杜文杰</w:t>
+        <w:t>材料收集者：杜文杰，WX手机：19519196569，QQ:3478827729</w:t>
       </w:r>
     </w:p>
     <w:sectPr>
@@ -3019,7 +3332,7 @@
 </file>
 
 <file path=word/footer1.xml><?xml version="1.0" encoding="utf-8"?>
-<w:ftr xmlns:m="http://schemas.openxmlformats.org/officeDocument/2006/math" xmlns:mc="http://schemas.openxmlformats.org/markup-compatibility/2006" xmlns:mo="http://schemas.microsoft.com/office/mac/office/2008/main" xmlns:mv="urn:schemas-microsoft-com:mac:vml" xmlns:o="urn:schemas-microsoft-com:office:office" xmlns:r="http://schemas.openxmlformats.org/officeDocument/2006/relationships" xmlns:v="urn:schemas-microsoft-com:vml" xmlns:w10="urn:schemas-microsoft-com:office:word" xmlns:w14="http://schemas.microsoft.com/office/word/2010/wordml" xmlns:w="http://schemas.openxmlformats.org/wordprocessingml/2006/main" xmlns:wne="http://schemas.microsoft.com/office/word/2006/wordml" xmlns:wp14="http://schemas.microsoft.com/office/word/2010/wordprocessingDrawing" xmlns:wp="http://schemas.openxmlformats.org/drawingml/2006/wordprocessingDrawing" xmlns:wpc="http://schemas.microsoft.com/office/word/2010/wordprocessingCanvas" xmlns:wpg="http://schemas.microsoft.com/office/word/2010/wordprocessingGroup" xmlns:wpi="http://schemas.microsoft.com/office/word/2010/wordprocessingInk" xmlns:wps="http://schemas.microsoft.com/office/word/2010/wordprocessingShape" mc:Ignorable="w14 wp14">
+<w:ftr xmlns:mc="http://schemas.openxmlformats.org/markup-compatibility/2006" xmlns:w="http://schemas.openxmlformats.org/wordprocessingml/2006/main" xmlns:m="http://schemas.openxmlformats.org/officeDocument/2006/math" xmlns:mo="http://schemas.microsoft.com/office/mac/office/2008/main" xmlns:mv="urn:schemas-microsoft-com:mac:vml" xmlns:o="urn:schemas-microsoft-com:office:office" xmlns:r="http://schemas.openxmlformats.org/officeDocument/2006/relationships" xmlns:v="urn:schemas-microsoft-com:vml" xmlns:w10="urn:schemas-microsoft-com:office:word" xmlns:w14="http://schemas.microsoft.com/office/word/2010/wordml" xmlns:wne="http://schemas.microsoft.com/office/word/2006/wordml" xmlns:wp14="http://schemas.microsoft.com/office/word/2010/wordprocessingDrawing" xmlns:wp="http://schemas.openxmlformats.org/drawingml/2006/wordprocessingDrawing" xmlns:wpc="http://schemas.microsoft.com/office/word/2010/wordprocessingCanvas" xmlns:wpg="http://schemas.microsoft.com/office/word/2010/wordprocessingGroup" xmlns:wpi="http://schemas.microsoft.com/office/word/2010/wordprocessingInk" xmlns:wps="http://schemas.microsoft.com/office/word/2010/wordprocessingShape" mc:Ignorable="w14 wp14">
   <w:p>
     <w:pPr>
       <w:pStyle w:val="Footer"/>
@@ -3027,12 +3340,14 @@
     </w:pPr>
     <w:r>
       <w:rPr>
+        <w:rFonts w:eastAsia="黑体"/>
         <w:sz w:val="18"/>
       </w:rPr>
       <w:t xml:space="preserve">第 </w:t>
     </w:r>
     <w:r>
       <w:rPr>
+        <w:rFonts w:eastAsia="黑体"/>
         <w:sz w:val="18"/>
       </w:rPr>
       <w:fldChar w:fldCharType="begin"/>
@@ -3041,6 +3356,7 @@
     </w:r>
     <w:r>
       <w:rPr>
+        <w:rFonts w:eastAsia="黑体"/>
         <w:sz w:val="18"/>
       </w:rPr>
       <w:t xml:space="preserve"> 页</w:t>
@@ -3054,6 +3370,9 @@
   <w:footnote w:type="continuationSeparator" w:id="0">
     <w:p>
       <w:r>
+        <w:rPr>
+          <w:rFonts w:eastAsia="黑体"/>
+        </w:rPr>
         <w:continuationSeparator/>
       </w:r>
     </w:p>
@@ -3061,6 +3380,9 @@
   <w:footnote w:type="separator" w:id="-1">
     <w:p>
       <w:r>
+        <w:rPr>
+          <w:rFonts w:eastAsia="黑体"/>
+        </w:rPr>
         <w:separator/>
       </w:r>
     </w:p>
@@ -3069,7 +3391,7 @@
 </file>
 
 <file path=word/header1.xml><?xml version="1.0" encoding="utf-8"?>
-<w:hdr xmlns:m="http://schemas.openxmlformats.org/officeDocument/2006/math" xmlns:mc="http://schemas.openxmlformats.org/markup-compatibility/2006" xmlns:mo="http://schemas.microsoft.com/office/mac/office/2008/main" xmlns:mv="urn:schemas-microsoft-com:mac:vml" xmlns:o="urn:schemas-microsoft-com:office:office" xmlns:r="http://schemas.openxmlformats.org/officeDocument/2006/relationships" xmlns:v="urn:schemas-microsoft-com:vml" xmlns:w10="urn:schemas-microsoft-com:office:word" xmlns:w14="http://schemas.microsoft.com/office/word/2010/wordml" xmlns:w="http://schemas.openxmlformats.org/wordprocessingml/2006/main" xmlns:wne="http://schemas.microsoft.com/office/word/2006/wordml" xmlns:wp14="http://schemas.microsoft.com/office/word/2010/wordprocessingDrawing" xmlns:wp="http://schemas.openxmlformats.org/drawingml/2006/wordprocessingDrawing" xmlns:wpc="http://schemas.microsoft.com/office/word/2010/wordprocessingCanvas" xmlns:wpg="http://schemas.microsoft.com/office/word/2010/wordprocessingGroup" xmlns:wpi="http://schemas.microsoft.com/office/word/2010/wordprocessingInk" xmlns:wps="http://schemas.microsoft.com/office/word/2010/wordprocessingShape" mc:Ignorable="w14 wp14">
+<w:hdr xmlns:mc="http://schemas.openxmlformats.org/markup-compatibility/2006" xmlns:w="http://schemas.openxmlformats.org/wordprocessingml/2006/main" xmlns:m="http://schemas.openxmlformats.org/officeDocument/2006/math" xmlns:mo="http://schemas.microsoft.com/office/mac/office/2008/main" xmlns:mv="urn:schemas-microsoft-com:mac:vml" xmlns:o="urn:schemas-microsoft-com:office:office" xmlns:r="http://schemas.openxmlformats.org/officeDocument/2006/relationships" xmlns:v="urn:schemas-microsoft-com:vml" xmlns:w10="urn:schemas-microsoft-com:office:word" xmlns:w14="http://schemas.microsoft.com/office/word/2010/wordml" xmlns:wne="http://schemas.microsoft.com/office/word/2006/wordml" xmlns:wp14="http://schemas.microsoft.com/office/word/2010/wordprocessingDrawing" xmlns:wp="http://schemas.openxmlformats.org/drawingml/2006/wordprocessingDrawing" xmlns:wpc="http://schemas.microsoft.com/office/word/2010/wordprocessingCanvas" xmlns:wpg="http://schemas.microsoft.com/office/word/2010/wordprocessingGroup" xmlns:wpi="http://schemas.microsoft.com/office/word/2010/wordprocessingInk" xmlns:wps="http://schemas.microsoft.com/office/word/2010/wordprocessingShape" mc:Ignorable="w14 wp14">
   <w:p>
     <w:pPr>
       <w:pStyle w:val="Header"/>
@@ -3077,7 +3399,7 @@
     </w:pPr>
     <w:r>
       <w:rPr>
-        <w:rFonts w:ascii="Times New Roman" w:hAnsi="Times New Roman"/>
+        <w:rFonts w:ascii="Times New Roman" w:hAnsi="Times New Roman" w:eastAsia="黑体"/>
         <w:sz w:val="18"/>
         <w:rFonts w:eastAsia="黑体"/>
         <w:rFonts w:eastAsia="黑体"/>
@@ -3089,7 +3411,7 @@
 </file>
 
 <file path=word/numbering.xml><?xml version="1.0" encoding="utf-8"?>
-<w:numbering xmlns:m="http://schemas.openxmlformats.org/officeDocument/2006/math" xmlns:mc="http://schemas.openxmlformats.org/markup-compatibility/2006" xmlns:mo="http://schemas.microsoft.com/office/mac/office/2008/main" xmlns:mv="urn:schemas-microsoft-com:mac:vml" xmlns:o="urn:schemas-microsoft-com:office:office" xmlns:r="http://schemas.openxmlformats.org/officeDocument/2006/relationships" xmlns:v="urn:schemas-microsoft-com:vml" xmlns:w="http://schemas.openxmlformats.org/wordprocessingml/2006/main" xmlns:w10="urn:schemas-microsoft-com:office:word" xmlns:w14="http://schemas.microsoft.com/office/word/2010/wordml" xmlns:wne="http://schemas.microsoft.com/office/word/2006/wordml" xmlns:wp="http://schemas.openxmlformats.org/drawingml/2006/wordprocessingDrawing" xmlns:wp14="http://schemas.microsoft.com/office/word/2010/wordprocessingDrawing" xmlns:wpc="http://schemas.microsoft.com/office/word/2010/wordprocessingCanvas" xmlns:wpg="http://schemas.microsoft.com/office/word/2010/wordprocessingGroup" xmlns:wpi="http://schemas.microsoft.com/office/word/2010/wordprocessingInk" xmlns:wps="http://schemas.microsoft.com/office/word/2010/wordprocessingShape" mc:Ignorable="w14 wp14">
+<w:numbering xmlns:mc="http://schemas.openxmlformats.org/markup-compatibility/2006" xmlns:w="http://schemas.openxmlformats.org/wordprocessingml/2006/main" xmlns:m="http://schemas.openxmlformats.org/officeDocument/2006/math" xmlns:mo="http://schemas.microsoft.com/office/mac/office/2008/main" xmlns:mv="urn:schemas-microsoft-com:mac:vml" xmlns:o="urn:schemas-microsoft-com:office:office" xmlns:r="http://schemas.openxmlformats.org/officeDocument/2006/relationships" xmlns:v="urn:schemas-microsoft-com:vml" xmlns:w10="urn:schemas-microsoft-com:office:word" xmlns:w14="http://schemas.microsoft.com/office/word/2010/wordml" xmlns:wne="http://schemas.microsoft.com/office/word/2006/wordml" xmlns:wp="http://schemas.openxmlformats.org/drawingml/2006/wordprocessingDrawing" xmlns:wp14="http://schemas.microsoft.com/office/word/2010/wordprocessingDrawing" xmlns:wpc="http://schemas.microsoft.com/office/word/2010/wordprocessingCanvas" xmlns:wpg="http://schemas.microsoft.com/office/word/2010/wordprocessingGroup" xmlns:wpi="http://schemas.microsoft.com/office/word/2010/wordprocessingInk" xmlns:wps="http://schemas.microsoft.com/office/word/2010/wordprocessingShape" mc:Ignorable="w14 wp14">
   <w:abstractNum w:abstractNumId="0">
     <w:nsid w:val="FFFFFF7C"/>
     <w:multiLevelType w:val="singleLevel"/>
@@ -3176,7 +3498,7 @@
         <w:ind w:hanging="360" w:left="1440"/>
       </w:pPr>
       <w:rPr>
-        <w:rFonts w:ascii="Symbol" w:hAnsi="Symbol" w:hint="default"/>
+        <w:rFonts w:ascii="Symbol" w:hAnsi="Symbol" w:hint="default" w:eastAsia="黑体"/>
       </w:rPr>
     </w:lvl>
   </w:abstractNum>
@@ -3197,7 +3519,7 @@
         <w:ind w:hanging="360" w:left="1080"/>
       </w:pPr>
       <w:rPr>
-        <w:rFonts w:ascii="Symbol" w:hAnsi="Symbol" w:hint="default"/>
+        <w:rFonts w:ascii="Symbol" w:hAnsi="Symbol" w:hint="default" w:eastAsia="黑体"/>
       </w:rPr>
     </w:lvl>
   </w:abstractNum>
@@ -3218,7 +3540,7 @@
         <w:ind w:hanging="360" w:left="720"/>
       </w:pPr>
       <w:rPr>
-        <w:rFonts w:ascii="Symbol" w:hAnsi="Symbol" w:hint="default"/>
+        <w:rFonts w:ascii="Symbol" w:hAnsi="Symbol" w:hint="default" w:eastAsia="黑体"/>
       </w:rPr>
     </w:lvl>
   </w:abstractNum>
@@ -3257,7 +3579,7 @@
         <w:ind w:hanging="360" w:left="360"/>
       </w:pPr>
       <w:rPr>
-        <w:rFonts w:ascii="Symbol" w:hAnsi="Symbol" w:hint="default"/>
+        <w:rFonts w:ascii="Symbol" w:hAnsi="Symbol" w:hint="default" w:eastAsia="黑体"/>
       </w:rPr>
     </w:lvl>
   </w:abstractNum>
@@ -3348,7 +3670,7 @@
         <w:ind w:left="720" w:hanging="360"/>
       </w:pPr>
       <w:rPr>
-        <w:rFonts w:ascii="Symbol" w:hAnsi="Symbol" w:cs="Symbol" w:hint="default"/>
+        <w:rFonts w:ascii="Symbol" w:hAnsi="Symbol" w:cs="Symbol" w:hint="default" w:eastAsia="黑体"/>
       </w:rPr>
     </w:lvl>
     <w:lvl w:ilvl="1">
@@ -3359,7 +3681,7 @@
         <w:ind w:left="1440" w:hanging="360"/>
       </w:pPr>
       <w:rPr>
-        <w:rFonts w:ascii="Courier New" w:hAnsi="Courier New" w:cs="Courier New" w:hint="default"/>
+        <w:rFonts w:ascii="Courier New" w:hAnsi="Courier New" w:cs="Courier New" w:hint="default" w:eastAsia="黑体"/>
       </w:rPr>
     </w:lvl>
     <w:lvl w:ilvl="2">
@@ -3370,7 +3692,7 @@
         <w:ind w:left="2160" w:hanging="360"/>
       </w:pPr>
       <w:rPr>
-        <w:rFonts w:ascii="Wingdings" w:hAnsi="Wingdings" w:cs="Wingdings" w:hint="default"/>
+        <w:rFonts w:ascii="Wingdings" w:hAnsi="Wingdings" w:cs="Wingdings" w:hint="default" w:eastAsia="黑体"/>
       </w:rPr>
     </w:lvl>
     <w:lvl w:ilvl="3">
@@ -3381,7 +3703,7 @@
         <w:ind w:left="2880" w:hanging="360"/>
       </w:pPr>
       <w:rPr>
-        <w:rFonts w:ascii="Symbol" w:hAnsi="Symbol" w:cs="Symbol" w:hint="default"/>
+        <w:rFonts w:ascii="Symbol" w:hAnsi="Symbol" w:cs="Symbol" w:hint="default" w:eastAsia="黑体"/>
       </w:rPr>
     </w:lvl>
     <w:lvl w:ilvl="4">
@@ -3392,7 +3714,7 @@
         <w:ind w:left="3600" w:hanging="360"/>
       </w:pPr>
       <w:rPr>
-        <w:rFonts w:ascii="Courier New" w:hAnsi="Courier New" w:cs="Courier New" w:hint="default"/>
+        <w:rFonts w:ascii="Courier New" w:hAnsi="Courier New" w:cs="Courier New" w:hint="default" w:eastAsia="黑体"/>
       </w:rPr>
     </w:lvl>
     <w:lvl w:ilvl="5">
@@ -3403,7 +3725,7 @@
         <w:ind w:left="4320" w:hanging="360"/>
       </w:pPr>
       <w:rPr>
-        <w:rFonts w:ascii="Wingdings" w:hAnsi="Wingdings" w:cs="Wingdings" w:hint="default"/>
+        <w:rFonts w:ascii="Wingdings" w:hAnsi="Wingdings" w:cs="Wingdings" w:hint="default" w:eastAsia="黑体"/>
       </w:rPr>
     </w:lvl>
     <w:lvl w:ilvl="6">
@@ -3414,7 +3736,7 @@
         <w:ind w:left="5040" w:hanging="360"/>
       </w:pPr>
       <w:rPr>
-        <w:rFonts w:ascii="Symbol" w:hAnsi="Symbol" w:cs="Symbol" w:hint="default"/>
+        <w:rFonts w:ascii="Symbol" w:hAnsi="Symbol" w:cs="Symbol" w:hint="default" w:eastAsia="黑体"/>
       </w:rPr>
     </w:lvl>
     <w:lvl w:ilvl="7">
@@ -3425,7 +3747,7 @@
         <w:ind w:left="5760" w:hanging="360"/>
       </w:pPr>
       <w:rPr>
-        <w:rFonts w:ascii="Courier New" w:hAnsi="Courier New" w:cs="Courier New" w:hint="default"/>
+        <w:rFonts w:ascii="Courier New" w:hAnsi="Courier New" w:cs="Courier New" w:hint="default" w:eastAsia="黑体"/>
       </w:rPr>
     </w:lvl>
     <w:lvl w:ilvl="8">
@@ -3436,7 +3758,7 @@
         <w:ind w:left="6480" w:hanging="360"/>
       </w:pPr>
       <w:rPr>
-        <w:rFonts w:ascii="Wingdings" w:hAnsi="Wingdings" w:cs="Wingdings" w:hint="default"/>
+        <w:rFonts w:ascii="Wingdings" w:hAnsi="Wingdings" w:cs="Wingdings" w:hint="default" w:eastAsia="黑体"/>
       </w:rPr>
     </w:lvl>
   </w:abstractNum>
@@ -3492,11 +3814,11 @@
 </file>
 
 <file path=word/styles.xml><?xml version="1.0" encoding="utf-8"?>
-<w:styles xmlns:mc="http://schemas.openxmlformats.org/markup-compatibility/2006" xmlns:r="http://schemas.openxmlformats.org/officeDocument/2006/relationships" xmlns:w="http://schemas.openxmlformats.org/wordprocessingml/2006/main" xmlns:w14="http://schemas.microsoft.com/office/word/2010/wordml" mc:Ignorable="w14">
+<w:styles xmlns:mc="http://schemas.openxmlformats.org/markup-compatibility/2006" xmlns:w="http://schemas.openxmlformats.org/wordprocessingml/2006/main" xmlns:r="http://schemas.openxmlformats.org/officeDocument/2006/relationships" xmlns:w14="http://schemas.microsoft.com/office/word/2010/wordml" mc:Ignorable="w14">
   <w:docDefaults>
     <w:rPrDefault>
       <w:rPr>
-        <w:rFonts w:asciiTheme="minorHAnsi" w:cstheme="minorBidi" w:eastAsiaTheme="minorEastAsia" w:hAnsiTheme="minorHAnsi"/>
+        <w:rFonts w:asciiTheme="minorHAnsi" w:cstheme="minorBidi" w:hAnsiTheme="minorHAnsi" w:eastAsia="黑体"/>
         <w:sz w:val="22"/>
         <w:szCs w:val="22"/>
         <w:lang w:bidi="ar-SA" w:eastAsia="en-US" w:val="en-US"/>
@@ -3718,7 +4040,7 @@
       <w:outlineLvl w:val="0"/>
     </w:pPr>
     <w:rPr>
-      <w:rFonts w:ascii="Times New Roman" w:asciiTheme="majorHAnsi" w:cstheme="majorBidi" w:eastAsia="黑体" w:eastAsiaTheme="majorEastAsia" w:hAnsi="Times New Roman" w:hAnsiTheme="majorHAnsi"/>
+      <w:rFonts w:ascii="Times New Roman" w:asciiTheme="majorHAnsi" w:cstheme="majorBidi" w:eastAsia="黑体" w:hAnsi="Times New Roman" w:hAnsiTheme="majorHAnsi"/>
       <w:b/>
       <w:bCs/>
       <w:color w:val="1F3864"/>
@@ -3742,7 +4064,7 @@
       <w:outlineLvl w:val="1"/>
     </w:pPr>
     <w:rPr>
-      <w:rFonts w:ascii="Times New Roman" w:asciiTheme="majorHAnsi" w:cstheme="majorBidi" w:eastAsia="黑体" w:eastAsiaTheme="majorEastAsia" w:hAnsi="Times New Roman" w:hAnsiTheme="majorHAnsi"/>
+      <w:rFonts w:ascii="Times New Roman" w:asciiTheme="majorHAnsi" w:cstheme="majorBidi" w:eastAsia="黑体" w:hAnsi="Times New Roman" w:hAnsiTheme="majorHAnsi"/>
       <w:b/>
       <w:bCs/>
       <w:color w:val="2E4E7E"/>
@@ -3766,7 +4088,7 @@
       <w:outlineLvl w:val="2"/>
     </w:pPr>
     <w:rPr>
-      <w:rFonts w:ascii="Times New Roman" w:asciiTheme="majorHAnsi" w:cstheme="majorBidi" w:eastAsia="黑体" w:eastAsiaTheme="majorEastAsia" w:hAnsi="Times New Roman" w:hAnsiTheme="majorHAnsi"/>
+      <w:rFonts w:ascii="Times New Roman" w:asciiTheme="majorHAnsi" w:cstheme="majorBidi" w:eastAsia="黑体" w:hAnsi="Times New Roman" w:hAnsiTheme="majorHAnsi"/>
       <w:b/>
       <w:bCs/>
       <w:color w:val="2E4E7E"/>
@@ -3790,7 +4112,7 @@
       <w:outlineLvl w:val="3"/>
     </w:pPr>
     <w:rPr>
-      <w:rFonts w:ascii="Times New Roman" w:asciiTheme="majorHAnsi" w:cstheme="majorBidi" w:eastAsia="黑体" w:eastAsiaTheme="majorEastAsia" w:hAnsi="Times New Roman" w:hAnsiTheme="majorHAnsi"/>
+      <w:rFonts w:ascii="Times New Roman" w:asciiTheme="majorHAnsi" w:cstheme="majorBidi" w:eastAsia="黑体" w:hAnsi="Times New Roman" w:hAnsiTheme="majorHAnsi"/>
       <w:b/>
       <w:bCs/>
       <w:i/>
@@ -3816,7 +4138,7 @@
       <w:outlineLvl w:val="4"/>
     </w:pPr>
     <w:rPr>
-      <w:rFonts w:ascii="Times New Roman" w:asciiTheme="majorHAnsi" w:cstheme="majorBidi" w:eastAsia="黑体" w:eastAsiaTheme="majorEastAsia" w:hAnsi="Times New Roman" w:hAnsiTheme="majorHAnsi"/>
+      <w:rFonts w:ascii="Times New Roman" w:asciiTheme="majorHAnsi" w:cstheme="majorBidi" w:eastAsia="黑体" w:hAnsi="Times New Roman" w:hAnsiTheme="majorHAnsi"/>
       <w:b/>
       <w:color w:val="333333"/>
       <w:sz w:val="22"/>
@@ -3839,7 +4161,7 @@
       <w:outlineLvl w:val="5"/>
     </w:pPr>
     <w:rPr>
-      <w:rFonts w:asciiTheme="majorHAnsi" w:cstheme="majorBidi" w:eastAsiaTheme="majorEastAsia" w:hAnsiTheme="majorHAnsi"/>
+      <w:rFonts w:asciiTheme="majorHAnsi" w:cstheme="majorBidi" w:hAnsiTheme="majorHAnsi" w:eastAsia="黑体"/>
       <w:i/>
       <w:iCs/>
       <w:color w:themeColor="accent1" w:themeShade="7F" w:val="243F60"/>
@@ -3862,7 +4184,7 @@
       <w:outlineLvl w:val="6"/>
     </w:pPr>
     <w:rPr>
-      <w:rFonts w:asciiTheme="majorHAnsi" w:cstheme="majorBidi" w:eastAsiaTheme="majorEastAsia" w:hAnsiTheme="majorHAnsi"/>
+      <w:rFonts w:asciiTheme="majorHAnsi" w:cstheme="majorBidi" w:hAnsiTheme="majorHAnsi" w:eastAsia="黑体"/>
       <w:i/>
       <w:iCs/>
       <w:color w:themeColor="text1" w:themeTint="BF" w:val="404040"/>
@@ -3885,7 +4207,7 @@
       <w:outlineLvl w:val="7"/>
     </w:pPr>
     <w:rPr>
-      <w:rFonts w:asciiTheme="majorHAnsi" w:cstheme="majorBidi" w:eastAsiaTheme="majorEastAsia" w:hAnsiTheme="majorHAnsi"/>
+      <w:rFonts w:asciiTheme="majorHAnsi" w:cstheme="majorBidi" w:hAnsiTheme="majorHAnsi" w:eastAsia="黑体"/>
       <w:color w:themeColor="accent1" w:val="4F81BD"/>
       <w:sz w:val="20"/>
       <w:szCs w:val="20"/>
@@ -3908,7 +4230,7 @@
       <w:outlineLvl w:val="8"/>
     </w:pPr>
     <w:rPr>
-      <w:rFonts w:asciiTheme="majorHAnsi" w:cstheme="majorBidi" w:eastAsiaTheme="majorEastAsia" w:hAnsiTheme="majorHAnsi"/>
+      <w:rFonts w:asciiTheme="majorHAnsi" w:cstheme="majorBidi" w:hAnsiTheme="majorHAnsi" w:eastAsia="黑体"/>
       <w:i/>
       <w:iCs/>
       <w:color w:themeColor="text1" w:themeTint="BF" w:val="404040"/>
@@ -3959,7 +4281,7 @@
     <w:uiPriority w:val="9"/>
     <w:rsid w:val="00FC693F"/>
     <w:rPr>
-      <w:rFonts w:asciiTheme="majorHAnsi" w:cstheme="majorBidi" w:eastAsiaTheme="majorEastAsia" w:hAnsiTheme="majorHAnsi"/>
+      <w:rFonts w:asciiTheme="majorHAnsi" w:cstheme="majorBidi" w:hAnsiTheme="majorHAnsi" w:eastAsia="黑体"/>
       <w:b/>
       <w:bCs/>
       <w:color w:themeColor="accent1" w:themeShade="BF" w:val="365F91"/>
@@ -3974,7 +4296,7 @@
     <w:uiPriority w:val="9"/>
     <w:rsid w:val="00FC693F"/>
     <w:rPr>
-      <w:rFonts w:asciiTheme="majorHAnsi" w:cstheme="majorBidi" w:eastAsiaTheme="majorEastAsia" w:hAnsiTheme="majorHAnsi"/>
+      <w:rFonts w:asciiTheme="majorHAnsi" w:cstheme="majorBidi" w:hAnsiTheme="majorHAnsi" w:eastAsia="黑体"/>
       <w:b/>
       <w:bCs/>
       <w:color w:themeColor="accent1" w:val="4F81BD"/>
@@ -3989,7 +4311,7 @@
     <w:uiPriority w:val="9"/>
     <w:rsid w:val="00FC693F"/>
     <w:rPr>
-      <w:rFonts w:asciiTheme="majorHAnsi" w:cstheme="majorBidi" w:eastAsiaTheme="majorEastAsia" w:hAnsiTheme="majorHAnsi"/>
+      <w:rFonts w:asciiTheme="majorHAnsi" w:cstheme="majorBidi" w:hAnsiTheme="majorHAnsi" w:eastAsia="黑体"/>
       <w:b/>
       <w:bCs/>
       <w:color w:themeColor="accent1" w:val="4F81BD"/>
@@ -4012,7 +4334,7 @@
       <w:contextualSpacing/>
     </w:pPr>
     <w:rPr>
-      <w:rFonts w:ascii="Times New Roman" w:asciiTheme="majorHAnsi" w:cstheme="majorBidi" w:eastAsia="黑体" w:eastAsiaTheme="majorEastAsia" w:hAnsi="Times New Roman" w:hAnsiTheme="majorHAnsi"/>
+      <w:rFonts w:ascii="Times New Roman" w:asciiTheme="majorHAnsi" w:cstheme="majorBidi" w:eastAsia="黑体" w:hAnsi="Times New Roman" w:hAnsiTheme="majorHAnsi"/>
       <w:b/>
       <w:color w:val="1F3864"/>
       <w:spacing w:val="5"/>
@@ -4028,7 +4350,7 @@
     <w:uiPriority w:val="10"/>
     <w:rsid w:val="00FC693F"/>
     <w:rPr>
-      <w:rFonts w:asciiTheme="majorHAnsi" w:cstheme="majorBidi" w:eastAsiaTheme="majorEastAsia" w:hAnsiTheme="majorHAnsi"/>
+      <w:rFonts w:asciiTheme="majorHAnsi" w:cstheme="majorBidi" w:hAnsiTheme="majorHAnsi" w:eastAsia="黑体"/>
       <w:color w:themeColor="text2" w:themeShade="BF" w:val="17365D"/>
       <w:spacing w:val="5"/>
       <w:kern w:val="28"/>
@@ -4050,7 +4372,7 @@
       </w:numPr>
     </w:pPr>
     <w:rPr>
-      <w:rFonts w:asciiTheme="majorHAnsi" w:cstheme="majorBidi" w:eastAsiaTheme="majorEastAsia" w:hAnsiTheme="majorHAnsi"/>
+      <w:rFonts w:asciiTheme="majorHAnsi" w:cstheme="majorBidi" w:hAnsiTheme="majorHAnsi" w:eastAsia="黑体"/>
       <w:i/>
       <w:iCs/>
       <w:color w:themeColor="accent1" w:val="4F81BD"/>
@@ -4066,7 +4388,7 @@
     <w:uiPriority w:val="11"/>
     <w:rsid w:val="00FC693F"/>
     <w:rPr>
-      <w:rFonts w:asciiTheme="majorHAnsi" w:cstheme="majorBidi" w:eastAsiaTheme="majorEastAsia" w:hAnsiTheme="majorHAnsi"/>
+      <w:rFonts w:asciiTheme="majorHAnsi" w:cstheme="majorBidi" w:hAnsiTheme="majorHAnsi" w:eastAsia="黑体"/>
       <w:i/>
       <w:iCs/>
       <w:color w:themeColor="accent1" w:val="4F81BD"/>
@@ -4133,6 +4455,7 @@
       <w:spacing w:after="120"/>
     </w:pPr>
     <w:rPr>
+      <w:rFonts w:eastAsia="黑体"/>
       <w:sz w:val="16"/>
       <w:szCs w:val="16"/>
     </w:rPr>
@@ -4144,6 +4467,7 @@
     <w:uiPriority w:val="99"/>
     <w:rsid w:val="00AA1D8D"/>
     <w:rPr>
+      <w:rFonts w:eastAsia="黑体"/>
       <w:sz w:val="16"/>
       <w:szCs w:val="16"/>
     </w:rPr>
@@ -4313,7 +4637,7 @@
       </w:tabs>
     </w:pPr>
     <w:rPr>
-      <w:rFonts w:ascii="Courier" w:hAnsi="Courier"/>
+      <w:rFonts w:ascii="Courier" w:hAnsi="Courier" w:eastAsia="黑体"/>
       <w:sz w:val="20"/>
       <w:szCs w:val="20"/>
     </w:rPr>
@@ -4325,7 +4649,7 @@
     <w:uiPriority w:val="99"/>
     <w:rsid w:val="0029639D"/>
     <w:rPr>
-      <w:rFonts w:ascii="Courier" w:hAnsi="Courier"/>
+      <w:rFonts w:ascii="Courier" w:hAnsi="Courier" w:eastAsia="黑体"/>
       <w:sz w:val="20"/>
       <w:szCs w:val="20"/>
     </w:rPr>
@@ -4361,6 +4685,7 @@
     <w:uiPriority w:val="29"/>
     <w:rsid w:val="00FC693F"/>
     <w:rPr>
+      <w:rFonts w:eastAsia="黑体"/>
       <w:i/>
       <w:iCs/>
       <w:color w:themeColor="text1" w:val="000000"/>
@@ -4374,7 +4699,7 @@
     <w:semiHidden/>
     <w:rsid w:val="00FC693F"/>
     <w:rPr>
-      <w:rFonts w:asciiTheme="majorHAnsi" w:cstheme="majorBidi" w:eastAsiaTheme="majorEastAsia" w:hAnsiTheme="majorHAnsi"/>
+      <w:rFonts w:asciiTheme="majorHAnsi" w:cstheme="majorBidi" w:hAnsiTheme="majorHAnsi" w:eastAsia="黑体"/>
       <w:b/>
       <w:bCs/>
       <w:i/>
@@ -4390,7 +4715,7 @@
     <w:semiHidden/>
     <w:rsid w:val="00FC693F"/>
     <w:rPr>
-      <w:rFonts w:asciiTheme="majorHAnsi" w:cstheme="majorBidi" w:eastAsiaTheme="majorEastAsia" w:hAnsiTheme="majorHAnsi"/>
+      <w:rFonts w:asciiTheme="majorHAnsi" w:cstheme="majorBidi" w:hAnsiTheme="majorHAnsi" w:eastAsia="黑体"/>
       <w:color w:themeColor="accent1" w:themeShade="7F" w:val="243F60"/>
     </w:rPr>
   </w:style>
@@ -4402,7 +4727,7 @@
     <w:semiHidden/>
     <w:rsid w:val="00FC693F"/>
     <w:rPr>
-      <w:rFonts w:asciiTheme="majorHAnsi" w:cstheme="majorBidi" w:eastAsiaTheme="majorEastAsia" w:hAnsiTheme="majorHAnsi"/>
+      <w:rFonts w:asciiTheme="majorHAnsi" w:cstheme="majorBidi" w:hAnsiTheme="majorHAnsi" w:eastAsia="黑体"/>
       <w:i/>
       <w:iCs/>
       <w:color w:themeColor="accent1" w:themeShade="7F" w:val="243F60"/>
@@ -4416,7 +4741,7 @@
     <w:semiHidden/>
     <w:rsid w:val="00FC693F"/>
     <w:rPr>
-      <w:rFonts w:asciiTheme="majorHAnsi" w:cstheme="majorBidi" w:eastAsiaTheme="majorEastAsia" w:hAnsiTheme="majorHAnsi"/>
+      <w:rFonts w:asciiTheme="majorHAnsi" w:cstheme="majorBidi" w:hAnsiTheme="majorHAnsi" w:eastAsia="黑体"/>
       <w:i/>
       <w:iCs/>
       <w:color w:themeColor="text1" w:themeTint="BF" w:val="404040"/>
@@ -4430,7 +4755,7 @@
     <w:semiHidden/>
     <w:rsid w:val="00FC693F"/>
     <w:rPr>
-      <w:rFonts w:asciiTheme="majorHAnsi" w:cstheme="majorBidi" w:eastAsiaTheme="majorEastAsia" w:hAnsiTheme="majorHAnsi"/>
+      <w:rFonts w:asciiTheme="majorHAnsi" w:cstheme="majorBidi" w:hAnsiTheme="majorHAnsi" w:eastAsia="黑体"/>
       <w:color w:themeColor="accent1" w:val="4F81BD"/>
       <w:sz w:val="20"/>
       <w:szCs w:val="20"/>
@@ -4444,7 +4769,7 @@
     <w:semiHidden/>
     <w:rsid w:val="00FC693F"/>
     <w:rPr>
-      <w:rFonts w:asciiTheme="majorHAnsi" w:cstheme="majorBidi" w:eastAsiaTheme="majorEastAsia" w:hAnsiTheme="majorHAnsi"/>
+      <w:rFonts w:asciiTheme="majorHAnsi" w:cstheme="majorBidi" w:hAnsiTheme="majorHAnsi" w:eastAsia="黑体"/>
       <w:i/>
       <w:iCs/>
       <w:color w:themeColor="text1" w:themeTint="BF" w:val="404040"/>
@@ -4465,6 +4790,7 @@
       <w:spacing w:line="240" w:lineRule="auto"/>
     </w:pPr>
     <w:rPr>
+      <w:rFonts w:eastAsia="黑体"/>
       <w:b/>
       <w:bCs/>
       <w:color w:themeColor="accent1" w:val="4F81BD"/>
@@ -4479,6 +4805,7 @@
     <w:qFormat/>
     <w:rsid w:val="00FC693F"/>
     <w:rPr>
+      <w:rFonts w:eastAsia="黑体"/>
       <w:b/>
       <w:bCs/>
     </w:rPr>
@@ -4490,6 +4817,7 @@
     <w:qFormat/>
     <w:rsid w:val="00FC693F"/>
     <w:rPr>
+      <w:rFonts w:eastAsia="黑体"/>
       <w:i/>
       <w:iCs/>
     </w:rPr>
@@ -4510,6 +4838,7 @@
       <w:ind w:left="936" w:right="936"/>
     </w:pPr>
     <w:rPr>
+      <w:rFonts w:eastAsia="黑体"/>
       <w:b/>
       <w:bCs/>
       <w:i/>
@@ -4524,6 +4853,7 @@
     <w:uiPriority w:val="30"/>
     <w:rsid w:val="00FC693F"/>
     <w:rPr>
+      <w:rFonts w:eastAsia="黑体"/>
       <w:b/>
       <w:bCs/>
       <w:i/>
@@ -4538,6 +4868,7 @@
     <w:qFormat/>
     <w:rsid w:val="00FC693F"/>
     <w:rPr>
+      <w:rFonts w:eastAsia="黑体"/>
       <w:i/>
       <w:iCs/>
       <w:color w:themeColor="text1" w:themeTint="7F" w:val="808080"/>
@@ -4550,6 +4881,7 @@
     <w:qFormat/>
     <w:rsid w:val="00FC693F"/>
     <w:rPr>
+      <w:rFonts w:eastAsia="黑体"/>
       <w:b/>
       <w:bCs/>
       <w:i/>
@@ -4564,6 +4896,7 @@
     <w:qFormat/>
     <w:rsid w:val="00FC693F"/>
     <w:rPr>
+      <w:rFonts w:eastAsia="黑体"/>
       <w:smallCaps/>
       <w:color w:themeColor="accent2" w:val="C0504D"/>
       <w:u w:val="single"/>
@@ -4576,6 +4909,7 @@
     <w:qFormat/>
     <w:rsid w:val="00FC693F"/>
     <w:rPr>
+      <w:rFonts w:eastAsia="黑体"/>
       <w:b/>
       <w:bCs/>
       <w:smallCaps/>
@@ -4591,6 +4925,7 @@
     <w:qFormat/>
     <w:rsid w:val="00FC693F"/>
     <w:rPr>
+      <w:rFonts w:eastAsia="黑体"/>
       <w:b/>
       <w:bCs/>
       <w:smallCaps/>
@@ -4645,6 +4980,7 @@
       <w:spacing w:after="0" w:line="240" w:lineRule="auto"/>
     </w:pPr>
     <w:rPr>
+      <w:rFonts w:eastAsia="黑体"/>
       <w:color w:themeColor="text1" w:themeShade="BF" w:val="000000"/>
     </w:rPr>
     <w:tblPr>
@@ -4667,6 +5003,7 @@
         <w:spacing w:after="0" w:before="0" w:line="240" w:lineRule="auto"/>
       </w:pPr>
       <w:rPr>
+        <w:rFonts w:eastAsia="黑体"/>
         <w:b/>
         <w:bCs/>
       </w:rPr>
@@ -4687,6 +5024,7 @@
         <w:spacing w:after="0" w:before="0" w:line="240" w:lineRule="auto"/>
       </w:pPr>
       <w:rPr>
+        <w:rFonts w:eastAsia="黑体"/>
         <w:b/>
         <w:bCs/>
       </w:rPr>
@@ -4704,12 +5042,14 @@
     </w:tblStylePr>
     <w:tblStylePr w:type="firstCol">
       <w:rPr>
+        <w:rFonts w:eastAsia="黑体"/>
         <w:b/>
         <w:bCs/>
       </w:rPr>
     </w:tblStylePr>
     <w:tblStylePr w:type="lastCol">
       <w:rPr>
+        <w:rFonts w:eastAsia="黑体"/>
         <w:b/>
         <w:bCs/>
       </w:rPr>
@@ -4748,6 +5088,7 @@
       <w:spacing w:after="0" w:line="240" w:lineRule="auto"/>
     </w:pPr>
     <w:rPr>
+      <w:rFonts w:eastAsia="黑体"/>
       <w:color w:themeColor="accent1" w:themeShade="BF" w:val="365F91"/>
     </w:rPr>
     <w:tblPr>
@@ -4770,6 +5111,7 @@
         <w:spacing w:after="0" w:before="0" w:line="240" w:lineRule="auto"/>
       </w:pPr>
       <w:rPr>
+        <w:rFonts w:eastAsia="黑体"/>
         <w:b/>
         <w:bCs/>
       </w:rPr>
@@ -4790,6 +5132,7 @@
         <w:spacing w:after="0" w:before="0" w:line="240" w:lineRule="auto"/>
       </w:pPr>
       <w:rPr>
+        <w:rFonts w:eastAsia="黑体"/>
         <w:b/>
         <w:bCs/>
       </w:rPr>
@@ -4807,12 +5150,14 @@
     </w:tblStylePr>
     <w:tblStylePr w:type="firstCol">
       <w:rPr>
+        <w:rFonts w:eastAsia="黑体"/>
         <w:b/>
         <w:bCs/>
       </w:rPr>
     </w:tblStylePr>
     <w:tblStylePr w:type="lastCol">
       <w:rPr>
+        <w:rFonts w:eastAsia="黑体"/>
         <w:b/>
         <w:bCs/>
       </w:rPr>
@@ -4851,6 +5196,7 @@
       <w:spacing w:after="0" w:line="240" w:lineRule="auto"/>
     </w:pPr>
     <w:rPr>
+      <w:rFonts w:eastAsia="黑体"/>
       <w:color w:themeColor="accent2" w:themeShade="BF" w:val="943634"/>
     </w:rPr>
     <w:tblPr>
@@ -4873,6 +5219,7 @@
         <w:spacing w:after="0" w:before="0" w:line="240" w:lineRule="auto"/>
       </w:pPr>
       <w:rPr>
+        <w:rFonts w:eastAsia="黑体"/>
         <w:b/>
         <w:bCs/>
       </w:rPr>
@@ -4893,6 +5240,7 @@
         <w:spacing w:after="0" w:before="0" w:line="240" w:lineRule="auto"/>
       </w:pPr>
       <w:rPr>
+        <w:rFonts w:eastAsia="黑体"/>
         <w:b/>
         <w:bCs/>
       </w:rPr>
@@ -4910,12 +5258,14 @@
     </w:tblStylePr>
     <w:tblStylePr w:type="firstCol">
       <w:rPr>
+        <w:rFonts w:eastAsia="黑体"/>
         <w:b/>
         <w:bCs/>
       </w:rPr>
     </w:tblStylePr>
     <w:tblStylePr w:type="lastCol">
       <w:rPr>
+        <w:rFonts w:eastAsia="黑体"/>
         <w:b/>
         <w:bCs/>
       </w:rPr>
@@ -4954,6 +5304,7 @@
       <w:spacing w:after="0" w:line="240" w:lineRule="auto"/>
     </w:pPr>
     <w:rPr>
+      <w:rFonts w:eastAsia="黑体"/>
       <w:color w:themeColor="accent3" w:themeShade="BF" w:val="76923C"/>
     </w:rPr>
     <w:tblPr>
@@ -4976,6 +5327,7 @@
         <w:spacing w:after="0" w:before="0" w:line="240" w:lineRule="auto"/>
       </w:pPr>
       <w:rPr>
+        <w:rFonts w:eastAsia="黑体"/>
         <w:b/>
         <w:bCs/>
       </w:rPr>
@@ -4996,6 +5348,7 @@
         <w:spacing w:after="0" w:before="0" w:line="240" w:lineRule="auto"/>
       </w:pPr>
       <w:rPr>
+        <w:rFonts w:eastAsia="黑体"/>
         <w:b/>
         <w:bCs/>
       </w:rPr>
@@ -5013,12 +5366,14 @@
     </w:tblStylePr>
     <w:tblStylePr w:type="firstCol">
       <w:rPr>
+        <w:rFonts w:eastAsia="黑体"/>
         <w:b/>
         <w:bCs/>
       </w:rPr>
     </w:tblStylePr>
     <w:tblStylePr w:type="lastCol">
       <w:rPr>
+        <w:rFonts w:eastAsia="黑体"/>
         <w:b/>
         <w:bCs/>
       </w:rPr>
@@ -5057,6 +5412,7 @@
       <w:spacing w:after="0" w:line="240" w:lineRule="auto"/>
     </w:pPr>
     <w:rPr>
+      <w:rFonts w:eastAsia="黑体"/>
       <w:color w:themeColor="accent4" w:themeShade="BF" w:val="5F497A"/>
     </w:rPr>
     <w:tblPr>
@@ -5079,6 +5435,7 @@
         <w:spacing w:after="0" w:before="0" w:line="240" w:lineRule="auto"/>
       </w:pPr>
       <w:rPr>
+        <w:rFonts w:eastAsia="黑体"/>
         <w:b/>
         <w:bCs/>
       </w:rPr>
@@ -5099,6 +5456,7 @@
         <w:spacing w:after="0" w:before="0" w:line="240" w:lineRule="auto"/>
       </w:pPr>
       <w:rPr>
+        <w:rFonts w:eastAsia="黑体"/>
         <w:b/>
         <w:bCs/>
       </w:rPr>
@@ -5116,12 +5474,14 @@
     </w:tblStylePr>
     <w:tblStylePr w:type="firstCol">
       <w:rPr>
+        <w:rFonts w:eastAsia="黑体"/>
         <w:b/>
         <w:bCs/>
       </w:rPr>
     </w:tblStylePr>
     <w:tblStylePr w:type="lastCol">
       <w:rPr>
+        <w:rFonts w:eastAsia="黑体"/>
         <w:b/>
         <w:bCs/>
       </w:rPr>
@@ -5160,6 +5520,7 @@
       <w:spacing w:after="0" w:line="240" w:lineRule="auto"/>
     </w:pPr>
     <w:rPr>
+      <w:rFonts w:eastAsia="黑体"/>
       <w:color w:themeColor="accent5" w:themeShade="BF" w:val="31849B"/>
     </w:rPr>
     <w:tblPr>
@@ -5182,6 +5543,7 @@
         <w:spacing w:after="0" w:before="0" w:line="240" w:lineRule="auto"/>
       </w:pPr>
       <w:rPr>
+        <w:rFonts w:eastAsia="黑体"/>
         <w:b/>
         <w:bCs/>
       </w:rPr>
@@ -5202,6 +5564,7 @@
         <w:spacing w:after="0" w:before="0" w:line="240" w:lineRule="auto"/>
       </w:pPr>
       <w:rPr>
+        <w:rFonts w:eastAsia="黑体"/>
         <w:b/>
         <w:bCs/>
       </w:rPr>
@@ -5219,12 +5582,14 @@
     </w:tblStylePr>
     <w:tblStylePr w:type="firstCol">
       <w:rPr>
+        <w:rFonts w:eastAsia="黑体"/>
         <w:b/>
         <w:bCs/>
       </w:rPr>
     </w:tblStylePr>
     <w:tblStylePr w:type="lastCol">
       <w:rPr>
+        <w:rFonts w:eastAsia="黑体"/>
         <w:b/>
         <w:bCs/>
       </w:rPr>
@@ -5263,6 +5628,7 @@
       <w:spacing w:after="0" w:line="240" w:lineRule="auto"/>
     </w:pPr>
     <w:rPr>
+      <w:rFonts w:eastAsia="黑体"/>
       <w:color w:themeColor="accent6" w:themeShade="BF" w:val="E36C0A"/>
     </w:rPr>
     <w:tblPr>
@@ -5285,6 +5651,7 @@
         <w:spacing w:after="0" w:before="0" w:line="240" w:lineRule="auto"/>
       </w:pPr>
       <w:rPr>
+        <w:rFonts w:eastAsia="黑体"/>
         <w:b/>
         <w:bCs/>
       </w:rPr>
@@ -5305,6 +5672,7 @@
         <w:spacing w:after="0" w:before="0" w:line="240" w:lineRule="auto"/>
       </w:pPr>
       <w:rPr>
+        <w:rFonts w:eastAsia="黑体"/>
         <w:b/>
         <w:bCs/>
       </w:rPr>
@@ -5322,12 +5690,14 @@
     </w:tblStylePr>
     <w:tblStylePr w:type="firstCol">
       <w:rPr>
+        <w:rFonts w:eastAsia="黑体"/>
         <w:b/>
         <w:bCs/>
       </w:rPr>
     </w:tblStylePr>
     <w:tblStylePr w:type="lastCol">
       <w:rPr>
+        <w:rFonts w:eastAsia="黑体"/>
         <w:b/>
         <w:bCs/>
       </w:rPr>
@@ -5387,6 +5757,7 @@
         <w:spacing w:after="0" w:before="0" w:line="240" w:lineRule="auto"/>
       </w:pPr>
       <w:rPr>
+        <w:rFonts w:eastAsia="黑体"/>
         <w:b/>
         <w:bCs/>
         <w:color w:themeColor="background1" w:val="FFFFFF"/>
@@ -5401,6 +5772,7 @@
         <w:spacing w:after="0" w:before="0" w:line="240" w:lineRule="auto"/>
       </w:pPr>
       <w:rPr>
+        <w:rFonts w:eastAsia="黑体"/>
         <w:b/>
         <w:bCs/>
       </w:rPr>
@@ -5416,12 +5788,14 @@
     </w:tblStylePr>
     <w:tblStylePr w:type="firstCol">
       <w:rPr>
+        <w:rFonts w:eastAsia="黑体"/>
         <w:b/>
         <w:bCs/>
       </w:rPr>
     </w:tblStylePr>
     <w:tblStylePr w:type="lastCol">
       <w:rPr>
+        <w:rFonts w:eastAsia="黑体"/>
         <w:b/>
         <w:bCs/>
       </w:rPr>
@@ -5479,6 +5853,7 @@
         <w:spacing w:after="0" w:before="0" w:line="240" w:lineRule="auto"/>
       </w:pPr>
       <w:rPr>
+        <w:rFonts w:eastAsia="黑体"/>
         <w:b/>
         <w:bCs/>
         <w:color w:themeColor="background1" w:val="FFFFFF"/>
@@ -5493,6 +5868,7 @@
         <w:spacing w:after="0" w:before="0" w:line="240" w:lineRule="auto"/>
       </w:pPr>
       <w:rPr>
+        <w:rFonts w:eastAsia="黑体"/>
         <w:b/>
         <w:bCs/>
       </w:rPr>
@@ -5508,12 +5884,14 @@
     </w:tblStylePr>
     <w:tblStylePr w:type="firstCol">
       <w:rPr>
+        <w:rFonts w:eastAsia="黑体"/>
         <w:b/>
         <w:bCs/>
       </w:rPr>
     </w:tblStylePr>
     <w:tblStylePr w:type="lastCol">
       <w:rPr>
+        <w:rFonts w:eastAsia="黑体"/>
         <w:b/>
         <w:bCs/>
       </w:rPr>
@@ -5571,6 +5949,7 @@
         <w:spacing w:after="0" w:before="0" w:line="240" w:lineRule="auto"/>
       </w:pPr>
       <w:rPr>
+        <w:rFonts w:eastAsia="黑体"/>
         <w:b/>
         <w:bCs/>
         <w:color w:themeColor="background1" w:val="FFFFFF"/>
@@ -5585,6 +5964,7 @@
         <w:spacing w:after="0" w:before="0" w:line="240" w:lineRule="auto"/>
       </w:pPr>
       <w:rPr>
+        <w:rFonts w:eastAsia="黑体"/>
         <w:b/>
         <w:bCs/>
       </w:rPr>
@@ -5600,12 +5980,14 @@
     </w:tblStylePr>
     <w:tblStylePr w:type="firstCol">
       <w:rPr>
+        <w:rFonts w:eastAsia="黑体"/>
         <w:b/>
         <w:bCs/>
       </w:rPr>
     </w:tblStylePr>
     <w:tblStylePr w:type="lastCol">
       <w:rPr>
+        <w:rFonts w:eastAsia="黑体"/>
         <w:b/>
         <w:bCs/>
       </w:rPr>
@@ -5663,6 +6045,7 @@
         <w:spacing w:after="0" w:before="0" w:line="240" w:lineRule="auto"/>
       </w:pPr>
       <w:rPr>
+        <w:rFonts w:eastAsia="黑体"/>
         <w:b/>
         <w:bCs/>
         <w:color w:themeColor="background1" w:val="FFFFFF"/>
@@ -5677,6 +6060,7 @@
         <w:spacing w:after="0" w:before="0" w:line="240" w:lineRule="auto"/>
       </w:pPr>
       <w:rPr>
+        <w:rFonts w:eastAsia="黑体"/>
         <w:b/>
         <w:bCs/>
       </w:rPr>
@@ -5692,12 +6076,14 @@
     </w:tblStylePr>
     <w:tblStylePr w:type="firstCol">
       <w:rPr>
+        <w:rFonts w:eastAsia="黑体"/>
         <w:b/>
         <w:bCs/>
       </w:rPr>
     </w:tblStylePr>
     <w:tblStylePr w:type="lastCol">
       <w:rPr>
+        <w:rFonts w:eastAsia="黑体"/>
         <w:b/>
         <w:bCs/>
       </w:rPr>
@@ -5755,6 +6141,7 @@
         <w:spacing w:after="0" w:before="0" w:line="240" w:lineRule="auto"/>
       </w:pPr>
       <w:rPr>
+        <w:rFonts w:eastAsia="黑体"/>
         <w:b/>
         <w:bCs/>
         <w:color w:themeColor="background1" w:val="FFFFFF"/>
@@ -5769,6 +6156,7 @@
         <w:spacing w:after="0" w:before="0" w:line="240" w:lineRule="auto"/>
       </w:pPr>
       <w:rPr>
+        <w:rFonts w:eastAsia="黑体"/>
         <w:b/>
         <w:bCs/>
       </w:rPr>
@@ -5784,12 +6172,14 @@
     </w:tblStylePr>
     <w:tblStylePr w:type="firstCol">
       <w:rPr>
+        <w:rFonts w:eastAsia="黑体"/>
         <w:b/>
         <w:bCs/>
       </w:rPr>
     </w:tblStylePr>
     <w:tblStylePr w:type="lastCol">
       <w:rPr>
+        <w:rFonts w:eastAsia="黑体"/>
         <w:b/>
         <w:bCs/>
       </w:rPr>
@@ -5847,6 +6237,7 @@
         <w:spacing w:after="0" w:before="0" w:line="240" w:lineRule="auto"/>
       </w:pPr>
       <w:rPr>
+        <w:rFonts w:eastAsia="黑体"/>
         <w:b/>
         <w:bCs/>
         <w:color w:themeColor="background1" w:val="FFFFFF"/>
@@ -5861,6 +6252,7 @@
         <w:spacing w:after="0" w:before="0" w:line="240" w:lineRule="auto"/>
       </w:pPr>
       <w:rPr>
+        <w:rFonts w:eastAsia="黑体"/>
         <w:b/>
         <w:bCs/>
       </w:rPr>
@@ -5876,12 +6268,14 @@
     </w:tblStylePr>
     <w:tblStylePr w:type="firstCol">
       <w:rPr>
+        <w:rFonts w:eastAsia="黑体"/>
         <w:b/>
         <w:bCs/>
       </w:rPr>
     </w:tblStylePr>
     <w:tblStylePr w:type="lastCol">
       <w:rPr>
+        <w:rFonts w:eastAsia="黑体"/>
         <w:b/>
         <w:bCs/>
       </w:rPr>
@@ -5939,6 +6333,7 @@
         <w:spacing w:after="0" w:before="0" w:line="240" w:lineRule="auto"/>
       </w:pPr>
       <w:rPr>
+        <w:rFonts w:eastAsia="黑体"/>
         <w:b/>
         <w:bCs/>
         <w:color w:themeColor="background1" w:val="FFFFFF"/>
@@ -5953,6 +6348,7 @@
         <w:spacing w:after="0" w:before="0" w:line="240" w:lineRule="auto"/>
       </w:pPr>
       <w:rPr>
+        <w:rFonts w:eastAsia="黑体"/>
         <w:b/>
         <w:bCs/>
       </w:rPr>
@@ -5968,12 +6364,14 @@
     </w:tblStylePr>
     <w:tblStylePr w:type="firstCol">
       <w:rPr>
+        <w:rFonts w:eastAsia="黑体"/>
         <w:b/>
         <w:bCs/>
       </w:rPr>
     </w:tblStylePr>
     <w:tblStylePr w:type="lastCol">
       <w:rPr>
+        <w:rFonts w:eastAsia="黑体"/>
         <w:b/>
         <w:bCs/>
       </w:rPr>
@@ -6033,7 +6431,7 @@
         <w:spacing w:after="0" w:before="0" w:line="240" w:lineRule="auto"/>
       </w:pPr>
       <w:rPr>
-        <w:rFonts w:asciiTheme="majorHAnsi" w:cstheme="majorBidi" w:eastAsiaTheme="majorEastAsia" w:hAnsiTheme="majorHAnsi"/>
+        <w:rFonts w:asciiTheme="majorHAnsi" w:cstheme="majorBidi" w:hAnsiTheme="majorHAnsi" w:eastAsia="黑体"/>
         <w:b/>
         <w:bCs/>
       </w:rPr>
@@ -6054,7 +6452,7 @@
         <w:spacing w:after="0" w:before="0" w:line="240" w:lineRule="auto"/>
       </w:pPr>
       <w:rPr>
-        <w:rFonts w:asciiTheme="majorHAnsi" w:cstheme="majorBidi" w:eastAsiaTheme="majorEastAsia" w:hAnsiTheme="majorHAnsi"/>
+        <w:rFonts w:asciiTheme="majorHAnsi" w:cstheme="majorBidi" w:hAnsiTheme="majorHAnsi" w:eastAsia="黑体"/>
         <w:b/>
         <w:bCs/>
       </w:rPr>
@@ -6072,14 +6470,14 @@
     </w:tblStylePr>
     <w:tblStylePr w:type="firstCol">
       <w:rPr>
-        <w:rFonts w:asciiTheme="majorHAnsi" w:cstheme="majorBidi" w:eastAsiaTheme="majorEastAsia" w:hAnsiTheme="majorHAnsi"/>
+        <w:rFonts w:asciiTheme="majorHAnsi" w:cstheme="majorBidi" w:hAnsiTheme="majorHAnsi" w:eastAsia="黑体"/>
         <w:b/>
         <w:bCs/>
       </w:rPr>
     </w:tblStylePr>
     <w:tblStylePr w:type="lastCol">
       <w:rPr>
-        <w:rFonts w:asciiTheme="majorHAnsi" w:cstheme="majorBidi" w:eastAsiaTheme="majorEastAsia" w:hAnsiTheme="majorHAnsi"/>
+        <w:rFonts w:asciiTheme="majorHAnsi" w:cstheme="majorBidi" w:hAnsiTheme="majorHAnsi" w:eastAsia="黑体"/>
         <w:b/>
         <w:bCs/>
       </w:rPr>
@@ -6163,7 +6561,7 @@
         <w:spacing w:after="0" w:before="0" w:line="240" w:lineRule="auto"/>
       </w:pPr>
       <w:rPr>
-        <w:rFonts w:asciiTheme="majorHAnsi" w:cstheme="majorBidi" w:eastAsiaTheme="majorEastAsia" w:hAnsiTheme="majorHAnsi"/>
+        <w:rFonts w:asciiTheme="majorHAnsi" w:cstheme="majorBidi" w:hAnsiTheme="majorHAnsi" w:eastAsia="黑体"/>
         <w:b/>
         <w:bCs/>
       </w:rPr>
@@ -6184,7 +6582,7 @@
         <w:spacing w:after="0" w:before="0" w:line="240" w:lineRule="auto"/>
       </w:pPr>
       <w:rPr>
-        <w:rFonts w:asciiTheme="majorHAnsi" w:cstheme="majorBidi" w:eastAsiaTheme="majorEastAsia" w:hAnsiTheme="majorHAnsi"/>
+        <w:rFonts w:asciiTheme="majorHAnsi" w:cstheme="majorBidi" w:hAnsiTheme="majorHAnsi" w:eastAsia="黑体"/>
         <w:b/>
         <w:bCs/>
       </w:rPr>
@@ -6202,14 +6600,14 @@
     </w:tblStylePr>
     <w:tblStylePr w:type="firstCol">
       <w:rPr>
-        <w:rFonts w:asciiTheme="majorHAnsi" w:cstheme="majorBidi" w:eastAsiaTheme="majorEastAsia" w:hAnsiTheme="majorHAnsi"/>
+        <w:rFonts w:asciiTheme="majorHAnsi" w:cstheme="majorBidi" w:hAnsiTheme="majorHAnsi" w:eastAsia="黑体"/>
         <w:b/>
         <w:bCs/>
       </w:rPr>
     </w:tblStylePr>
     <w:tblStylePr w:type="lastCol">
       <w:rPr>
-        <w:rFonts w:asciiTheme="majorHAnsi" w:cstheme="majorBidi" w:eastAsiaTheme="majorEastAsia" w:hAnsiTheme="majorHAnsi"/>
+        <w:rFonts w:asciiTheme="majorHAnsi" w:cstheme="majorBidi" w:hAnsiTheme="majorHAnsi" w:eastAsia="黑体"/>
         <w:b/>
         <w:bCs/>
       </w:rPr>
@@ -6293,7 +6691,7 @@
         <w:spacing w:after="0" w:before="0" w:line="240" w:lineRule="auto"/>
       </w:pPr>
       <w:rPr>
-        <w:rFonts w:asciiTheme="majorHAnsi" w:cstheme="majorBidi" w:eastAsiaTheme="majorEastAsia" w:hAnsiTheme="majorHAnsi"/>
+        <w:rFonts w:asciiTheme="majorHAnsi" w:cstheme="majorBidi" w:hAnsiTheme="majorHAnsi" w:eastAsia="黑体"/>
         <w:b/>
         <w:bCs/>
       </w:rPr>
@@ -6314,7 +6712,7 @@
         <w:spacing w:after="0" w:before="0" w:line="240" w:lineRule="auto"/>
       </w:pPr>
       <w:rPr>
-        <w:rFonts w:asciiTheme="majorHAnsi" w:cstheme="majorBidi" w:eastAsiaTheme="majorEastAsia" w:hAnsiTheme="majorHAnsi"/>
+        <w:rFonts w:asciiTheme="majorHAnsi" w:cstheme="majorBidi" w:hAnsiTheme="majorHAnsi" w:eastAsia="黑体"/>
         <w:b/>
         <w:bCs/>
       </w:rPr>
@@ -6332,14 +6730,14 @@
     </w:tblStylePr>
     <w:tblStylePr w:type="firstCol">
       <w:rPr>
-        <w:rFonts w:asciiTheme="majorHAnsi" w:cstheme="majorBidi" w:eastAsiaTheme="majorEastAsia" w:hAnsiTheme="majorHAnsi"/>
+        <w:rFonts w:asciiTheme="majorHAnsi" w:cstheme="majorBidi" w:hAnsiTheme="majorHAnsi" w:eastAsia="黑体"/>
         <w:b/>
         <w:bCs/>
       </w:rPr>
     </w:tblStylePr>
     <w:tblStylePr w:type="lastCol">
       <w:rPr>
-        <w:rFonts w:asciiTheme="majorHAnsi" w:cstheme="majorBidi" w:eastAsiaTheme="majorEastAsia" w:hAnsiTheme="majorHAnsi"/>
+        <w:rFonts w:asciiTheme="majorHAnsi" w:cstheme="majorBidi" w:hAnsiTheme="majorHAnsi" w:eastAsia="黑体"/>
         <w:b/>
         <w:bCs/>
       </w:rPr>
@@ -6423,7 +6821,7 @@
         <w:spacing w:after="0" w:before="0" w:line="240" w:lineRule="auto"/>
       </w:pPr>
       <w:rPr>
-        <w:rFonts w:asciiTheme="majorHAnsi" w:cstheme="majorBidi" w:eastAsiaTheme="majorEastAsia" w:hAnsiTheme="majorHAnsi"/>
+        <w:rFonts w:asciiTheme="majorHAnsi" w:cstheme="majorBidi" w:hAnsiTheme="majorHAnsi" w:eastAsia="黑体"/>
         <w:b/>
         <w:bCs/>
       </w:rPr>
@@ -6444,7 +6842,7 @@
         <w:spacing w:after="0" w:before="0" w:line="240" w:lineRule="auto"/>
       </w:pPr>
       <w:rPr>
-        <w:rFonts w:asciiTheme="majorHAnsi" w:cstheme="majorBidi" w:eastAsiaTheme="majorEastAsia" w:hAnsiTheme="majorHAnsi"/>
+        <w:rFonts w:asciiTheme="majorHAnsi" w:cstheme="majorBidi" w:hAnsiTheme="majorHAnsi" w:eastAsia="黑体"/>
         <w:b/>
         <w:bCs/>
       </w:rPr>
@@ -6462,14 +6860,14 @@
     </w:tblStylePr>
     <w:tblStylePr w:type="firstCol">
       <w:rPr>
-        <w:rFonts w:asciiTheme="majorHAnsi" w:cstheme="majorBidi" w:eastAsiaTheme="majorEastAsia" w:hAnsiTheme="majorHAnsi"/>
+        <w:rFonts w:asciiTheme="majorHAnsi" w:cstheme="majorBidi" w:hAnsiTheme="majorHAnsi" w:eastAsia="黑体"/>
         <w:b/>
         <w:bCs/>
       </w:rPr>
     </w:tblStylePr>
     <w:tblStylePr w:type="lastCol">
       <w:rPr>
-        <w:rFonts w:asciiTheme="majorHAnsi" w:cstheme="majorBidi" w:eastAsiaTheme="majorEastAsia" w:hAnsiTheme="majorHAnsi"/>
+        <w:rFonts w:asciiTheme="majorHAnsi" w:cstheme="majorBidi" w:hAnsiTheme="majorHAnsi" w:eastAsia="黑体"/>
         <w:b/>
         <w:bCs/>
       </w:rPr>
@@ -6553,7 +6951,7 @@
         <w:spacing w:after="0" w:before="0" w:line="240" w:lineRule="auto"/>
       </w:pPr>
       <w:rPr>
-        <w:rFonts w:asciiTheme="majorHAnsi" w:cstheme="majorBidi" w:eastAsiaTheme="majorEastAsia" w:hAnsiTheme="majorHAnsi"/>
+        <w:rFonts w:asciiTheme="majorHAnsi" w:cstheme="majorBidi" w:hAnsiTheme="majorHAnsi" w:eastAsia="黑体"/>
         <w:b/>
         <w:bCs/>
       </w:rPr>
@@ -6574,7 +6972,7 @@
         <w:spacing w:after="0" w:before="0" w:line="240" w:lineRule="auto"/>
       </w:pPr>
       <w:rPr>
-        <w:rFonts w:asciiTheme="majorHAnsi" w:cstheme="majorBidi" w:eastAsiaTheme="majorEastAsia" w:hAnsiTheme="majorHAnsi"/>
+        <w:rFonts w:asciiTheme="majorHAnsi" w:cstheme="majorBidi" w:hAnsiTheme="majorHAnsi" w:eastAsia="黑体"/>
         <w:b/>
         <w:bCs/>
       </w:rPr>
@@ -6592,14 +6990,14 @@
     </w:tblStylePr>
     <w:tblStylePr w:type="firstCol">
       <w:rPr>
-        <w:rFonts w:asciiTheme="majorHAnsi" w:cstheme="majorBidi" w:eastAsiaTheme="majorEastAsia" w:hAnsiTheme="majorHAnsi"/>
+        <w:rFonts w:asciiTheme="majorHAnsi" w:cstheme="majorBidi" w:hAnsiTheme="majorHAnsi" w:eastAsia="黑体"/>
         <w:b/>
         <w:bCs/>
       </w:rPr>
     </w:tblStylePr>
     <w:tblStylePr w:type="lastCol">
       <w:rPr>
-        <w:rFonts w:asciiTheme="majorHAnsi" w:cstheme="majorBidi" w:eastAsiaTheme="majorEastAsia" w:hAnsiTheme="majorHAnsi"/>
+        <w:rFonts w:asciiTheme="majorHAnsi" w:cstheme="majorBidi" w:hAnsiTheme="majorHAnsi" w:eastAsia="黑体"/>
         <w:b/>
         <w:bCs/>
       </w:rPr>
@@ -6683,7 +7081,7 @@
         <w:spacing w:after="0" w:before="0" w:line="240" w:lineRule="auto"/>
       </w:pPr>
       <w:rPr>
-        <w:rFonts w:asciiTheme="majorHAnsi" w:cstheme="majorBidi" w:eastAsiaTheme="majorEastAsia" w:hAnsiTheme="majorHAnsi"/>
+        <w:rFonts w:asciiTheme="majorHAnsi" w:cstheme="majorBidi" w:hAnsiTheme="majorHAnsi" w:eastAsia="黑体"/>
         <w:b/>
         <w:bCs/>
       </w:rPr>
@@ -6704,7 +7102,7 @@
         <w:spacing w:after="0" w:before="0" w:line="240" w:lineRule="auto"/>
       </w:pPr>
       <w:rPr>
-        <w:rFonts w:asciiTheme="majorHAnsi" w:cstheme="majorBidi" w:eastAsiaTheme="majorEastAsia" w:hAnsiTheme="majorHAnsi"/>
+        <w:rFonts w:asciiTheme="majorHAnsi" w:cstheme="majorBidi" w:hAnsiTheme="majorHAnsi" w:eastAsia="黑体"/>
         <w:b/>
         <w:bCs/>
       </w:rPr>
@@ -6722,14 +7120,14 @@
     </w:tblStylePr>
     <w:tblStylePr w:type="firstCol">
       <w:rPr>
-        <w:rFonts w:asciiTheme="majorHAnsi" w:cstheme="majorBidi" w:eastAsiaTheme="majorEastAsia" w:hAnsiTheme="majorHAnsi"/>
+        <w:rFonts w:asciiTheme="majorHAnsi" w:cstheme="majorBidi" w:hAnsiTheme="majorHAnsi" w:eastAsia="黑体"/>
         <w:b/>
         <w:bCs/>
       </w:rPr>
     </w:tblStylePr>
     <w:tblStylePr w:type="lastCol">
       <w:rPr>
-        <w:rFonts w:asciiTheme="majorHAnsi" w:cstheme="majorBidi" w:eastAsiaTheme="majorEastAsia" w:hAnsiTheme="majorHAnsi"/>
+        <w:rFonts w:asciiTheme="majorHAnsi" w:cstheme="majorBidi" w:hAnsiTheme="majorHAnsi" w:eastAsia="黑体"/>
         <w:b/>
         <w:bCs/>
       </w:rPr>
@@ -6813,7 +7211,7 @@
         <w:spacing w:after="0" w:before="0" w:line="240" w:lineRule="auto"/>
       </w:pPr>
       <w:rPr>
-        <w:rFonts w:asciiTheme="majorHAnsi" w:cstheme="majorBidi" w:eastAsiaTheme="majorEastAsia" w:hAnsiTheme="majorHAnsi"/>
+        <w:rFonts w:asciiTheme="majorHAnsi" w:cstheme="majorBidi" w:hAnsiTheme="majorHAnsi" w:eastAsia="黑体"/>
         <w:b/>
         <w:bCs/>
       </w:rPr>
@@ -6834,7 +7232,7 @@
         <w:spacing w:after="0" w:before="0" w:line="240" w:lineRule="auto"/>
       </w:pPr>
       <w:rPr>
-        <w:rFonts w:asciiTheme="majorHAnsi" w:cstheme="majorBidi" w:eastAsiaTheme="majorEastAsia" w:hAnsiTheme="majorHAnsi"/>
+        <w:rFonts w:asciiTheme="majorHAnsi" w:cstheme="majorBidi" w:hAnsiTheme="majorHAnsi" w:eastAsia="黑体"/>
         <w:b/>
         <w:bCs/>
       </w:rPr>
@@ -6852,14 +7250,14 @@
     </w:tblStylePr>
     <w:tblStylePr w:type="firstCol">
       <w:rPr>
-        <w:rFonts w:asciiTheme="majorHAnsi" w:cstheme="majorBidi" w:eastAsiaTheme="majorEastAsia" w:hAnsiTheme="majorHAnsi"/>
+        <w:rFonts w:asciiTheme="majorHAnsi" w:cstheme="majorBidi" w:hAnsiTheme="majorHAnsi" w:eastAsia="黑体"/>
         <w:b/>
         <w:bCs/>
       </w:rPr>
     </w:tblStylePr>
     <w:tblStylePr w:type="lastCol">
       <w:rPr>
-        <w:rFonts w:asciiTheme="majorHAnsi" w:cstheme="majorBidi" w:eastAsiaTheme="majorEastAsia" w:hAnsiTheme="majorHAnsi"/>
+        <w:rFonts w:asciiTheme="majorHAnsi" w:cstheme="majorBidi" w:hAnsiTheme="majorHAnsi" w:eastAsia="黑体"/>
         <w:b/>
         <w:bCs/>
       </w:rPr>
@@ -6942,6 +7340,7 @@
         <w:spacing w:after="0" w:before="0" w:line="240" w:lineRule="auto"/>
       </w:pPr>
       <w:rPr>
+        <w:rFonts w:eastAsia="黑体"/>
         <w:b/>
         <w:bCs/>
         <w:color w:themeColor="background1" w:val="FFFFFF"/>
@@ -6964,6 +7363,7 @@
         <w:spacing w:after="0" w:before="0" w:line="240" w:lineRule="auto"/>
       </w:pPr>
       <w:rPr>
+        <w:rFonts w:eastAsia="黑体"/>
         <w:b/>
         <w:bCs/>
       </w:rPr>
@@ -6981,12 +7381,14 @@
     </w:tblStylePr>
     <w:tblStylePr w:type="firstCol">
       <w:rPr>
+        <w:rFonts w:eastAsia="黑体"/>
         <w:b/>
         <w:bCs/>
       </w:rPr>
     </w:tblStylePr>
     <w:tblStylePr w:type="lastCol">
       <w:rPr>
+        <w:rFonts w:eastAsia="黑体"/>
         <w:b/>
         <w:bCs/>
       </w:rPr>
@@ -7048,6 +7450,7 @@
         <w:spacing w:after="0" w:before="0" w:line="240" w:lineRule="auto"/>
       </w:pPr>
       <w:rPr>
+        <w:rFonts w:eastAsia="黑体"/>
         <w:b/>
         <w:bCs/>
         <w:color w:themeColor="background1" w:val="FFFFFF"/>
@@ -7070,6 +7473,7 @@
         <w:spacing w:after="0" w:before="0" w:line="240" w:lineRule="auto"/>
       </w:pPr>
       <w:rPr>
+        <w:rFonts w:eastAsia="黑体"/>
         <w:b/>
         <w:bCs/>
       </w:rPr>
@@ -7087,12 +7491,14 @@
     </w:tblStylePr>
     <w:tblStylePr w:type="firstCol">
       <w:rPr>
+        <w:rFonts w:eastAsia="黑体"/>
         <w:b/>
         <w:bCs/>
       </w:rPr>
     </w:tblStylePr>
     <w:tblStylePr w:type="lastCol">
       <w:rPr>
+        <w:rFonts w:eastAsia="黑体"/>
         <w:b/>
         <w:bCs/>
       </w:rPr>
@@ -7154,6 +7560,7 @@
         <w:spacing w:after="0" w:before="0" w:line="240" w:lineRule="auto"/>
       </w:pPr>
       <w:rPr>
+        <w:rFonts w:eastAsia="黑体"/>
         <w:b/>
         <w:bCs/>
         <w:color w:themeColor="background1" w:val="FFFFFF"/>
@@ -7176,6 +7583,7 @@
         <w:spacing w:after="0" w:before="0" w:line="240" w:lineRule="auto"/>
       </w:pPr>
       <w:rPr>
+        <w:rFonts w:eastAsia="黑体"/>
         <w:b/>
         <w:bCs/>
       </w:rPr>
@@ -7193,12 +7601,14 @@
     </w:tblStylePr>
     <w:tblStylePr w:type="firstCol">
       <w:rPr>
+        <w:rFonts w:eastAsia="黑体"/>
         <w:b/>
         <w:bCs/>
       </w:rPr>
     </w:tblStylePr>
     <w:tblStylePr w:type="lastCol">
       <w:rPr>
+        <w:rFonts w:eastAsia="黑体"/>
         <w:b/>
         <w:bCs/>
       </w:rPr>
@@ -7260,6 +7670,7 @@
         <w:spacing w:after="0" w:before="0" w:line="240" w:lineRule="auto"/>
       </w:pPr>
       <w:rPr>
+        <w:rFonts w:eastAsia="黑体"/>
         <w:b/>
         <w:bCs/>
         <w:color w:themeColor="background1" w:val="FFFFFF"/>
@@ -7282,6 +7693,7 @@
         <w:spacing w:after="0" w:before="0" w:line="240" w:lineRule="auto"/>
       </w:pPr>
       <w:rPr>
+        <w:rFonts w:eastAsia="黑体"/>
         <w:b/>
         <w:bCs/>
       </w:rPr>
@@ -7299,12 +7711,14 @@
     </w:tblStylePr>
     <w:tblStylePr w:type="firstCol">
       <w:rPr>
+        <w:rFonts w:eastAsia="黑体"/>
         <w:b/>
         <w:bCs/>
       </w:rPr>
     </w:tblStylePr>
     <w:tblStylePr w:type="lastCol">
       <w:rPr>
+        <w:rFonts w:eastAsia="黑体"/>
         <w:b/>
         <w:bCs/>
       </w:rPr>
@@ -7366,6 +7780,7 @@
         <w:spacing w:after="0" w:before="0" w:line="240" w:lineRule="auto"/>
       </w:pPr>
       <w:rPr>
+        <w:rFonts w:eastAsia="黑体"/>
         <w:b/>
         <w:bCs/>
         <w:color w:themeColor="background1" w:val="FFFFFF"/>
@@ -7388,6 +7803,7 @@
         <w:spacing w:after="0" w:before="0" w:line="240" w:lineRule="auto"/>
       </w:pPr>
       <w:rPr>
+        <w:rFonts w:eastAsia="黑体"/>
         <w:b/>
         <w:bCs/>
       </w:rPr>
@@ -7405,12 +7821,14 @@
     </w:tblStylePr>
     <w:tblStylePr w:type="firstCol">
       <w:rPr>
+        <w:rFonts w:eastAsia="黑体"/>
         <w:b/>
         <w:bCs/>
       </w:rPr>
     </w:tblStylePr>
     <w:tblStylePr w:type="lastCol">
       <w:rPr>
+        <w:rFonts w:eastAsia="黑体"/>
         <w:b/>
         <w:bCs/>
       </w:rPr>
@@ -7472,6 +7890,7 @@
         <w:spacing w:after="0" w:before="0" w:line="240" w:lineRule="auto"/>
       </w:pPr>
       <w:rPr>
+        <w:rFonts w:eastAsia="黑体"/>
         <w:b/>
         <w:bCs/>
         <w:color w:themeColor="background1" w:val="FFFFFF"/>
@@ -7494,6 +7913,7 @@
         <w:spacing w:after="0" w:before="0" w:line="240" w:lineRule="auto"/>
       </w:pPr>
       <w:rPr>
+        <w:rFonts w:eastAsia="黑体"/>
         <w:b/>
         <w:bCs/>
       </w:rPr>
@@ -7511,12 +7931,14 @@
     </w:tblStylePr>
     <w:tblStylePr w:type="firstCol">
       <w:rPr>
+        <w:rFonts w:eastAsia="黑体"/>
         <w:b/>
         <w:bCs/>
       </w:rPr>
     </w:tblStylePr>
     <w:tblStylePr w:type="lastCol">
       <w:rPr>
+        <w:rFonts w:eastAsia="黑体"/>
         <w:b/>
         <w:bCs/>
       </w:rPr>
@@ -7578,6 +8000,7 @@
         <w:spacing w:after="0" w:before="0" w:line="240" w:lineRule="auto"/>
       </w:pPr>
       <w:rPr>
+        <w:rFonts w:eastAsia="黑体"/>
         <w:b/>
         <w:bCs/>
         <w:color w:themeColor="background1" w:val="FFFFFF"/>
@@ -7600,6 +8023,7 @@
         <w:spacing w:after="0" w:before="0" w:line="240" w:lineRule="auto"/>
       </w:pPr>
       <w:rPr>
+        <w:rFonts w:eastAsia="黑体"/>
         <w:b/>
         <w:bCs/>
       </w:rPr>
@@ -7617,12 +8041,14 @@
     </w:tblStylePr>
     <w:tblStylePr w:type="firstCol">
       <w:rPr>
+        <w:rFonts w:eastAsia="黑体"/>
         <w:b/>
         <w:bCs/>
       </w:rPr>
     </w:tblStylePr>
     <w:tblStylePr w:type="lastCol">
       <w:rPr>
+        <w:rFonts w:eastAsia="黑体"/>
         <w:b/>
         <w:bCs/>
       </w:rPr>
@@ -7681,6 +8107,7 @@
         <w:spacing w:after="0" w:before="0" w:line="240" w:lineRule="auto"/>
       </w:pPr>
       <w:rPr>
+        <w:rFonts w:eastAsia="黑体"/>
         <w:b/>
         <w:bCs/>
         <w:color w:themeColor="background1" w:val="FFFFFF"/>
@@ -7703,6 +8130,7 @@
         <w:spacing w:after="0" w:before="0" w:line="240" w:lineRule="auto"/>
       </w:pPr>
       <w:rPr>
+        <w:rFonts w:eastAsia="黑体"/>
         <w:color w:val="auto"/>
       </w:rPr>
       <w:tblPr/>
@@ -7720,6 +8148,7 @@
     </w:tblStylePr>
     <w:tblStylePr w:type="firstCol">
       <w:rPr>
+        <w:rFonts w:eastAsia="黑体"/>
         <w:b/>
         <w:bCs/>
         <w:color w:themeColor="background1" w:val="FFFFFF"/>
@@ -7739,6 +8168,7 @@
     </w:tblStylePr>
     <w:tblStylePr w:type="lastCol">
       <w:rPr>
+        <w:rFonts w:eastAsia="黑体"/>
         <w:b/>
         <w:bCs/>
         <w:color w:themeColor="background1" w:val="FFFFFF"/>
@@ -7787,6 +8217,7 @@
     </w:tblStylePr>
     <w:tblStylePr w:type="nwCell">
       <w:rPr>
+        <w:rFonts w:eastAsia="黑体"/>
         <w:color w:themeColor="background1" w:val="FFFFFF"/>
       </w:rPr>
       <w:tblPr/>
@@ -7830,6 +8261,7 @@
         <w:spacing w:after="0" w:before="0" w:line="240" w:lineRule="auto"/>
       </w:pPr>
       <w:rPr>
+        <w:rFonts w:eastAsia="黑体"/>
         <w:b/>
         <w:bCs/>
         <w:color w:themeColor="background1" w:val="FFFFFF"/>
@@ -7852,6 +8284,7 @@
         <w:spacing w:after="0" w:before="0" w:line="240" w:lineRule="auto"/>
       </w:pPr>
       <w:rPr>
+        <w:rFonts w:eastAsia="黑体"/>
         <w:color w:val="auto"/>
       </w:rPr>
       <w:tblPr/>
@@ -7869,6 +8302,7 @@
     </w:tblStylePr>
     <w:tblStylePr w:type="firstCol">
       <w:rPr>
+        <w:rFonts w:eastAsia="黑体"/>
         <w:b/>
         <w:bCs/>
         <w:color w:themeColor="background1" w:val="FFFFFF"/>
@@ -7888,6 +8322,7 @@
     </w:tblStylePr>
     <w:tblStylePr w:type="lastCol">
       <w:rPr>
+        <w:rFonts w:eastAsia="黑体"/>
         <w:b/>
         <w:bCs/>
         <w:color w:themeColor="background1" w:val="FFFFFF"/>
@@ -7936,6 +8371,7 @@
     </w:tblStylePr>
     <w:tblStylePr w:type="nwCell">
       <w:rPr>
+        <w:rFonts w:eastAsia="黑体"/>
         <w:color w:themeColor="background1" w:val="FFFFFF"/>
       </w:rPr>
       <w:tblPr/>
@@ -7979,6 +8415,7 @@
         <w:spacing w:after="0" w:before="0" w:line="240" w:lineRule="auto"/>
       </w:pPr>
       <w:rPr>
+        <w:rFonts w:eastAsia="黑体"/>
         <w:b/>
         <w:bCs/>
         <w:color w:themeColor="background1" w:val="FFFFFF"/>
@@ -8001,6 +8438,7 @@
         <w:spacing w:after="0" w:before="0" w:line="240" w:lineRule="auto"/>
       </w:pPr>
       <w:rPr>
+        <w:rFonts w:eastAsia="黑体"/>
         <w:color w:val="auto"/>
       </w:rPr>
       <w:tblPr/>
@@ -8018,6 +8456,7 @@
     </w:tblStylePr>
     <w:tblStylePr w:type="firstCol">
       <w:rPr>
+        <w:rFonts w:eastAsia="黑体"/>
         <w:b/>
         <w:bCs/>
         <w:color w:themeColor="background1" w:val="FFFFFF"/>
@@ -8037,6 +8476,7 @@
     </w:tblStylePr>
     <w:tblStylePr w:type="lastCol">
       <w:rPr>
+        <w:rFonts w:eastAsia="黑体"/>
         <w:b/>
         <w:bCs/>
         <w:color w:themeColor="background1" w:val="FFFFFF"/>
@@ -8085,6 +8525,7 @@
     </w:tblStylePr>
     <w:tblStylePr w:type="nwCell">
       <w:rPr>
+        <w:rFonts w:eastAsia="黑体"/>
         <w:color w:themeColor="background1" w:val="FFFFFF"/>
       </w:rPr>
       <w:tblPr/>
@@ -8128,6 +8569,7 @@
         <w:spacing w:after="0" w:before="0" w:line="240" w:lineRule="auto"/>
       </w:pPr>
       <w:rPr>
+        <w:rFonts w:eastAsia="黑体"/>
         <w:b/>
         <w:bCs/>
         <w:color w:themeColor="background1" w:val="FFFFFF"/>
@@ -8150,6 +8592,7 @@
         <w:spacing w:after="0" w:before="0" w:line="240" w:lineRule="auto"/>
       </w:pPr>
       <w:rPr>
+        <w:rFonts w:eastAsia="黑体"/>
         <w:color w:val="auto"/>
       </w:rPr>
       <w:tblPr/>
@@ -8167,6 +8610,7 @@
     </w:tblStylePr>
     <w:tblStylePr w:type="firstCol">
       <w:rPr>
+        <w:rFonts w:eastAsia="黑体"/>
         <w:b/>
         <w:bCs/>
         <w:color w:themeColor="background1" w:val="FFFFFF"/>
@@ -8186,6 +8630,7 @@
     </w:tblStylePr>
     <w:tblStylePr w:type="lastCol">
       <w:rPr>
+        <w:rFonts w:eastAsia="黑体"/>
         <w:b/>
         <w:bCs/>
         <w:color w:themeColor="background1" w:val="FFFFFF"/>
@@ -8234,6 +8679,7 @@
     </w:tblStylePr>
     <w:tblStylePr w:type="nwCell">
       <w:rPr>
+        <w:rFonts w:eastAsia="黑体"/>
         <w:color w:themeColor="background1" w:val="FFFFFF"/>
       </w:rPr>
       <w:tblPr/>
@@ -8277,6 +8723,7 @@
         <w:spacing w:after="0" w:before="0" w:line="240" w:lineRule="auto"/>
       </w:pPr>
       <w:rPr>
+        <w:rFonts w:eastAsia="黑体"/>
         <w:b/>
         <w:bCs/>
         <w:color w:themeColor="background1" w:val="FFFFFF"/>
@@ -8299,6 +8746,7 @@
         <w:spacing w:after="0" w:before="0" w:line="240" w:lineRule="auto"/>
       </w:pPr>
       <w:rPr>
+        <w:rFonts w:eastAsia="黑体"/>
         <w:color w:val="auto"/>
       </w:rPr>
       <w:tblPr/>
@@ -8316,6 +8764,7 @@
     </w:tblStylePr>
     <w:tblStylePr w:type="firstCol">
       <w:rPr>
+        <w:rFonts w:eastAsia="黑体"/>
         <w:b/>
         <w:bCs/>
         <w:color w:themeColor="background1" w:val="FFFFFF"/>
@@ -8335,6 +8784,7 @@
     </w:tblStylePr>
     <w:tblStylePr w:type="lastCol">
       <w:rPr>
+        <w:rFonts w:eastAsia="黑体"/>
         <w:b/>
         <w:bCs/>
         <w:color w:themeColor="background1" w:val="FFFFFF"/>
@@ -8383,6 +8833,7 @@
     </w:tblStylePr>
     <w:tblStylePr w:type="nwCell">
       <w:rPr>
+        <w:rFonts w:eastAsia="黑体"/>
         <w:color w:themeColor="background1" w:val="FFFFFF"/>
       </w:rPr>
       <w:tblPr/>
@@ -8426,6 +8877,7 @@
         <w:spacing w:after="0" w:before="0" w:line="240" w:lineRule="auto"/>
       </w:pPr>
       <w:rPr>
+        <w:rFonts w:eastAsia="黑体"/>
         <w:b/>
         <w:bCs/>
         <w:color w:themeColor="background1" w:val="FFFFFF"/>
@@ -8448,6 +8900,7 @@
         <w:spacing w:after="0" w:before="0" w:line="240" w:lineRule="auto"/>
       </w:pPr>
       <w:rPr>
+        <w:rFonts w:eastAsia="黑体"/>
         <w:color w:val="auto"/>
       </w:rPr>
       <w:tblPr/>
@@ -8465,6 +8918,7 @@
     </w:tblStylePr>
     <w:tblStylePr w:type="firstCol">
       <w:rPr>
+        <w:rFonts w:eastAsia="黑体"/>
         <w:b/>
         <w:bCs/>
         <w:color w:themeColor="background1" w:val="FFFFFF"/>
@@ -8484,6 +8938,7 @@
     </w:tblStylePr>
     <w:tblStylePr w:type="lastCol">
       <w:rPr>
+        <w:rFonts w:eastAsia="黑体"/>
         <w:b/>
         <w:bCs/>
         <w:color w:themeColor="background1" w:val="FFFFFF"/>
@@ -8532,6 +8987,7 @@
     </w:tblStylePr>
     <w:tblStylePr w:type="nwCell">
       <w:rPr>
+        <w:rFonts w:eastAsia="黑体"/>
         <w:color w:themeColor="background1" w:val="FFFFFF"/>
       </w:rPr>
       <w:tblPr/>
@@ -8575,6 +9031,7 @@
         <w:spacing w:after="0" w:before="0" w:line="240" w:lineRule="auto"/>
       </w:pPr>
       <w:rPr>
+        <w:rFonts w:eastAsia="黑体"/>
         <w:b/>
         <w:bCs/>
         <w:color w:themeColor="background1" w:val="FFFFFF"/>
@@ -8597,6 +9054,7 @@
         <w:spacing w:after="0" w:before="0" w:line="240" w:lineRule="auto"/>
       </w:pPr>
       <w:rPr>
+        <w:rFonts w:eastAsia="黑体"/>
         <w:color w:val="auto"/>
       </w:rPr>
       <w:tblPr/>
@@ -8614,6 +9072,7 @@
     </w:tblStylePr>
     <w:tblStylePr w:type="firstCol">
       <w:rPr>
+        <w:rFonts w:eastAsia="黑体"/>
         <w:b/>
         <w:bCs/>
         <w:color w:themeColor="background1" w:val="FFFFFF"/>
@@ -8633,6 +9092,7 @@
     </w:tblStylePr>
     <w:tblStylePr w:type="lastCol">
       <w:rPr>
+        <w:rFonts w:eastAsia="黑体"/>
         <w:b/>
         <w:bCs/>
         <w:color w:themeColor="background1" w:val="FFFFFF"/>
@@ -8681,6 +9141,7 @@
     </w:tblStylePr>
     <w:tblStylePr w:type="nwCell">
       <w:rPr>
+        <w:rFonts w:eastAsia="黑体"/>
         <w:color w:themeColor="background1" w:val="FFFFFF"/>
       </w:rPr>
       <w:tblPr/>
@@ -8705,6 +9166,7 @@
       <w:spacing w:after="0" w:line="240" w:lineRule="auto"/>
     </w:pPr>
     <w:rPr>
+      <w:rFonts w:eastAsia="黑体"/>
       <w:color w:themeColor="text1" w:val="000000"/>
     </w:rPr>
     <w:tblPr>
@@ -8724,7 +9186,7 @@
     </w:tblPr>
     <w:tblStylePr w:type="firstRow">
       <w:rPr>
-        <w:rFonts w:asciiTheme="majorHAnsi" w:cstheme="majorBidi" w:eastAsiaTheme="majorEastAsia" w:hAnsiTheme="majorHAnsi"/>
+        <w:rFonts w:asciiTheme="majorHAnsi" w:cstheme="majorBidi" w:hAnsiTheme="majorHAnsi" w:eastAsia="黑体"/>
       </w:rPr>
       <w:tblPr/>
       <w:tcPr>
@@ -8736,6 +9198,7 @@
     </w:tblStylePr>
     <w:tblStylePr w:type="lastRow">
       <w:rPr>
+        <w:rFonts w:eastAsia="黑体"/>
         <w:b/>
         <w:bCs/>
         <w:color w:themeColor="text2" w:val="1F497D"/>
@@ -8750,12 +9213,14 @@
     </w:tblStylePr>
     <w:tblStylePr w:type="firstCol">
       <w:rPr>
+        <w:rFonts w:eastAsia="黑体"/>
         <w:b/>
         <w:bCs/>
       </w:rPr>
     </w:tblStylePr>
     <w:tblStylePr w:type="lastCol">
       <w:rPr>
+        <w:rFonts w:eastAsia="黑体"/>
         <w:b/>
         <w:bCs/>
       </w:rPr>
@@ -8789,6 +9254,7 @@
       <w:spacing w:after="0" w:line="240" w:lineRule="auto"/>
     </w:pPr>
     <w:rPr>
+      <w:rFonts w:eastAsia="黑体"/>
       <w:color w:themeColor="text1" w:val="000000"/>
     </w:rPr>
     <w:tblPr>
@@ -8808,7 +9274,7 @@
     </w:tblPr>
     <w:tblStylePr w:type="firstRow">
       <w:rPr>
-        <w:rFonts w:asciiTheme="majorHAnsi" w:cstheme="majorBidi" w:eastAsiaTheme="majorEastAsia" w:hAnsiTheme="majorHAnsi"/>
+        <w:rFonts w:asciiTheme="majorHAnsi" w:cstheme="majorBidi" w:hAnsiTheme="majorHAnsi" w:eastAsia="黑体"/>
       </w:rPr>
       <w:tblPr/>
       <w:tcPr>
@@ -8820,6 +9286,7 @@
     </w:tblStylePr>
     <w:tblStylePr w:type="lastRow">
       <w:rPr>
+        <w:rFonts w:eastAsia="黑体"/>
         <w:b/>
         <w:bCs/>
         <w:color w:themeColor="text2" w:val="1F497D"/>
@@ -8834,12 +9301,14 @@
     </w:tblStylePr>
     <w:tblStylePr w:type="firstCol">
       <w:rPr>
+        <w:rFonts w:eastAsia="黑体"/>
         <w:b/>
         <w:bCs/>
       </w:rPr>
     </w:tblStylePr>
     <w:tblStylePr w:type="lastCol">
       <w:rPr>
+        <w:rFonts w:eastAsia="黑体"/>
         <w:b/>
         <w:bCs/>
       </w:rPr>
@@ -8873,6 +9342,7 @@
       <w:spacing w:after="0" w:line="240" w:lineRule="auto"/>
     </w:pPr>
     <w:rPr>
+      <w:rFonts w:eastAsia="黑体"/>
       <w:color w:themeColor="text1" w:val="000000"/>
     </w:rPr>
     <w:tblPr>
@@ -8892,7 +9362,7 @@
     </w:tblPr>
     <w:tblStylePr w:type="firstRow">
       <w:rPr>
-        <w:rFonts w:asciiTheme="majorHAnsi" w:cstheme="majorBidi" w:eastAsiaTheme="majorEastAsia" w:hAnsiTheme="majorHAnsi"/>
+        <w:rFonts w:asciiTheme="majorHAnsi" w:cstheme="majorBidi" w:hAnsiTheme="majorHAnsi" w:eastAsia="黑体"/>
       </w:rPr>
       <w:tblPr/>
       <w:tcPr>
@@ -8904,6 +9374,7 @@
     </w:tblStylePr>
     <w:tblStylePr w:type="lastRow">
       <w:rPr>
+        <w:rFonts w:eastAsia="黑体"/>
         <w:b/>
         <w:bCs/>
         <w:color w:themeColor="text2" w:val="1F497D"/>
@@ -8918,12 +9389,14 @@
     </w:tblStylePr>
     <w:tblStylePr w:type="firstCol">
       <w:rPr>
+        <w:rFonts w:eastAsia="黑体"/>
         <w:b/>
         <w:bCs/>
       </w:rPr>
     </w:tblStylePr>
     <w:tblStylePr w:type="lastCol">
       <w:rPr>
+        <w:rFonts w:eastAsia="黑体"/>
         <w:b/>
         <w:bCs/>
       </w:rPr>
@@ -8957,6 +9430,7 @@
       <w:spacing w:after="0" w:line="240" w:lineRule="auto"/>
     </w:pPr>
     <w:rPr>
+      <w:rFonts w:eastAsia="黑体"/>
       <w:color w:themeColor="text1" w:val="000000"/>
     </w:rPr>
     <w:tblPr>
@@ -8976,7 +9450,7 @@
     </w:tblPr>
     <w:tblStylePr w:type="firstRow">
       <w:rPr>
-        <w:rFonts w:asciiTheme="majorHAnsi" w:cstheme="majorBidi" w:eastAsiaTheme="majorEastAsia" w:hAnsiTheme="majorHAnsi"/>
+        <w:rFonts w:asciiTheme="majorHAnsi" w:cstheme="majorBidi" w:hAnsiTheme="majorHAnsi" w:eastAsia="黑体"/>
       </w:rPr>
       <w:tblPr/>
       <w:tcPr>
@@ -8988,6 +9462,7 @@
     </w:tblStylePr>
     <w:tblStylePr w:type="lastRow">
       <w:rPr>
+        <w:rFonts w:eastAsia="黑体"/>
         <w:b/>
         <w:bCs/>
         <w:color w:themeColor="text2" w:val="1F497D"/>
@@ -9002,12 +9477,14 @@
     </w:tblStylePr>
     <w:tblStylePr w:type="firstCol">
       <w:rPr>
+        <w:rFonts w:eastAsia="黑体"/>
         <w:b/>
         <w:bCs/>
       </w:rPr>
     </w:tblStylePr>
     <w:tblStylePr w:type="lastCol">
       <w:rPr>
+        <w:rFonts w:eastAsia="黑体"/>
         <w:b/>
         <w:bCs/>
       </w:rPr>
@@ -9041,6 +9518,7 @@
       <w:spacing w:after="0" w:line="240" w:lineRule="auto"/>
     </w:pPr>
     <w:rPr>
+      <w:rFonts w:eastAsia="黑体"/>
       <w:color w:themeColor="text1" w:val="000000"/>
     </w:rPr>
     <w:tblPr>
@@ -9060,7 +9538,7 @@
     </w:tblPr>
     <w:tblStylePr w:type="firstRow">
       <w:rPr>
-        <w:rFonts w:asciiTheme="majorHAnsi" w:cstheme="majorBidi" w:eastAsiaTheme="majorEastAsia" w:hAnsiTheme="majorHAnsi"/>
+        <w:rFonts w:asciiTheme="majorHAnsi" w:cstheme="majorBidi" w:hAnsiTheme="majorHAnsi" w:eastAsia="黑体"/>
       </w:rPr>
       <w:tblPr/>
       <w:tcPr>
@@ -9072,6 +9550,7 @@
     </w:tblStylePr>
     <w:tblStylePr w:type="lastRow">
       <w:rPr>
+        <w:rFonts w:eastAsia="黑体"/>
         <w:b/>
         <w:bCs/>
         <w:color w:themeColor="text2" w:val="1F497D"/>
@@ -9086,12 +9565,14 @@
     </w:tblStylePr>
     <w:tblStylePr w:type="firstCol">
       <w:rPr>
+        <w:rFonts w:eastAsia="黑体"/>
         <w:b/>
         <w:bCs/>
       </w:rPr>
     </w:tblStylePr>
     <w:tblStylePr w:type="lastCol">
       <w:rPr>
+        <w:rFonts w:eastAsia="黑体"/>
         <w:b/>
         <w:bCs/>
       </w:rPr>
@@ -9125,6 +9606,7 @@
       <w:spacing w:after="0" w:line="240" w:lineRule="auto"/>
     </w:pPr>
     <w:rPr>
+      <w:rFonts w:eastAsia="黑体"/>
       <w:color w:themeColor="text1" w:val="000000"/>
     </w:rPr>
     <w:tblPr>
@@ -9144,7 +9626,7 @@
     </w:tblPr>
     <w:tblStylePr w:type="firstRow">
       <w:rPr>
-        <w:rFonts w:asciiTheme="majorHAnsi" w:cstheme="majorBidi" w:eastAsiaTheme="majorEastAsia" w:hAnsiTheme="majorHAnsi"/>
+        <w:rFonts w:asciiTheme="majorHAnsi" w:cstheme="majorBidi" w:hAnsiTheme="majorHAnsi" w:eastAsia="黑体"/>
       </w:rPr>
       <w:tblPr/>
       <w:tcPr>
@@ -9156,6 +9638,7 @@
     </w:tblStylePr>
     <w:tblStylePr w:type="lastRow">
       <w:rPr>
+        <w:rFonts w:eastAsia="黑体"/>
         <w:b/>
         <w:bCs/>
         <w:color w:themeColor="text2" w:val="1F497D"/>
@@ -9170,12 +9653,14 @@
     </w:tblStylePr>
     <w:tblStylePr w:type="firstCol">
       <w:rPr>
+        <w:rFonts w:eastAsia="黑体"/>
         <w:b/>
         <w:bCs/>
       </w:rPr>
     </w:tblStylePr>
     <w:tblStylePr w:type="lastCol">
       <w:rPr>
+        <w:rFonts w:eastAsia="黑体"/>
         <w:b/>
         <w:bCs/>
       </w:rPr>
@@ -9209,6 +9694,7 @@
       <w:spacing w:after="0" w:line="240" w:lineRule="auto"/>
     </w:pPr>
     <w:rPr>
+      <w:rFonts w:eastAsia="黑体"/>
       <w:color w:themeColor="text1" w:val="000000"/>
     </w:rPr>
     <w:tblPr>
@@ -9228,7 +9714,7 @@
     </w:tblPr>
     <w:tblStylePr w:type="firstRow">
       <w:rPr>
-        <w:rFonts w:asciiTheme="majorHAnsi" w:cstheme="majorBidi" w:eastAsiaTheme="majorEastAsia" w:hAnsiTheme="majorHAnsi"/>
+        <w:rFonts w:asciiTheme="majorHAnsi" w:cstheme="majorBidi" w:hAnsiTheme="majorHAnsi" w:eastAsia="黑体"/>
       </w:rPr>
       <w:tblPr/>
       <w:tcPr>
@@ -9240,6 +9726,7 @@
     </w:tblStylePr>
     <w:tblStylePr w:type="lastRow">
       <w:rPr>
+        <w:rFonts w:eastAsia="黑体"/>
         <w:b/>
         <w:bCs/>
         <w:color w:themeColor="text2" w:val="1F497D"/>
@@ -9254,12 +9741,14 @@
     </w:tblStylePr>
     <w:tblStylePr w:type="firstCol">
       <w:rPr>
+        <w:rFonts w:eastAsia="黑体"/>
         <w:b/>
         <w:bCs/>
       </w:rPr>
     </w:tblStylePr>
     <w:tblStylePr w:type="lastCol">
       <w:rPr>
+        <w:rFonts w:eastAsia="黑体"/>
         <w:b/>
         <w:bCs/>
       </w:rPr>
@@ -9293,7 +9782,7 @@
       <w:spacing w:after="0" w:line="240" w:lineRule="auto"/>
     </w:pPr>
     <w:rPr>
-      <w:rFonts w:asciiTheme="majorHAnsi" w:cstheme="majorBidi" w:eastAsiaTheme="majorEastAsia" w:hAnsiTheme="majorHAnsi"/>
+      <w:rFonts w:asciiTheme="majorHAnsi" w:cstheme="majorBidi" w:hAnsiTheme="majorHAnsi" w:eastAsia="黑体"/>
       <w:color w:themeColor="text1" w:val="000000"/>
     </w:rPr>
     <w:tblPr>
@@ -9315,6 +9804,7 @@
     </w:tblPr>
     <w:tblStylePr w:type="firstRow">
       <w:rPr>
+        <w:rFonts w:eastAsia="黑体"/>
         <w:sz w:val="24"/>
         <w:szCs w:val="24"/>
       </w:rPr>
@@ -9421,7 +9911,7 @@
       <w:spacing w:after="0" w:line="240" w:lineRule="auto"/>
     </w:pPr>
     <w:rPr>
-      <w:rFonts w:asciiTheme="majorHAnsi" w:cstheme="majorBidi" w:eastAsiaTheme="majorEastAsia" w:hAnsiTheme="majorHAnsi"/>
+      <w:rFonts w:asciiTheme="majorHAnsi" w:cstheme="majorBidi" w:hAnsiTheme="majorHAnsi" w:eastAsia="黑体"/>
       <w:color w:themeColor="text1" w:val="000000"/>
     </w:rPr>
     <w:tblPr>
@@ -9443,6 +9933,7 @@
     </w:tblPr>
     <w:tblStylePr w:type="firstRow">
       <w:rPr>
+        <w:rFonts w:eastAsia="黑体"/>
         <w:sz w:val="24"/>
         <w:szCs w:val="24"/>
       </w:rPr>
@@ -9549,7 +10040,7 @@
       <w:spacing w:after="0" w:line="240" w:lineRule="auto"/>
     </w:pPr>
     <w:rPr>
-      <w:rFonts w:asciiTheme="majorHAnsi" w:cstheme="majorBidi" w:eastAsiaTheme="majorEastAsia" w:hAnsiTheme="majorHAnsi"/>
+      <w:rFonts w:asciiTheme="majorHAnsi" w:cstheme="majorBidi" w:hAnsiTheme="majorHAnsi" w:eastAsia="黑体"/>
       <w:color w:themeColor="text1" w:val="000000"/>
     </w:rPr>
     <w:tblPr>
@@ -9571,6 +10062,7 @@
     </w:tblPr>
     <w:tblStylePr w:type="firstRow">
       <w:rPr>
+        <w:rFonts w:eastAsia="黑体"/>
         <w:sz w:val="24"/>
         <w:szCs w:val="24"/>
       </w:rPr>
@@ -9677,7 +10169,7 @@
       <w:spacing w:after="0" w:line="240" w:lineRule="auto"/>
     </w:pPr>
     <w:rPr>
-      <w:rFonts w:asciiTheme="majorHAnsi" w:cstheme="majorBidi" w:eastAsiaTheme="majorEastAsia" w:hAnsiTheme="majorHAnsi"/>
+      <w:rFonts w:asciiTheme="majorHAnsi" w:cstheme="majorBidi" w:hAnsiTheme="majorHAnsi" w:eastAsia="黑体"/>
       <w:color w:themeColor="text1" w:val="000000"/>
     </w:rPr>
     <w:tblPr>
@@ -9699,6 +10191,7 @@
     </w:tblPr>
     <w:tblStylePr w:type="firstRow">
       <w:rPr>
+        <w:rFonts w:eastAsia="黑体"/>
         <w:sz w:val="24"/>
         <w:szCs w:val="24"/>
       </w:rPr>
@@ -9805,7 +10298,7 @@
       <w:spacing w:after="0" w:line="240" w:lineRule="auto"/>
     </w:pPr>
     <w:rPr>
-      <w:rFonts w:asciiTheme="majorHAnsi" w:cstheme="majorBidi" w:eastAsiaTheme="majorEastAsia" w:hAnsiTheme="majorHAnsi"/>
+      <w:rFonts w:asciiTheme="majorHAnsi" w:cstheme="majorBidi" w:hAnsiTheme="majorHAnsi" w:eastAsia="黑体"/>
       <w:color w:themeColor="text1" w:val="000000"/>
     </w:rPr>
     <w:tblPr>
@@ -9827,6 +10320,7 @@
     </w:tblPr>
     <w:tblStylePr w:type="firstRow">
       <w:rPr>
+        <w:rFonts w:eastAsia="黑体"/>
         <w:sz w:val="24"/>
         <w:szCs w:val="24"/>
       </w:rPr>
@@ -9933,7 +10427,7 @@
       <w:spacing w:after="0" w:line="240" w:lineRule="auto"/>
     </w:pPr>
     <w:rPr>
-      <w:rFonts w:asciiTheme="majorHAnsi" w:cstheme="majorBidi" w:eastAsiaTheme="majorEastAsia" w:hAnsiTheme="majorHAnsi"/>
+      <w:rFonts w:asciiTheme="majorHAnsi" w:cstheme="majorBidi" w:hAnsiTheme="majorHAnsi" w:eastAsia="黑体"/>
       <w:color w:themeColor="text1" w:val="000000"/>
     </w:rPr>
     <w:tblPr>
@@ -9955,6 +10449,7 @@
     </w:tblPr>
     <w:tblStylePr w:type="firstRow">
       <w:rPr>
+        <w:rFonts w:eastAsia="黑体"/>
         <w:sz w:val="24"/>
         <w:szCs w:val="24"/>
       </w:rPr>
@@ -10061,7 +10556,7 @@
       <w:spacing w:after="0" w:line="240" w:lineRule="auto"/>
     </w:pPr>
     <w:rPr>
-      <w:rFonts w:asciiTheme="majorHAnsi" w:cstheme="majorBidi" w:eastAsiaTheme="majorEastAsia" w:hAnsiTheme="majorHAnsi"/>
+      <w:rFonts w:asciiTheme="majorHAnsi" w:cstheme="majorBidi" w:hAnsiTheme="majorHAnsi" w:eastAsia="黑体"/>
       <w:color w:themeColor="text1" w:val="000000"/>
     </w:rPr>
     <w:tblPr>
@@ -10083,6 +10578,7 @@
     </w:tblPr>
     <w:tblStylePr w:type="firstRow">
       <w:rPr>
+        <w:rFonts w:eastAsia="黑体"/>
         <w:sz w:val="24"/>
         <w:szCs w:val="24"/>
       </w:rPr>
@@ -10212,12 +10708,14 @@
     </w:tcPr>
     <w:tblStylePr w:type="firstRow">
       <w:rPr>
+        <w:rFonts w:eastAsia="黑体"/>
         <w:b/>
         <w:bCs/>
       </w:rPr>
     </w:tblStylePr>
     <w:tblStylePr w:type="lastRow">
       <w:rPr>
+        <w:rFonts w:eastAsia="黑体"/>
         <w:b/>
         <w:bCs/>
       </w:rPr>
@@ -10230,12 +10728,14 @@
     </w:tblStylePr>
     <w:tblStylePr w:type="firstCol">
       <w:rPr>
+        <w:rFonts w:eastAsia="黑体"/>
         <w:b/>
         <w:bCs/>
       </w:rPr>
     </w:tblStylePr>
     <w:tblStylePr w:type="lastCol">
       <w:rPr>
+        <w:rFonts w:eastAsia="黑体"/>
         <w:b/>
         <w:bCs/>
       </w:rPr>
@@ -10285,12 +10785,14 @@
     </w:tcPr>
     <w:tblStylePr w:type="firstRow">
       <w:rPr>
+        <w:rFonts w:eastAsia="黑体"/>
         <w:b/>
         <w:bCs/>
       </w:rPr>
     </w:tblStylePr>
     <w:tblStylePr w:type="lastRow">
       <w:rPr>
+        <w:rFonts w:eastAsia="黑体"/>
         <w:b/>
         <w:bCs/>
       </w:rPr>
@@ -10303,12 +10805,14 @@
     </w:tblStylePr>
     <w:tblStylePr w:type="firstCol">
       <w:rPr>
+        <w:rFonts w:eastAsia="黑体"/>
         <w:b/>
         <w:bCs/>
       </w:rPr>
     </w:tblStylePr>
     <w:tblStylePr w:type="lastCol">
       <w:rPr>
+        <w:rFonts w:eastAsia="黑体"/>
         <w:b/>
         <w:bCs/>
       </w:rPr>
@@ -10358,12 +10862,14 @@
     </w:tcPr>
     <w:tblStylePr w:type="firstRow">
       <w:rPr>
+        <w:rFonts w:eastAsia="黑体"/>
         <w:b/>
         <w:bCs/>
       </w:rPr>
     </w:tblStylePr>
     <w:tblStylePr w:type="lastRow">
       <w:rPr>
+        <w:rFonts w:eastAsia="黑体"/>
         <w:b/>
         <w:bCs/>
       </w:rPr>
@@ -10376,12 +10882,14 @@
     </w:tblStylePr>
     <w:tblStylePr w:type="firstCol">
       <w:rPr>
+        <w:rFonts w:eastAsia="黑体"/>
         <w:b/>
         <w:bCs/>
       </w:rPr>
     </w:tblStylePr>
     <w:tblStylePr w:type="lastCol">
       <w:rPr>
+        <w:rFonts w:eastAsia="黑体"/>
         <w:b/>
         <w:bCs/>
       </w:rPr>
@@ -10431,12 +10939,14 @@
     </w:tcPr>
     <w:tblStylePr w:type="firstRow">
       <w:rPr>
+        <w:rFonts w:eastAsia="黑体"/>
         <w:b/>
         <w:bCs/>
       </w:rPr>
     </w:tblStylePr>
     <w:tblStylePr w:type="lastRow">
       <w:rPr>
+        <w:rFonts w:eastAsia="黑体"/>
         <w:b/>
         <w:bCs/>
       </w:rPr>
@@ -10449,12 +10959,14 @@
     </w:tblStylePr>
     <w:tblStylePr w:type="firstCol">
       <w:rPr>
+        <w:rFonts w:eastAsia="黑体"/>
         <w:b/>
         <w:bCs/>
       </w:rPr>
     </w:tblStylePr>
     <w:tblStylePr w:type="lastCol">
       <w:rPr>
+        <w:rFonts w:eastAsia="黑体"/>
         <w:b/>
         <w:bCs/>
       </w:rPr>
@@ -10504,12 +11016,14 @@
     </w:tcPr>
     <w:tblStylePr w:type="firstRow">
       <w:rPr>
+        <w:rFonts w:eastAsia="黑体"/>
         <w:b/>
         <w:bCs/>
       </w:rPr>
     </w:tblStylePr>
     <w:tblStylePr w:type="lastRow">
       <w:rPr>
+        <w:rFonts w:eastAsia="黑体"/>
         <w:b/>
         <w:bCs/>
       </w:rPr>
@@ -10522,12 +11036,14 @@
     </w:tblStylePr>
     <w:tblStylePr w:type="firstCol">
       <w:rPr>
+        <w:rFonts w:eastAsia="黑体"/>
         <w:b/>
         <w:bCs/>
       </w:rPr>
     </w:tblStylePr>
     <w:tblStylePr w:type="lastCol">
       <w:rPr>
+        <w:rFonts w:eastAsia="黑体"/>
         <w:b/>
         <w:bCs/>
       </w:rPr>
@@ -10577,12 +11093,14 @@
     </w:tcPr>
     <w:tblStylePr w:type="firstRow">
       <w:rPr>
+        <w:rFonts w:eastAsia="黑体"/>
         <w:b/>
         <w:bCs/>
       </w:rPr>
     </w:tblStylePr>
     <w:tblStylePr w:type="lastRow">
       <w:rPr>
+        <w:rFonts w:eastAsia="黑体"/>
         <w:b/>
         <w:bCs/>
       </w:rPr>
@@ -10595,12 +11113,14 @@
     </w:tblStylePr>
     <w:tblStylePr w:type="firstCol">
       <w:rPr>
+        <w:rFonts w:eastAsia="黑体"/>
         <w:b/>
         <w:bCs/>
       </w:rPr>
     </w:tblStylePr>
     <w:tblStylePr w:type="lastCol">
       <w:rPr>
+        <w:rFonts w:eastAsia="黑体"/>
         <w:b/>
         <w:bCs/>
       </w:rPr>
@@ -10650,12 +11170,14 @@
     </w:tcPr>
     <w:tblStylePr w:type="firstRow">
       <w:rPr>
+        <w:rFonts w:eastAsia="黑体"/>
         <w:b/>
         <w:bCs/>
       </w:rPr>
     </w:tblStylePr>
     <w:tblStylePr w:type="lastRow">
       <w:rPr>
+        <w:rFonts w:eastAsia="黑体"/>
         <w:b/>
         <w:bCs/>
       </w:rPr>
@@ -10668,12 +11190,14 @@
     </w:tblStylePr>
     <w:tblStylePr w:type="firstCol">
       <w:rPr>
+        <w:rFonts w:eastAsia="黑体"/>
         <w:b/>
         <w:bCs/>
       </w:rPr>
     </w:tblStylePr>
     <w:tblStylePr w:type="lastCol">
       <w:rPr>
+        <w:rFonts w:eastAsia="黑体"/>
         <w:b/>
         <w:bCs/>
       </w:rPr>
@@ -10700,7 +11224,7 @@
       <w:spacing w:after="0" w:line="240" w:lineRule="auto"/>
     </w:pPr>
     <w:rPr>
-      <w:rFonts w:asciiTheme="majorHAnsi" w:cstheme="majorBidi" w:eastAsiaTheme="majorEastAsia" w:hAnsiTheme="majorHAnsi"/>
+      <w:rFonts w:asciiTheme="majorHAnsi" w:cstheme="majorBidi" w:hAnsiTheme="majorHAnsi" w:eastAsia="黑体"/>
       <w:color w:themeColor="text1" w:val="000000"/>
     </w:rPr>
     <w:tblPr>
@@ -10727,6 +11251,7 @@
     </w:tcPr>
     <w:tblStylePr w:type="firstRow">
       <w:rPr>
+        <w:rFonts w:eastAsia="黑体"/>
         <w:b/>
         <w:bCs/>
         <w:color w:themeColor="text1" w:val="000000"/>
@@ -10738,6 +11263,7 @@
     </w:tblStylePr>
     <w:tblStylePr w:type="lastRow">
       <w:rPr>
+        <w:rFonts w:eastAsia="黑体"/>
         <w:b/>
         <w:bCs/>
         <w:color w:themeColor="text1" w:val="000000"/>
@@ -10757,6 +11283,7 @@
     </w:tblStylePr>
     <w:tblStylePr w:type="firstCol">
       <w:rPr>
+        <w:rFonts w:eastAsia="黑体"/>
         <w:b/>
         <w:bCs/>
         <w:color w:themeColor="text1" w:val="000000"/>
@@ -10776,6 +11303,7 @@
     </w:tblStylePr>
     <w:tblStylePr w:type="lastCol">
       <w:rPr>
+        <w:rFonts w:eastAsia="黑体"/>
         <w:b w:val="0"/>
         <w:bCs w:val="0"/>
         <w:color w:themeColor="text1" w:val="000000"/>
@@ -10825,7 +11353,7 @@
       <w:spacing w:after="0" w:line="240" w:lineRule="auto"/>
     </w:pPr>
     <w:rPr>
-      <w:rFonts w:asciiTheme="majorHAnsi" w:cstheme="majorBidi" w:eastAsiaTheme="majorEastAsia" w:hAnsiTheme="majorHAnsi"/>
+      <w:rFonts w:asciiTheme="majorHAnsi" w:cstheme="majorBidi" w:hAnsiTheme="majorHAnsi" w:eastAsia="黑体"/>
       <w:color w:themeColor="text1" w:val="000000"/>
     </w:rPr>
     <w:tblPr>
@@ -10852,6 +11380,7 @@
     </w:tcPr>
     <w:tblStylePr w:type="firstRow">
       <w:rPr>
+        <w:rFonts w:eastAsia="黑体"/>
         <w:b/>
         <w:bCs/>
         <w:color w:themeColor="text1" w:val="000000"/>
@@ -10863,6 +11392,7 @@
     </w:tblStylePr>
     <w:tblStylePr w:type="lastRow">
       <w:rPr>
+        <w:rFonts w:eastAsia="黑体"/>
         <w:b/>
         <w:bCs/>
         <w:color w:themeColor="text1" w:val="000000"/>
@@ -10882,6 +11412,7 @@
     </w:tblStylePr>
     <w:tblStylePr w:type="firstCol">
       <w:rPr>
+        <w:rFonts w:eastAsia="黑体"/>
         <w:b/>
         <w:bCs/>
         <w:color w:themeColor="text1" w:val="000000"/>
@@ -10901,6 +11432,7 @@
     </w:tblStylePr>
     <w:tblStylePr w:type="lastCol">
       <w:rPr>
+        <w:rFonts w:eastAsia="黑体"/>
         <w:b w:val="0"/>
         <w:bCs w:val="0"/>
         <w:color w:themeColor="text1" w:val="000000"/>
@@ -10950,7 +11482,7 @@
       <w:spacing w:after="0" w:line="240" w:lineRule="auto"/>
     </w:pPr>
     <w:rPr>
-      <w:rFonts w:asciiTheme="majorHAnsi" w:cstheme="majorBidi" w:eastAsiaTheme="majorEastAsia" w:hAnsiTheme="majorHAnsi"/>
+      <w:rFonts w:asciiTheme="majorHAnsi" w:cstheme="majorBidi" w:hAnsiTheme="majorHAnsi" w:eastAsia="黑体"/>
       <w:color w:themeColor="text1" w:val="000000"/>
     </w:rPr>
     <w:tblPr>
@@ -10977,6 +11509,7 @@
     </w:tcPr>
     <w:tblStylePr w:type="firstRow">
       <w:rPr>
+        <w:rFonts w:eastAsia="黑体"/>
         <w:b/>
         <w:bCs/>
         <w:color w:themeColor="text1" w:val="000000"/>
@@ -10988,6 +11521,7 @@
     </w:tblStylePr>
     <w:tblStylePr w:type="lastRow">
       <w:rPr>
+        <w:rFonts w:eastAsia="黑体"/>
         <w:b/>
         <w:bCs/>
         <w:color w:themeColor="text1" w:val="000000"/>
@@ -11007,6 +11541,7 @@
     </w:tblStylePr>
     <w:tblStylePr w:type="firstCol">
       <w:rPr>
+        <w:rFonts w:eastAsia="黑体"/>
         <w:b/>
         <w:bCs/>
         <w:color w:themeColor="text1" w:val="000000"/>
@@ -11026,6 +11561,7 @@
     </w:tblStylePr>
     <w:tblStylePr w:type="lastCol">
       <w:rPr>
+        <w:rFonts w:eastAsia="黑体"/>
         <w:b w:val="0"/>
         <w:bCs w:val="0"/>
         <w:color w:themeColor="text1" w:val="000000"/>
@@ -11075,7 +11611,7 @@
       <w:spacing w:after="0" w:line="240" w:lineRule="auto"/>
     </w:pPr>
     <w:rPr>
-      <w:rFonts w:asciiTheme="majorHAnsi" w:cstheme="majorBidi" w:eastAsiaTheme="majorEastAsia" w:hAnsiTheme="majorHAnsi"/>
+      <w:rFonts w:asciiTheme="majorHAnsi" w:cstheme="majorBidi" w:hAnsiTheme="majorHAnsi" w:eastAsia="黑体"/>
       <w:color w:themeColor="text1" w:val="000000"/>
     </w:rPr>
     <w:tblPr>
@@ -11102,6 +11638,7 @@
     </w:tcPr>
     <w:tblStylePr w:type="firstRow">
       <w:rPr>
+        <w:rFonts w:eastAsia="黑体"/>
         <w:b/>
         <w:bCs/>
         <w:color w:themeColor="text1" w:val="000000"/>
@@ -11113,6 +11650,7 @@
     </w:tblStylePr>
     <w:tblStylePr w:type="lastRow">
       <w:rPr>
+        <w:rFonts w:eastAsia="黑体"/>
         <w:b/>
         <w:bCs/>
         <w:color w:themeColor="text1" w:val="000000"/>
@@ -11132,6 +11670,7 @@
     </w:tblStylePr>
     <w:tblStylePr w:type="firstCol">
       <w:rPr>
+        <w:rFonts w:eastAsia="黑体"/>
         <w:b/>
         <w:bCs/>
         <w:color w:themeColor="text1" w:val="000000"/>
@@ -11151,6 +11690,7 @@
     </w:tblStylePr>
     <w:tblStylePr w:type="lastCol">
       <w:rPr>
+        <w:rFonts w:eastAsia="黑体"/>
         <w:b w:val="0"/>
         <w:bCs w:val="0"/>
         <w:color w:themeColor="text1" w:val="000000"/>
@@ -11200,7 +11740,7 @@
       <w:spacing w:after="0" w:line="240" w:lineRule="auto"/>
     </w:pPr>
     <w:rPr>
-      <w:rFonts w:asciiTheme="majorHAnsi" w:cstheme="majorBidi" w:eastAsiaTheme="majorEastAsia" w:hAnsiTheme="majorHAnsi"/>
+      <w:rFonts w:asciiTheme="majorHAnsi" w:cstheme="majorBidi" w:hAnsiTheme="majorHAnsi" w:eastAsia="黑体"/>
       <w:color w:themeColor="text1" w:val="000000"/>
     </w:rPr>
     <w:tblPr>
@@ -11227,6 +11767,7 @@
     </w:tcPr>
     <w:tblStylePr w:type="firstRow">
       <w:rPr>
+        <w:rFonts w:eastAsia="黑体"/>
         <w:b/>
         <w:bCs/>
         <w:color w:themeColor="text1" w:val="000000"/>
@@ -11238,6 +11779,7 @@
     </w:tblStylePr>
     <w:tblStylePr w:type="lastRow">
       <w:rPr>
+        <w:rFonts w:eastAsia="黑体"/>
         <w:b/>
         <w:bCs/>
         <w:color w:themeColor="text1" w:val="000000"/>
@@ -11257,6 +11799,7 @@
     </w:tblStylePr>
     <w:tblStylePr w:type="firstCol">
       <w:rPr>
+        <w:rFonts w:eastAsia="黑体"/>
         <w:b/>
         <w:bCs/>
         <w:color w:themeColor="text1" w:val="000000"/>
@@ -11276,6 +11819,7 @@
     </w:tblStylePr>
     <w:tblStylePr w:type="lastCol">
       <w:rPr>
+        <w:rFonts w:eastAsia="黑体"/>
         <w:b w:val="0"/>
         <w:bCs w:val="0"/>
         <w:color w:themeColor="text1" w:val="000000"/>
@@ -11325,7 +11869,7 @@
       <w:spacing w:after="0" w:line="240" w:lineRule="auto"/>
     </w:pPr>
     <w:rPr>
-      <w:rFonts w:asciiTheme="majorHAnsi" w:cstheme="majorBidi" w:eastAsiaTheme="majorEastAsia" w:hAnsiTheme="majorHAnsi"/>
+      <w:rFonts w:asciiTheme="majorHAnsi" w:cstheme="majorBidi" w:hAnsiTheme="majorHAnsi" w:eastAsia="黑体"/>
       <w:color w:themeColor="text1" w:val="000000"/>
     </w:rPr>
     <w:tblPr>
@@ -11352,6 +11896,7 @@
     </w:tcPr>
     <w:tblStylePr w:type="firstRow">
       <w:rPr>
+        <w:rFonts w:eastAsia="黑体"/>
         <w:b/>
         <w:bCs/>
         <w:color w:themeColor="text1" w:val="000000"/>
@@ -11363,6 +11908,7 @@
     </w:tblStylePr>
     <w:tblStylePr w:type="lastRow">
       <w:rPr>
+        <w:rFonts w:eastAsia="黑体"/>
         <w:b/>
         <w:bCs/>
         <w:color w:themeColor="text1" w:val="000000"/>
@@ -11382,6 +11928,7 @@
     </w:tblStylePr>
     <w:tblStylePr w:type="firstCol">
       <w:rPr>
+        <w:rFonts w:eastAsia="黑体"/>
         <w:b/>
         <w:bCs/>
         <w:color w:themeColor="text1" w:val="000000"/>
@@ -11401,6 +11948,7 @@
     </w:tblStylePr>
     <w:tblStylePr w:type="lastCol">
       <w:rPr>
+        <w:rFonts w:eastAsia="黑体"/>
         <w:b w:val="0"/>
         <w:bCs w:val="0"/>
         <w:color w:themeColor="text1" w:val="000000"/>
@@ -11450,7 +11998,7 @@
       <w:spacing w:after="0" w:line="240" w:lineRule="auto"/>
     </w:pPr>
     <w:rPr>
-      <w:rFonts w:asciiTheme="majorHAnsi" w:cstheme="majorBidi" w:eastAsiaTheme="majorEastAsia" w:hAnsiTheme="majorHAnsi"/>
+      <w:rFonts w:asciiTheme="majorHAnsi" w:cstheme="majorBidi" w:hAnsiTheme="majorHAnsi" w:eastAsia="黑体"/>
       <w:color w:themeColor="text1" w:val="000000"/>
     </w:rPr>
     <w:tblPr>
@@ -11477,6 +12025,7 @@
     </w:tcPr>
     <w:tblStylePr w:type="firstRow">
       <w:rPr>
+        <w:rFonts w:eastAsia="黑体"/>
         <w:b/>
         <w:bCs/>
         <w:color w:themeColor="text1" w:val="000000"/>
@@ -11488,6 +12037,7 @@
     </w:tblStylePr>
     <w:tblStylePr w:type="lastRow">
       <w:rPr>
+        <w:rFonts w:eastAsia="黑体"/>
         <w:b/>
         <w:bCs/>
         <w:color w:themeColor="text1" w:val="000000"/>
@@ -11507,6 +12057,7 @@
     </w:tblStylePr>
     <w:tblStylePr w:type="firstCol">
       <w:rPr>
+        <w:rFonts w:eastAsia="黑体"/>
         <w:b/>
         <w:bCs/>
         <w:color w:themeColor="text1" w:val="000000"/>
@@ -11526,6 +12077,7 @@
     </w:tblStylePr>
     <w:tblStylePr w:type="lastCol">
       <w:rPr>
+        <w:rFonts w:eastAsia="黑体"/>
         <w:b w:val="0"/>
         <w:bCs w:val="0"/>
         <w:color w:themeColor="text1" w:val="000000"/>
@@ -11598,6 +12150,7 @@
     </w:tcPr>
     <w:tblStylePr w:type="firstRow">
       <w:rPr>
+        <w:rFonts w:eastAsia="黑体"/>
         <w:b/>
         <w:bCs/>
         <w:i w:val="0"/>
@@ -11619,6 +12172,7 @@
     </w:tblStylePr>
     <w:tblStylePr w:type="lastRow">
       <w:rPr>
+        <w:rFonts w:eastAsia="黑体"/>
         <w:b/>
         <w:bCs/>
         <w:i w:val="0"/>
@@ -11640,6 +12194,7 @@
     </w:tblStylePr>
     <w:tblStylePr w:type="firstCol">
       <w:rPr>
+        <w:rFonts w:eastAsia="黑体"/>
         <w:b/>
         <w:bCs/>
         <w:i w:val="0"/>
@@ -11659,6 +12214,7 @@
     </w:tblStylePr>
     <w:tblStylePr w:type="lastCol">
       <w:rPr>
+        <w:rFonts w:eastAsia="黑体"/>
         <w:b/>
         <w:bCs/>
         <w:i w:val="0"/>
@@ -11739,6 +12295,7 @@
     </w:tcPr>
     <w:tblStylePr w:type="firstRow">
       <w:rPr>
+        <w:rFonts w:eastAsia="黑体"/>
         <w:b/>
         <w:bCs/>
         <w:i w:val="0"/>
@@ -11760,6 +12317,7 @@
     </w:tblStylePr>
     <w:tblStylePr w:type="lastRow">
       <w:rPr>
+        <w:rFonts w:eastAsia="黑体"/>
         <w:b/>
         <w:bCs/>
         <w:i w:val="0"/>
@@ -11781,6 +12339,7 @@
     </w:tblStylePr>
     <w:tblStylePr w:type="firstCol">
       <w:rPr>
+        <w:rFonts w:eastAsia="黑体"/>
         <w:b/>
         <w:bCs/>
         <w:i w:val="0"/>
@@ -11800,6 +12359,7 @@
     </w:tblStylePr>
     <w:tblStylePr w:type="lastCol">
       <w:rPr>
+        <w:rFonts w:eastAsia="黑体"/>
         <w:b/>
         <w:bCs/>
         <w:i w:val="0"/>
@@ -11880,6 +12440,7 @@
     </w:tcPr>
     <w:tblStylePr w:type="firstRow">
       <w:rPr>
+        <w:rFonts w:eastAsia="黑体"/>
         <w:b/>
         <w:bCs/>
         <w:i w:val="0"/>
@@ -11901,6 +12462,7 @@
     </w:tblStylePr>
     <w:tblStylePr w:type="lastRow">
       <w:rPr>
+        <w:rFonts w:eastAsia="黑体"/>
         <w:b/>
         <w:bCs/>
         <w:i w:val="0"/>
@@ -11922,6 +12484,7 @@
     </w:tblStylePr>
     <w:tblStylePr w:type="firstCol">
       <w:rPr>
+        <w:rFonts w:eastAsia="黑体"/>
         <w:b/>
         <w:bCs/>
         <w:i w:val="0"/>
@@ -11941,6 +12504,7 @@
     </w:tblStylePr>
     <w:tblStylePr w:type="lastCol">
       <w:rPr>
+        <w:rFonts w:eastAsia="黑体"/>
         <w:b/>
         <w:bCs/>
         <w:i w:val="0"/>
@@ -12021,6 +12585,7 @@
     </w:tcPr>
     <w:tblStylePr w:type="firstRow">
       <w:rPr>
+        <w:rFonts w:eastAsia="黑体"/>
         <w:b/>
         <w:bCs/>
         <w:i w:val="0"/>
@@ -12042,6 +12607,7 @@
     </w:tblStylePr>
     <w:tblStylePr w:type="lastRow">
       <w:rPr>
+        <w:rFonts w:eastAsia="黑体"/>
         <w:b/>
         <w:bCs/>
         <w:i w:val="0"/>
@@ -12063,6 +12629,7 @@
     </w:tblStylePr>
     <w:tblStylePr w:type="firstCol">
       <w:rPr>
+        <w:rFonts w:eastAsia="黑体"/>
         <w:b/>
         <w:bCs/>
         <w:i w:val="0"/>
@@ -12082,6 +12649,7 @@
     </w:tblStylePr>
     <w:tblStylePr w:type="lastCol">
       <w:rPr>
+        <w:rFonts w:eastAsia="黑体"/>
         <w:b/>
         <w:bCs/>
         <w:i w:val="0"/>
@@ -12162,6 +12730,7 @@
     </w:tcPr>
     <w:tblStylePr w:type="firstRow">
       <w:rPr>
+        <w:rFonts w:eastAsia="黑体"/>
         <w:b/>
         <w:bCs/>
         <w:i w:val="0"/>
@@ -12183,6 +12752,7 @@
     </w:tblStylePr>
     <w:tblStylePr w:type="lastRow">
       <w:rPr>
+        <w:rFonts w:eastAsia="黑体"/>
         <w:b/>
         <w:bCs/>
         <w:i w:val="0"/>
@@ -12204,6 +12774,7 @@
     </w:tblStylePr>
     <w:tblStylePr w:type="firstCol">
       <w:rPr>
+        <w:rFonts w:eastAsia="黑体"/>
         <w:b/>
         <w:bCs/>
         <w:i w:val="0"/>
@@ -12223,6 +12794,7 @@
     </w:tblStylePr>
     <w:tblStylePr w:type="lastCol">
       <w:rPr>
+        <w:rFonts w:eastAsia="黑体"/>
         <w:b/>
         <w:bCs/>
         <w:i w:val="0"/>
@@ -12303,6 +12875,7 @@
     </w:tcPr>
     <w:tblStylePr w:type="firstRow">
       <w:rPr>
+        <w:rFonts w:eastAsia="黑体"/>
         <w:b/>
         <w:bCs/>
         <w:i w:val="0"/>
@@ -12324,6 +12897,7 @@
     </w:tblStylePr>
     <w:tblStylePr w:type="lastRow">
       <w:rPr>
+        <w:rFonts w:eastAsia="黑体"/>
         <w:b/>
         <w:bCs/>
         <w:i w:val="0"/>
@@ -12345,6 +12919,7 @@
     </w:tblStylePr>
     <w:tblStylePr w:type="firstCol">
       <w:rPr>
+        <w:rFonts w:eastAsia="黑体"/>
         <w:b/>
         <w:bCs/>
         <w:i w:val="0"/>
@@ -12364,6 +12939,7 @@
     </w:tblStylePr>
     <w:tblStylePr w:type="lastCol">
       <w:rPr>
+        <w:rFonts w:eastAsia="黑体"/>
         <w:b/>
         <w:bCs/>
         <w:i w:val="0"/>
@@ -12444,6 +13020,7 @@
     </w:tcPr>
     <w:tblStylePr w:type="firstRow">
       <w:rPr>
+        <w:rFonts w:eastAsia="黑体"/>
         <w:b/>
         <w:bCs/>
         <w:i w:val="0"/>
@@ -12465,6 +13042,7 @@
     </w:tblStylePr>
     <w:tblStylePr w:type="lastRow">
       <w:rPr>
+        <w:rFonts w:eastAsia="黑体"/>
         <w:b/>
         <w:bCs/>
         <w:i w:val="0"/>
@@ -12486,6 +13064,7 @@
     </w:tblStylePr>
     <w:tblStylePr w:type="firstCol">
       <w:rPr>
+        <w:rFonts w:eastAsia="黑体"/>
         <w:b/>
         <w:bCs/>
         <w:i w:val="0"/>
@@ -12505,6 +13084,7 @@
     </w:tblStylePr>
     <w:tblStylePr w:type="lastCol">
       <w:rPr>
+        <w:rFonts w:eastAsia="黑体"/>
         <w:b/>
         <w:bCs/>
         <w:i w:val="0"/>
@@ -12562,6 +13142,7 @@
       <w:spacing w:after="0" w:line="240" w:lineRule="auto"/>
     </w:pPr>
     <w:rPr>
+      <w:rFonts w:eastAsia="黑体"/>
       <w:color w:themeColor="background1" w:val="FFFFFF"/>
     </w:rPr>
     <w:tblPr>
@@ -12580,6 +13161,7 @@
     </w:tcPr>
     <w:tblStylePr w:type="firstRow">
       <w:rPr>
+        <w:rFonts w:eastAsia="黑体"/>
         <w:b/>
         <w:bCs/>
       </w:rPr>
@@ -12676,6 +13258,7 @@
       <w:spacing w:after="0" w:line="240" w:lineRule="auto"/>
     </w:pPr>
     <w:rPr>
+      <w:rFonts w:eastAsia="黑体"/>
       <w:color w:themeColor="background1" w:val="FFFFFF"/>
     </w:rPr>
     <w:tblPr>
@@ -12694,6 +13277,7 @@
     </w:tcPr>
     <w:tblStylePr w:type="firstRow">
       <w:rPr>
+        <w:rFonts w:eastAsia="黑体"/>
         <w:b/>
         <w:bCs/>
       </w:rPr>
@@ -12790,6 +13374,7 @@
       <w:spacing w:after="0" w:line="240" w:lineRule="auto"/>
     </w:pPr>
     <w:rPr>
+      <w:rFonts w:eastAsia="黑体"/>
       <w:color w:themeColor="background1" w:val="FFFFFF"/>
     </w:rPr>
     <w:tblPr>
@@ -12808,6 +13393,7 @@
     </w:tcPr>
     <w:tblStylePr w:type="firstRow">
       <w:rPr>
+        <w:rFonts w:eastAsia="黑体"/>
         <w:b/>
         <w:bCs/>
       </w:rPr>
@@ -12904,6 +13490,7 @@
       <w:spacing w:after="0" w:line="240" w:lineRule="auto"/>
     </w:pPr>
     <w:rPr>
+      <w:rFonts w:eastAsia="黑体"/>
       <w:color w:themeColor="background1" w:val="FFFFFF"/>
     </w:rPr>
     <w:tblPr>
@@ -12922,6 +13509,7 @@
     </w:tcPr>
     <w:tblStylePr w:type="firstRow">
       <w:rPr>
+        <w:rFonts w:eastAsia="黑体"/>
         <w:b/>
         <w:bCs/>
       </w:rPr>
@@ -13018,6 +13606,7 @@
       <w:spacing w:after="0" w:line="240" w:lineRule="auto"/>
     </w:pPr>
     <w:rPr>
+      <w:rFonts w:eastAsia="黑体"/>
       <w:color w:themeColor="background1" w:val="FFFFFF"/>
     </w:rPr>
     <w:tblPr>
@@ -13036,6 +13625,7 @@
     </w:tcPr>
     <w:tblStylePr w:type="firstRow">
       <w:rPr>
+        <w:rFonts w:eastAsia="黑体"/>
         <w:b/>
         <w:bCs/>
       </w:rPr>
@@ -13132,6 +13722,7 @@
       <w:spacing w:after="0" w:line="240" w:lineRule="auto"/>
     </w:pPr>
     <w:rPr>
+      <w:rFonts w:eastAsia="黑体"/>
       <w:color w:themeColor="background1" w:val="FFFFFF"/>
     </w:rPr>
     <w:tblPr>
@@ -13150,6 +13741,7 @@
     </w:tcPr>
     <w:tblStylePr w:type="firstRow">
       <w:rPr>
+        <w:rFonts w:eastAsia="黑体"/>
         <w:b/>
         <w:bCs/>
       </w:rPr>
@@ -13246,6 +13838,7 @@
       <w:spacing w:after="0" w:line="240" w:lineRule="auto"/>
     </w:pPr>
     <w:rPr>
+      <w:rFonts w:eastAsia="黑体"/>
       <w:color w:themeColor="background1" w:val="FFFFFF"/>
     </w:rPr>
     <w:tblPr>
@@ -13264,6 +13857,7 @@
     </w:tcPr>
     <w:tblStylePr w:type="firstRow">
       <w:rPr>
+        <w:rFonts w:eastAsia="黑体"/>
         <w:b/>
         <w:bCs/>
       </w:rPr>
@@ -13360,6 +13954,7 @@
       <w:spacing w:after="0" w:line="240" w:lineRule="auto"/>
     </w:pPr>
     <w:rPr>
+      <w:rFonts w:eastAsia="黑体"/>
       <w:color w:themeColor="text1" w:val="000000"/>
     </w:rPr>
     <w:tblPr>
@@ -13386,6 +13981,7 @@
     </w:tcPr>
     <w:tblStylePr w:type="firstRow">
       <w:rPr>
+        <w:rFonts w:eastAsia="黑体"/>
         <w:b/>
         <w:bCs/>
       </w:rPr>
@@ -13404,6 +14000,7 @@
     </w:tblStylePr>
     <w:tblStylePr w:type="lastRow">
       <w:rPr>
+        <w:rFonts w:eastAsia="黑体"/>
         <w:b/>
         <w:bCs/>
         <w:color w:themeColor="background1" w:val="FFFFFF"/>
@@ -13418,6 +14015,7 @@
     </w:tblStylePr>
     <w:tblStylePr w:type="firstCol">
       <w:rPr>
+        <w:rFonts w:eastAsia="黑体"/>
         <w:color w:themeColor="background1" w:val="FFFFFF"/>
       </w:rPr>
       <w:tblPr/>
@@ -13435,6 +14033,7 @@
     </w:tblStylePr>
     <w:tblStylePr w:type="lastCol">
       <w:rPr>
+        <w:rFonts w:eastAsia="黑体"/>
         <w:color w:themeColor="background1" w:val="FFFFFF"/>
       </w:rPr>
       <w:tblPr/>
@@ -13464,11 +14063,13 @@
     </w:tblStylePr>
     <w:tblStylePr w:type="neCell">
       <w:rPr>
+        <w:rFonts w:eastAsia="黑体"/>
         <w:color w:themeColor="text1" w:val="000000"/>
       </w:rPr>
     </w:tblStylePr>
     <w:tblStylePr w:type="nwCell">
       <w:rPr>
+        <w:rFonts w:eastAsia="黑体"/>
         <w:color w:themeColor="text1" w:val="000000"/>
       </w:rPr>
     </w:tblStylePr>
@@ -13482,6 +14083,7 @@
       <w:spacing w:after="0" w:line="240" w:lineRule="auto"/>
     </w:pPr>
     <w:rPr>
+      <w:rFonts w:eastAsia="黑体"/>
       <w:color w:themeColor="text1" w:val="000000"/>
     </w:rPr>
     <w:tblPr>
@@ -13508,6 +14110,7 @@
     </w:tcPr>
     <w:tblStylePr w:type="firstRow">
       <w:rPr>
+        <w:rFonts w:eastAsia="黑体"/>
         <w:b/>
         <w:bCs/>
       </w:rPr>
@@ -13526,6 +14129,7 @@
     </w:tblStylePr>
     <w:tblStylePr w:type="lastRow">
       <w:rPr>
+        <w:rFonts w:eastAsia="黑体"/>
         <w:b/>
         <w:bCs/>
         <w:color w:themeColor="background1" w:val="FFFFFF"/>
@@ -13540,6 +14144,7 @@
     </w:tblStylePr>
     <w:tblStylePr w:type="firstCol">
       <w:rPr>
+        <w:rFonts w:eastAsia="黑体"/>
         <w:color w:themeColor="background1" w:val="FFFFFF"/>
       </w:rPr>
       <w:tblPr/>
@@ -13557,6 +14162,7 @@
     </w:tblStylePr>
     <w:tblStylePr w:type="lastCol">
       <w:rPr>
+        <w:rFonts w:eastAsia="黑体"/>
         <w:color w:themeColor="background1" w:val="FFFFFF"/>
       </w:rPr>
       <w:tblPr/>
@@ -13586,11 +14192,13 @@
     </w:tblStylePr>
     <w:tblStylePr w:type="neCell">
       <w:rPr>
+        <w:rFonts w:eastAsia="黑体"/>
         <w:color w:themeColor="text1" w:val="000000"/>
       </w:rPr>
     </w:tblStylePr>
     <w:tblStylePr w:type="nwCell">
       <w:rPr>
+        <w:rFonts w:eastAsia="黑体"/>
         <w:color w:themeColor="text1" w:val="000000"/>
       </w:rPr>
     </w:tblStylePr>
@@ -13604,6 +14212,7 @@
       <w:spacing w:after="0" w:line="240" w:lineRule="auto"/>
     </w:pPr>
     <w:rPr>
+      <w:rFonts w:eastAsia="黑体"/>
       <w:color w:themeColor="text1" w:val="000000"/>
     </w:rPr>
     <w:tblPr>
@@ -13630,6 +14239,7 @@
     </w:tcPr>
     <w:tblStylePr w:type="firstRow">
       <w:rPr>
+        <w:rFonts w:eastAsia="黑体"/>
         <w:b/>
         <w:bCs/>
       </w:rPr>
@@ -13648,6 +14258,7 @@
     </w:tblStylePr>
     <w:tblStylePr w:type="lastRow">
       <w:rPr>
+        <w:rFonts w:eastAsia="黑体"/>
         <w:b/>
         <w:bCs/>
         <w:color w:themeColor="background1" w:val="FFFFFF"/>
@@ -13662,6 +14273,7 @@
     </w:tblStylePr>
     <w:tblStylePr w:type="firstCol">
       <w:rPr>
+        <w:rFonts w:eastAsia="黑体"/>
         <w:color w:themeColor="background1" w:val="FFFFFF"/>
       </w:rPr>
       <w:tblPr/>
@@ -13679,6 +14291,7 @@
     </w:tblStylePr>
     <w:tblStylePr w:type="lastCol">
       <w:rPr>
+        <w:rFonts w:eastAsia="黑体"/>
         <w:color w:themeColor="background1" w:val="FFFFFF"/>
       </w:rPr>
       <w:tblPr/>
@@ -13708,11 +14321,13 @@
     </w:tblStylePr>
     <w:tblStylePr w:type="neCell">
       <w:rPr>
+        <w:rFonts w:eastAsia="黑体"/>
         <w:color w:themeColor="text1" w:val="000000"/>
       </w:rPr>
     </w:tblStylePr>
     <w:tblStylePr w:type="nwCell">
       <w:rPr>
+        <w:rFonts w:eastAsia="黑体"/>
         <w:color w:themeColor="text1" w:val="000000"/>
       </w:rPr>
     </w:tblStylePr>
@@ -13726,6 +14341,7 @@
       <w:spacing w:after="0" w:line="240" w:lineRule="auto"/>
     </w:pPr>
     <w:rPr>
+      <w:rFonts w:eastAsia="黑体"/>
       <w:color w:themeColor="text1" w:val="000000"/>
     </w:rPr>
     <w:tblPr>
@@ -13752,6 +14368,7 @@
     </w:tcPr>
     <w:tblStylePr w:type="firstRow">
       <w:rPr>
+        <w:rFonts w:eastAsia="黑体"/>
         <w:b/>
         <w:bCs/>
       </w:rPr>
@@ -13770,6 +14387,7 @@
     </w:tblStylePr>
     <w:tblStylePr w:type="lastRow">
       <w:rPr>
+        <w:rFonts w:eastAsia="黑体"/>
         <w:b/>
         <w:bCs/>
         <w:color w:themeColor="background1" w:val="FFFFFF"/>
@@ -13784,6 +14402,7 @@
     </w:tblStylePr>
     <w:tblStylePr w:type="firstCol">
       <w:rPr>
+        <w:rFonts w:eastAsia="黑体"/>
         <w:color w:themeColor="background1" w:val="FFFFFF"/>
       </w:rPr>
       <w:tblPr/>
@@ -13801,6 +14420,7 @@
     </w:tblStylePr>
     <w:tblStylePr w:type="lastCol">
       <w:rPr>
+        <w:rFonts w:eastAsia="黑体"/>
         <w:color w:themeColor="background1" w:val="FFFFFF"/>
       </w:rPr>
       <w:tblPr/>
@@ -13838,6 +14458,7 @@
       <w:spacing w:after="0" w:line="240" w:lineRule="auto"/>
     </w:pPr>
     <w:rPr>
+      <w:rFonts w:eastAsia="黑体"/>
       <w:color w:themeColor="text1" w:val="000000"/>
     </w:rPr>
     <w:tblPr>
@@ -13864,6 +14485,7 @@
     </w:tcPr>
     <w:tblStylePr w:type="firstRow">
       <w:rPr>
+        <w:rFonts w:eastAsia="黑体"/>
         <w:b/>
         <w:bCs/>
       </w:rPr>
@@ -13882,6 +14504,7 @@
     </w:tblStylePr>
     <w:tblStylePr w:type="lastRow">
       <w:rPr>
+        <w:rFonts w:eastAsia="黑体"/>
         <w:b/>
         <w:bCs/>
         <w:color w:themeColor="background1" w:val="FFFFFF"/>
@@ -13896,6 +14519,7 @@
     </w:tblStylePr>
     <w:tblStylePr w:type="firstCol">
       <w:rPr>
+        <w:rFonts w:eastAsia="黑体"/>
         <w:color w:themeColor="background1" w:val="FFFFFF"/>
       </w:rPr>
       <w:tblPr/>
@@ -13913,6 +14537,7 @@
     </w:tblStylePr>
     <w:tblStylePr w:type="lastCol">
       <w:rPr>
+        <w:rFonts w:eastAsia="黑体"/>
         <w:color w:themeColor="background1" w:val="FFFFFF"/>
       </w:rPr>
       <w:tblPr/>
@@ -13942,11 +14567,13 @@
     </w:tblStylePr>
     <w:tblStylePr w:type="neCell">
       <w:rPr>
+        <w:rFonts w:eastAsia="黑体"/>
         <w:color w:themeColor="text1" w:val="000000"/>
       </w:rPr>
     </w:tblStylePr>
     <w:tblStylePr w:type="nwCell">
       <w:rPr>
+        <w:rFonts w:eastAsia="黑体"/>
         <w:color w:themeColor="text1" w:val="000000"/>
       </w:rPr>
     </w:tblStylePr>
@@ -13960,6 +14587,7 @@
       <w:spacing w:after="0" w:line="240" w:lineRule="auto"/>
     </w:pPr>
     <w:rPr>
+      <w:rFonts w:eastAsia="黑体"/>
       <w:color w:themeColor="text1" w:val="000000"/>
     </w:rPr>
     <w:tblPr>
@@ -13986,6 +14614,7 @@
     </w:tcPr>
     <w:tblStylePr w:type="firstRow">
       <w:rPr>
+        <w:rFonts w:eastAsia="黑体"/>
         <w:b/>
         <w:bCs/>
       </w:rPr>
@@ -14004,6 +14633,7 @@
     </w:tblStylePr>
     <w:tblStylePr w:type="lastRow">
       <w:rPr>
+        <w:rFonts w:eastAsia="黑体"/>
         <w:b/>
         <w:bCs/>
         <w:color w:themeColor="background1" w:val="FFFFFF"/>
@@ -14018,6 +14648,7 @@
     </w:tblStylePr>
     <w:tblStylePr w:type="firstCol">
       <w:rPr>
+        <w:rFonts w:eastAsia="黑体"/>
         <w:color w:themeColor="background1" w:val="FFFFFF"/>
       </w:rPr>
       <w:tblPr/>
@@ -14035,6 +14666,7 @@
     </w:tblStylePr>
     <w:tblStylePr w:type="lastCol">
       <w:rPr>
+        <w:rFonts w:eastAsia="黑体"/>
         <w:color w:themeColor="background1" w:val="FFFFFF"/>
       </w:rPr>
       <w:tblPr/>
@@ -14064,11 +14696,13 @@
     </w:tblStylePr>
     <w:tblStylePr w:type="neCell">
       <w:rPr>
+        <w:rFonts w:eastAsia="黑体"/>
         <w:color w:themeColor="text1" w:val="000000"/>
       </w:rPr>
     </w:tblStylePr>
     <w:tblStylePr w:type="nwCell">
       <w:rPr>
+        <w:rFonts w:eastAsia="黑体"/>
         <w:color w:themeColor="text1" w:val="000000"/>
       </w:rPr>
     </w:tblStylePr>
@@ -14082,6 +14716,7 @@
       <w:spacing w:after="0" w:line="240" w:lineRule="auto"/>
     </w:pPr>
     <w:rPr>
+      <w:rFonts w:eastAsia="黑体"/>
       <w:color w:themeColor="text1" w:val="000000"/>
     </w:rPr>
     <w:tblPr>
@@ -14108,6 +14743,7 @@
     </w:tcPr>
     <w:tblStylePr w:type="firstRow">
       <w:rPr>
+        <w:rFonts w:eastAsia="黑体"/>
         <w:b/>
         <w:bCs/>
       </w:rPr>
@@ -14126,6 +14762,7 @@
     </w:tblStylePr>
     <w:tblStylePr w:type="lastRow">
       <w:rPr>
+        <w:rFonts w:eastAsia="黑体"/>
         <w:b/>
         <w:bCs/>
         <w:color w:themeColor="background1" w:val="FFFFFF"/>
@@ -14140,6 +14777,7 @@
     </w:tblStylePr>
     <w:tblStylePr w:type="firstCol">
       <w:rPr>
+        <w:rFonts w:eastAsia="黑体"/>
         <w:color w:themeColor="background1" w:val="FFFFFF"/>
       </w:rPr>
       <w:tblPr/>
@@ -14157,6 +14795,7 @@
     </w:tblStylePr>
     <w:tblStylePr w:type="lastCol">
       <w:rPr>
+        <w:rFonts w:eastAsia="黑体"/>
         <w:color w:themeColor="background1" w:val="FFFFFF"/>
       </w:rPr>
       <w:tblPr/>
@@ -14186,11 +14825,13 @@
     </w:tblStylePr>
     <w:tblStylePr w:type="neCell">
       <w:rPr>
+        <w:rFonts w:eastAsia="黑体"/>
         <w:color w:themeColor="text1" w:val="000000"/>
       </w:rPr>
     </w:tblStylePr>
     <w:tblStylePr w:type="nwCell">
       <w:rPr>
+        <w:rFonts w:eastAsia="黑体"/>
         <w:color w:themeColor="text1" w:val="000000"/>
       </w:rPr>
     </w:tblStylePr>
@@ -14204,6 +14845,7 @@
       <w:spacing w:after="0" w:line="240" w:lineRule="auto"/>
     </w:pPr>
     <w:rPr>
+      <w:rFonts w:eastAsia="黑体"/>
       <w:color w:themeColor="text1" w:val="000000"/>
     </w:rPr>
     <w:tblPr>
@@ -14222,6 +14864,7 @@
     </w:tcPr>
     <w:tblStylePr w:type="firstRow">
       <w:rPr>
+        <w:rFonts w:eastAsia="黑体"/>
         <w:b/>
         <w:bCs/>
         <w:color w:themeColor="background1" w:val="FFFFFF"/>
@@ -14236,6 +14879,7 @@
     </w:tblStylePr>
     <w:tblStylePr w:type="lastRow">
       <w:rPr>
+        <w:rFonts w:eastAsia="黑体"/>
         <w:b/>
         <w:bCs/>
         <w:color w:themeColor="accent2" w:themeShade="CC" w:val="9E3A38"/>
@@ -14250,12 +14894,14 @@
     </w:tblStylePr>
     <w:tblStylePr w:type="firstCol">
       <w:rPr>
+        <w:rFonts w:eastAsia="黑体"/>
         <w:b/>
         <w:bCs/>
       </w:rPr>
     </w:tblStylePr>
     <w:tblStylePr w:type="lastCol">
       <w:rPr>
+        <w:rFonts w:eastAsia="黑体"/>
         <w:b/>
         <w:bCs/>
       </w:rPr>
@@ -14290,6 +14936,7 @@
       <w:spacing w:after="0" w:line="240" w:lineRule="auto"/>
     </w:pPr>
     <w:rPr>
+      <w:rFonts w:eastAsia="黑体"/>
       <w:color w:themeColor="text1" w:val="000000"/>
     </w:rPr>
     <w:tblPr>
@@ -14308,6 +14955,7 @@
     </w:tcPr>
     <w:tblStylePr w:type="firstRow">
       <w:rPr>
+        <w:rFonts w:eastAsia="黑体"/>
         <w:b/>
         <w:bCs/>
         <w:color w:themeColor="background1" w:val="FFFFFF"/>
@@ -14322,6 +14970,7 @@
     </w:tblStylePr>
     <w:tblStylePr w:type="lastRow">
       <w:rPr>
+        <w:rFonts w:eastAsia="黑体"/>
         <w:b/>
         <w:bCs/>
         <w:color w:themeColor="accent2" w:themeShade="CC" w:val="9E3A38"/>
@@ -14336,12 +14985,14 @@
     </w:tblStylePr>
     <w:tblStylePr w:type="firstCol">
       <w:rPr>
+        <w:rFonts w:eastAsia="黑体"/>
         <w:b/>
         <w:bCs/>
       </w:rPr>
     </w:tblStylePr>
     <w:tblStylePr w:type="lastCol">
       <w:rPr>
+        <w:rFonts w:eastAsia="黑体"/>
         <w:b/>
         <w:bCs/>
       </w:rPr>
@@ -14376,6 +15027,7 @@
       <w:spacing w:after="0" w:line="240" w:lineRule="auto"/>
     </w:pPr>
     <w:rPr>
+      <w:rFonts w:eastAsia="黑体"/>
       <w:color w:themeColor="text1" w:val="000000"/>
     </w:rPr>
     <w:tblPr>
@@ -14394,6 +15046,7 @@
     </w:tcPr>
     <w:tblStylePr w:type="firstRow">
       <w:rPr>
+        <w:rFonts w:eastAsia="黑体"/>
         <w:b/>
         <w:bCs/>
         <w:color w:themeColor="background1" w:val="FFFFFF"/>
@@ -14408,6 +15061,7 @@
     </w:tblStylePr>
     <w:tblStylePr w:type="lastRow">
       <w:rPr>
+        <w:rFonts w:eastAsia="黑体"/>
         <w:b/>
         <w:bCs/>
         <w:color w:themeColor="accent2" w:themeShade="CC" w:val="9E3A38"/>
@@ -14422,12 +15076,14 @@
     </w:tblStylePr>
     <w:tblStylePr w:type="firstCol">
       <w:rPr>
+        <w:rFonts w:eastAsia="黑体"/>
         <w:b/>
         <w:bCs/>
       </w:rPr>
     </w:tblStylePr>
     <w:tblStylePr w:type="lastCol">
       <w:rPr>
+        <w:rFonts w:eastAsia="黑体"/>
         <w:b/>
         <w:bCs/>
       </w:rPr>
@@ -14462,6 +15118,7 @@
       <w:spacing w:after="0" w:line="240" w:lineRule="auto"/>
     </w:pPr>
     <w:rPr>
+      <w:rFonts w:eastAsia="黑体"/>
       <w:color w:themeColor="text1" w:val="000000"/>
     </w:rPr>
     <w:tblPr>
@@ -14480,6 +15137,7 @@
     </w:tcPr>
     <w:tblStylePr w:type="firstRow">
       <w:rPr>
+        <w:rFonts w:eastAsia="黑体"/>
         <w:b/>
         <w:bCs/>
         <w:color w:themeColor="background1" w:val="FFFFFF"/>
@@ -14494,6 +15152,7 @@
     </w:tblStylePr>
     <w:tblStylePr w:type="lastRow">
       <w:rPr>
+        <w:rFonts w:eastAsia="黑体"/>
         <w:b/>
         <w:bCs/>
         <w:color w:themeColor="accent4" w:themeShade="CC" w:val="664E82"/>
@@ -14508,12 +15167,14 @@
     </w:tblStylePr>
     <w:tblStylePr w:type="firstCol">
       <w:rPr>
+        <w:rFonts w:eastAsia="黑体"/>
         <w:b/>
         <w:bCs/>
       </w:rPr>
     </w:tblStylePr>
     <w:tblStylePr w:type="lastCol">
       <w:rPr>
+        <w:rFonts w:eastAsia="黑体"/>
         <w:b/>
         <w:bCs/>
       </w:rPr>
@@ -14548,6 +15209,7 @@
       <w:spacing w:after="0" w:line="240" w:lineRule="auto"/>
     </w:pPr>
     <w:rPr>
+      <w:rFonts w:eastAsia="黑体"/>
       <w:color w:themeColor="text1" w:val="000000"/>
     </w:rPr>
     <w:tblPr>
@@ -14566,6 +15228,7 @@
     </w:tcPr>
     <w:tblStylePr w:type="firstRow">
       <w:rPr>
+        <w:rFonts w:eastAsia="黑体"/>
         <w:b/>
         <w:bCs/>
         <w:color w:themeColor="background1" w:val="FFFFFF"/>
@@ -14580,6 +15243,7 @@
     </w:tblStylePr>
     <w:tblStylePr w:type="lastRow">
       <w:rPr>
+        <w:rFonts w:eastAsia="黑体"/>
         <w:b/>
         <w:bCs/>
         <w:color w:themeColor="accent3" w:themeShade="CC" w:val="7E9C40"/>
@@ -14594,12 +15258,14 @@
     </w:tblStylePr>
     <w:tblStylePr w:type="firstCol">
       <w:rPr>
+        <w:rFonts w:eastAsia="黑体"/>
         <w:b/>
         <w:bCs/>
       </w:rPr>
     </w:tblStylePr>
     <w:tblStylePr w:type="lastCol">
       <w:rPr>
+        <w:rFonts w:eastAsia="黑体"/>
         <w:b/>
         <w:bCs/>
       </w:rPr>
@@ -14634,6 +15300,7 @@
       <w:spacing w:after="0" w:line="240" w:lineRule="auto"/>
     </w:pPr>
     <w:rPr>
+      <w:rFonts w:eastAsia="黑体"/>
       <w:color w:themeColor="text1" w:val="000000"/>
     </w:rPr>
     <w:tblPr>
@@ -14652,6 +15319,7 @@
     </w:tcPr>
     <w:tblStylePr w:type="firstRow">
       <w:rPr>
+        <w:rFonts w:eastAsia="黑体"/>
         <w:b/>
         <w:bCs/>
         <w:color w:themeColor="background1" w:val="FFFFFF"/>
@@ -14666,6 +15334,7 @@
     </w:tblStylePr>
     <w:tblStylePr w:type="lastRow">
       <w:rPr>
+        <w:rFonts w:eastAsia="黑体"/>
         <w:b/>
         <w:bCs/>
         <w:color w:themeColor="accent6" w:themeShade="CC" w:val="F2730A"/>
@@ -14680,12 +15349,14 @@
     </w:tblStylePr>
     <w:tblStylePr w:type="firstCol">
       <w:rPr>
+        <w:rFonts w:eastAsia="黑体"/>
         <w:b/>
         <w:bCs/>
       </w:rPr>
     </w:tblStylePr>
     <w:tblStylePr w:type="lastCol">
       <w:rPr>
+        <w:rFonts w:eastAsia="黑体"/>
         <w:b/>
         <w:bCs/>
       </w:rPr>
@@ -14720,6 +15391,7 @@
       <w:spacing w:after="0" w:line="240" w:lineRule="auto"/>
     </w:pPr>
     <w:rPr>
+      <w:rFonts w:eastAsia="黑体"/>
       <w:color w:themeColor="text1" w:val="000000"/>
     </w:rPr>
     <w:tblPr>
@@ -14738,6 +15410,7 @@
     </w:tcPr>
     <w:tblStylePr w:type="firstRow">
       <w:rPr>
+        <w:rFonts w:eastAsia="黑体"/>
         <w:b/>
         <w:bCs/>
         <w:color w:themeColor="background1" w:val="FFFFFF"/>
@@ -14752,6 +15425,7 @@
     </w:tblStylePr>
     <w:tblStylePr w:type="lastRow">
       <w:rPr>
+        <w:rFonts w:eastAsia="黑体"/>
         <w:b/>
         <w:bCs/>
         <w:color w:themeColor="accent5" w:themeShade="CC" w:val="348DA5"/>
@@ -14766,12 +15440,14 @@
     </w:tblStylePr>
     <w:tblStylePr w:type="firstCol">
       <w:rPr>
+        <w:rFonts w:eastAsia="黑体"/>
         <w:b/>
         <w:bCs/>
       </w:rPr>
     </w:tblStylePr>
     <w:tblStylePr w:type="lastCol">
       <w:rPr>
+        <w:rFonts w:eastAsia="黑体"/>
         <w:b/>
         <w:bCs/>
       </w:rPr>
@@ -14806,6 +15482,7 @@
       <w:spacing w:after="0" w:line="240" w:lineRule="auto"/>
     </w:pPr>
     <w:rPr>
+      <w:rFonts w:eastAsia="黑体"/>
       <w:color w:themeColor="text1" w:val="000000"/>
     </w:rPr>
     <w:tblPr>
@@ -14827,6 +15504,7 @@
     </w:tcPr>
     <w:tblStylePr w:type="firstRow">
       <w:rPr>
+        <w:rFonts w:eastAsia="黑体"/>
         <w:b/>
         <w:bCs/>
       </w:rPr>
@@ -14837,6 +15515,7 @@
     </w:tblStylePr>
     <w:tblStylePr w:type="lastRow">
       <w:rPr>
+        <w:rFonts w:eastAsia="黑体"/>
         <w:b/>
         <w:bCs/>
         <w:color w:themeColor="text1" w:val="000000"/>
@@ -14848,6 +15527,7 @@
     </w:tblStylePr>
     <w:tblStylePr w:type="firstCol">
       <w:rPr>
+        <w:rFonts w:eastAsia="黑体"/>
         <w:color w:themeColor="background1" w:val="FFFFFF"/>
       </w:rPr>
       <w:tblPr/>
@@ -14857,6 +15537,7 @@
     </w:tblStylePr>
     <w:tblStylePr w:type="lastCol">
       <w:rPr>
+        <w:rFonts w:eastAsia="黑体"/>
         <w:color w:themeColor="background1" w:val="FFFFFF"/>
       </w:rPr>
       <w:tblPr/>
@@ -14886,6 +15567,7 @@
       <w:spacing w:after="0" w:line="240" w:lineRule="auto"/>
     </w:pPr>
     <w:rPr>
+      <w:rFonts w:eastAsia="黑体"/>
       <w:color w:themeColor="text1" w:val="000000"/>
     </w:rPr>
     <w:tblPr>
@@ -14907,6 +15589,7 @@
     </w:tcPr>
     <w:tblStylePr w:type="firstRow">
       <w:rPr>
+        <w:rFonts w:eastAsia="黑体"/>
         <w:b/>
         <w:bCs/>
       </w:rPr>
@@ -14917,6 +15600,7 @@
     </w:tblStylePr>
     <w:tblStylePr w:type="lastRow">
       <w:rPr>
+        <w:rFonts w:eastAsia="黑体"/>
         <w:b/>
         <w:bCs/>
         <w:color w:themeColor="text1" w:val="000000"/>
@@ -14928,6 +15612,7 @@
     </w:tblStylePr>
     <w:tblStylePr w:type="firstCol">
       <w:rPr>
+        <w:rFonts w:eastAsia="黑体"/>
         <w:color w:themeColor="background1" w:val="FFFFFF"/>
       </w:rPr>
       <w:tblPr/>
@@ -14937,6 +15622,7 @@
     </w:tblStylePr>
     <w:tblStylePr w:type="lastCol">
       <w:rPr>
+        <w:rFonts w:eastAsia="黑体"/>
         <w:color w:themeColor="background1" w:val="FFFFFF"/>
       </w:rPr>
       <w:tblPr/>
@@ -14966,6 +15652,7 @@
       <w:spacing w:after="0" w:line="240" w:lineRule="auto"/>
     </w:pPr>
     <w:rPr>
+      <w:rFonts w:eastAsia="黑体"/>
       <w:color w:themeColor="text1" w:val="000000"/>
     </w:rPr>
     <w:tblPr>
@@ -14987,6 +15674,7 @@
     </w:tcPr>
     <w:tblStylePr w:type="firstRow">
       <w:rPr>
+        <w:rFonts w:eastAsia="黑体"/>
         <w:b/>
         <w:bCs/>
       </w:rPr>
@@ -14997,6 +15685,7 @@
     </w:tblStylePr>
     <w:tblStylePr w:type="lastRow">
       <w:rPr>
+        <w:rFonts w:eastAsia="黑体"/>
         <w:b/>
         <w:bCs/>
         <w:color w:themeColor="text1" w:val="000000"/>
@@ -15008,6 +15697,7 @@
     </w:tblStylePr>
     <w:tblStylePr w:type="firstCol">
       <w:rPr>
+        <w:rFonts w:eastAsia="黑体"/>
         <w:color w:themeColor="background1" w:val="FFFFFF"/>
       </w:rPr>
       <w:tblPr/>
@@ -15017,6 +15707,7 @@
     </w:tblStylePr>
     <w:tblStylePr w:type="lastCol">
       <w:rPr>
+        <w:rFonts w:eastAsia="黑体"/>
         <w:color w:themeColor="background1" w:val="FFFFFF"/>
       </w:rPr>
       <w:tblPr/>
@@ -15046,6 +15737,7 @@
       <w:spacing w:after="0" w:line="240" w:lineRule="auto"/>
     </w:pPr>
     <w:rPr>
+      <w:rFonts w:eastAsia="黑体"/>
       <w:color w:themeColor="text1" w:val="000000"/>
     </w:rPr>
     <w:tblPr>
@@ -15067,6 +15759,7 @@
     </w:tcPr>
     <w:tblStylePr w:type="firstRow">
       <w:rPr>
+        <w:rFonts w:eastAsia="黑体"/>
         <w:b/>
         <w:bCs/>
       </w:rPr>
@@ -15077,6 +15770,7 @@
     </w:tblStylePr>
     <w:tblStylePr w:type="lastRow">
       <w:rPr>
+        <w:rFonts w:eastAsia="黑体"/>
         <w:b/>
         <w:bCs/>
         <w:color w:themeColor="text1" w:val="000000"/>
@@ -15088,6 +15782,7 @@
     </w:tblStylePr>
     <w:tblStylePr w:type="firstCol">
       <w:rPr>
+        <w:rFonts w:eastAsia="黑体"/>
         <w:color w:themeColor="background1" w:val="FFFFFF"/>
       </w:rPr>
       <w:tblPr/>
@@ -15097,6 +15792,7 @@
     </w:tblStylePr>
     <w:tblStylePr w:type="lastCol">
       <w:rPr>
+        <w:rFonts w:eastAsia="黑体"/>
         <w:color w:themeColor="background1" w:val="FFFFFF"/>
       </w:rPr>
       <w:tblPr/>
@@ -15126,6 +15822,7 @@
       <w:spacing w:after="0" w:line="240" w:lineRule="auto"/>
     </w:pPr>
     <w:rPr>
+      <w:rFonts w:eastAsia="黑体"/>
       <w:color w:themeColor="text1" w:val="000000"/>
     </w:rPr>
     <w:tblPr>
@@ -15147,6 +15844,7 @@
     </w:tcPr>
     <w:tblStylePr w:type="firstRow">
       <w:rPr>
+        <w:rFonts w:eastAsia="黑体"/>
         <w:b/>
         <w:bCs/>
       </w:rPr>
@@ -15157,6 +15855,7 @@
     </w:tblStylePr>
     <w:tblStylePr w:type="lastRow">
       <w:rPr>
+        <w:rFonts w:eastAsia="黑体"/>
         <w:b/>
         <w:bCs/>
         <w:color w:themeColor="text1" w:val="000000"/>
@@ -15168,6 +15867,7 @@
     </w:tblStylePr>
     <w:tblStylePr w:type="firstCol">
       <w:rPr>
+        <w:rFonts w:eastAsia="黑体"/>
         <w:color w:themeColor="background1" w:val="FFFFFF"/>
       </w:rPr>
       <w:tblPr/>
@@ -15177,6 +15877,7 @@
     </w:tblStylePr>
     <w:tblStylePr w:type="lastCol">
       <w:rPr>
+        <w:rFonts w:eastAsia="黑体"/>
         <w:color w:themeColor="background1" w:val="FFFFFF"/>
       </w:rPr>
       <w:tblPr/>
@@ -15206,6 +15907,7 @@
       <w:spacing w:after="0" w:line="240" w:lineRule="auto"/>
     </w:pPr>
     <w:rPr>
+      <w:rFonts w:eastAsia="黑体"/>
       <w:color w:themeColor="text1" w:val="000000"/>
     </w:rPr>
     <w:tblPr>
@@ -15227,6 +15929,7 @@
     </w:tcPr>
     <w:tblStylePr w:type="firstRow">
       <w:rPr>
+        <w:rFonts w:eastAsia="黑体"/>
         <w:b/>
         <w:bCs/>
       </w:rPr>
@@ -15237,6 +15940,7 @@
     </w:tblStylePr>
     <w:tblStylePr w:type="lastRow">
       <w:rPr>
+        <w:rFonts w:eastAsia="黑体"/>
         <w:b/>
         <w:bCs/>
         <w:color w:themeColor="text1" w:val="000000"/>
@@ -15248,6 +15952,7 @@
     </w:tblStylePr>
     <w:tblStylePr w:type="firstCol">
       <w:rPr>
+        <w:rFonts w:eastAsia="黑体"/>
         <w:color w:themeColor="background1" w:val="FFFFFF"/>
       </w:rPr>
       <w:tblPr/>
@@ -15257,6 +15962,7 @@
     </w:tblStylePr>
     <w:tblStylePr w:type="lastCol">
       <w:rPr>
+        <w:rFonts w:eastAsia="黑体"/>
         <w:color w:themeColor="background1" w:val="FFFFFF"/>
       </w:rPr>
       <w:tblPr/>
@@ -15286,6 +15992,7 @@
       <w:spacing w:after="0" w:line="240" w:lineRule="auto"/>
     </w:pPr>
     <w:rPr>
+      <w:rFonts w:eastAsia="黑体"/>
       <w:color w:themeColor="text1" w:val="000000"/>
     </w:rPr>
     <w:tblPr>
@@ -15307,6 +16014,7 @@
     </w:tcPr>
     <w:tblStylePr w:type="firstRow">
       <w:rPr>
+        <w:rFonts w:eastAsia="黑体"/>
         <w:b/>
         <w:bCs/>
       </w:rPr>
@@ -15317,6 +16025,7 @@
     </w:tblStylePr>
     <w:tblStylePr w:type="lastRow">
       <w:rPr>
+        <w:rFonts w:eastAsia="黑体"/>
         <w:b/>
         <w:bCs/>
         <w:color w:themeColor="text1" w:val="000000"/>
@@ -15328,6 +16037,7 @@
     </w:tblStylePr>
     <w:tblStylePr w:type="firstCol">
       <w:rPr>
+        <w:rFonts w:eastAsia="黑体"/>
         <w:color w:themeColor="background1" w:val="FFFFFF"/>
       </w:rPr>
       <w:tblPr/>
@@ -15337,6 +16047,7 @@
     </w:tblStylePr>
     <w:tblStylePr w:type="lastCol">
       <w:rPr>
+        <w:rFonts w:eastAsia="黑体"/>
         <w:color w:themeColor="background1" w:val="FFFFFF"/>
       </w:rPr>
       <w:tblPr/>
@@ -15369,6 +16080,7 @@
     <w:name w:val="KeywordTok"/>
     <w:basedOn w:val="VerbatimChar"/>
     <w:rPr>
+      <w:rFonts w:eastAsia="黑体"/>
       <w:b/>
       <w:color w:val="007020"/>
     </w:rPr>
@@ -15377,6 +16089,7 @@
     <w:name w:val="DataTypeTok"/>
     <w:basedOn w:val="VerbatimChar"/>
     <w:rPr>
+      <w:rFonts w:eastAsia="黑体"/>
       <w:color w:val="902000"/>
     </w:rPr>
   </w:style>
@@ -15384,6 +16097,7 @@
     <w:name w:val="DecValTok"/>
     <w:basedOn w:val="VerbatimChar"/>
     <w:rPr>
+      <w:rFonts w:eastAsia="黑体"/>
       <w:color w:val="40a070"/>
     </w:rPr>
   </w:style>
@@ -15391,6 +16105,7 @@
     <w:name w:val="BaseNTok"/>
     <w:basedOn w:val="VerbatimChar"/>
     <w:rPr>
+      <w:rFonts w:eastAsia="黑体"/>
       <w:color w:val="40a070"/>
     </w:rPr>
   </w:style>
@@ -15398,6 +16113,7 @@
     <w:name w:val="FloatTok"/>
     <w:basedOn w:val="VerbatimChar"/>
     <w:rPr>
+      <w:rFonts w:eastAsia="黑体"/>
       <w:color w:val="40a070"/>
     </w:rPr>
   </w:style>
@@ -15405,6 +16121,7 @@
     <w:name w:val="ConstantTok"/>
     <w:basedOn w:val="VerbatimChar"/>
     <w:rPr>
+      <w:rFonts w:eastAsia="黑体"/>
       <w:color w:val="880000"/>
     </w:rPr>
   </w:style>
@@ -15412,6 +16129,7 @@
     <w:name w:val="CharTok"/>
     <w:basedOn w:val="VerbatimChar"/>
     <w:rPr>
+      <w:rFonts w:eastAsia="黑体"/>
       <w:color w:val="4070a0"/>
     </w:rPr>
   </w:style>
@@ -15419,6 +16137,7 @@
     <w:name w:val="SpecialCharTok"/>
     <w:basedOn w:val="VerbatimChar"/>
     <w:rPr>
+      <w:rFonts w:eastAsia="黑体"/>
       <w:color w:val="4070a0"/>
     </w:rPr>
   </w:style>
@@ -15426,6 +16145,7 @@
     <w:name w:val="StringTok"/>
     <w:basedOn w:val="VerbatimChar"/>
     <w:rPr>
+      <w:rFonts w:eastAsia="黑体"/>
       <w:color w:val="4070a0"/>
     </w:rPr>
   </w:style>
@@ -15433,6 +16153,7 @@
     <w:name w:val="VerbatimStringTok"/>
     <w:basedOn w:val="VerbatimChar"/>
     <w:rPr>
+      <w:rFonts w:eastAsia="黑体"/>
       <w:color w:val="4070a0"/>
     </w:rPr>
   </w:style>
@@ -15440,6 +16161,7 @@
     <w:name w:val="SpecialStringTok"/>
     <w:basedOn w:val="VerbatimChar"/>
     <w:rPr>
+      <w:rFonts w:eastAsia="黑体"/>
       <w:color w:val="bb6688"/>
     </w:rPr>
   </w:style>
@@ -15447,6 +16169,7 @@
     <w:name w:val="ImportTok"/>
     <w:basedOn w:val="VerbatimChar"/>
     <w:rPr>
+      <w:rFonts w:eastAsia="黑体"/>
       <w:b/>
       <w:color w:val="008000"/>
     </w:rPr>
@@ -15455,6 +16178,7 @@
     <w:name w:val="CommentTok"/>
     <w:basedOn w:val="VerbatimChar"/>
     <w:rPr>
+      <w:rFonts w:eastAsia="黑体"/>
       <w:i/>
       <w:color w:val="60a0b0"/>
     </w:rPr>
@@ -15463,6 +16187,7 @@
     <w:name w:val="DocumentationTok"/>
     <w:basedOn w:val="VerbatimChar"/>
     <w:rPr>
+      <w:rFonts w:eastAsia="黑体"/>
       <w:i/>
       <w:color w:val="ba2121"/>
     </w:rPr>
@@ -15471,6 +16196,7 @@
     <w:name w:val="AnnotationTok"/>
     <w:basedOn w:val="VerbatimChar"/>
     <w:rPr>
+      <w:rFonts w:eastAsia="黑体"/>
       <w:b/>
       <w:i/>
       <w:color w:val="60a0b0"/>
@@ -15480,6 +16206,7 @@
     <w:name w:val="CommentVarTok"/>
     <w:basedOn w:val="VerbatimChar"/>
     <w:rPr>
+      <w:rFonts w:eastAsia="黑体"/>
       <w:b/>
       <w:i/>
       <w:color w:val="60a0b0"/>
@@ -15489,6 +16216,7 @@
     <w:name w:val="OtherTok"/>
     <w:basedOn w:val="VerbatimChar"/>
     <w:rPr>
+      <w:rFonts w:eastAsia="黑体"/>
       <w:color w:val="007020"/>
     </w:rPr>
   </w:style>
@@ -15496,6 +16224,7 @@
     <w:name w:val="FunctionTok"/>
     <w:basedOn w:val="VerbatimChar"/>
     <w:rPr>
+      <w:rFonts w:eastAsia="黑体"/>
       <w:color w:val="06287e"/>
     </w:rPr>
   </w:style>
@@ -15503,6 +16232,7 @@
     <w:name w:val="VariableTok"/>
     <w:basedOn w:val="VerbatimChar"/>
     <w:rPr>
+      <w:rFonts w:eastAsia="黑体"/>
       <w:color w:val="19177c"/>
     </w:rPr>
   </w:style>
@@ -15510,6 +16240,7 @@
     <w:name w:val="ControlFlowTok"/>
     <w:basedOn w:val="VerbatimChar"/>
     <w:rPr>
+      <w:rFonts w:eastAsia="黑体"/>
       <w:b/>
       <w:color w:val="007020"/>
     </w:rPr>
@@ -15518,6 +16249,7 @@
     <w:name w:val="OperatorTok"/>
     <w:basedOn w:val="VerbatimChar"/>
     <w:rPr>
+      <w:rFonts w:eastAsia="黑体"/>
       <w:color w:val="666666"/>
     </w:rPr>
   </w:style>
@@ -15525,18 +16257,22 @@
     <w:name w:val="BuiltInTok"/>
     <w:basedOn w:val="VerbatimChar"/>
     <w:rPr>
+      <w:rFonts w:eastAsia="黑体"/>
       <w:color w:val="008000"/>
     </w:rPr>
   </w:style>
   <w:style w:type="character" w:customStyle="1" w:styleId="ExtensionTok">
     <w:name w:val="ExtensionTok"/>
     <w:basedOn w:val="VerbatimChar"/>
-    <w:rPr/>
+    <w:rPr>
+      <w:rFonts w:eastAsia="黑体"/>
+    </w:rPr>
   </w:style>
   <w:style w:type="character" w:customStyle="1" w:styleId="PreprocessorTok">
     <w:name w:val="PreprocessorTok"/>
     <w:basedOn w:val="VerbatimChar"/>
     <w:rPr>
+      <w:rFonts w:eastAsia="黑体"/>
       <w:color w:val="bc7a00"/>
     </w:rPr>
   </w:style>
@@ -15544,18 +16280,22 @@
     <w:name w:val="AttributeTok"/>
     <w:basedOn w:val="VerbatimChar"/>
     <w:rPr>
+      <w:rFonts w:eastAsia="黑体"/>
       <w:color w:val="7d9029"/>
     </w:rPr>
   </w:style>
   <w:style w:type="character" w:customStyle="1" w:styleId="RegionMarkerTok">
     <w:name w:val="RegionMarkerTok"/>
     <w:basedOn w:val="VerbatimChar"/>
-    <w:rPr/>
+    <w:rPr>
+      <w:rFonts w:eastAsia="黑体"/>
+    </w:rPr>
   </w:style>
   <w:style w:type="character" w:customStyle="1" w:styleId="InformationTok">
     <w:name w:val="InformationTok"/>
     <w:basedOn w:val="VerbatimChar"/>
     <w:rPr>
+      <w:rFonts w:eastAsia="黑体"/>
       <w:b/>
       <w:i/>
       <w:color w:val="60a0b0"/>
@@ -15565,6 +16305,7 @@
     <w:name w:val="WarningTok"/>
     <w:basedOn w:val="VerbatimChar"/>
     <w:rPr>
+      <w:rFonts w:eastAsia="黑体"/>
       <w:b/>
       <w:i/>
       <w:color w:val="60a0b0"/>
@@ -15574,6 +16315,7 @@
     <w:name w:val="AlertTok"/>
     <w:basedOn w:val="VerbatimChar"/>
     <w:rPr>
+      <w:rFonts w:eastAsia="黑体"/>
       <w:b/>
       <w:color w:val="ff0000"/>
     </w:rPr>
@@ -15582,6 +16324,7 @@
     <w:name w:val="ErrorTok"/>
     <w:basedOn w:val="VerbatimChar"/>
     <w:rPr>
+      <w:rFonts w:eastAsia="黑体"/>
       <w:b/>
       <w:color w:val="ff0000"/>
     </w:rPr>
@@ -15589,7 +16332,9 @@
   <w:style w:type="character" w:customStyle="1" w:styleId="NormalTok">
     <w:name w:val="NormalTok"/>
     <w:basedOn w:val="VerbatimChar"/>
-    <w:rPr/>
+    <w:rPr>
+      <w:rFonts w:eastAsia="黑体"/>
+    </w:rPr>
   </w:style>
 </w:styles>
 </file>
@@ -15638,12 +16383,12 @@
     <a:fontScheme name="Office">
       <a:majorFont>
         <a:latin typeface="Calibri"/>
-        <a:ea typeface=""/>
+        <a:ea typeface="黑体"/>
         <a:cs typeface=""/>
         <a:font script="Jpan" typeface="ＭＳ ゴシック"/>
         <a:font script="Hang" typeface="맑은 고딕"/>
-        <a:font script="Hans" typeface="宋体"/>
-        <a:font script="Hant" typeface="新細明體"/>
+        <a:font script="Hans" typeface="黑体"/>
+        <a:font script="Hant" typeface="黑体"/>
         <a:font script="Arab" typeface="Times New Roman"/>
         <a:font script="Hebr" typeface="Times New Roman"/>
         <a:font script="Thai" typeface="Angsana New"/>
@@ -15673,12 +16418,12 @@
       </a:majorFont>
       <a:minorFont>
         <a:latin typeface="Cambria"/>
-        <a:ea typeface=""/>
+        <a:ea typeface="黑体"/>
         <a:cs typeface=""/>
         <a:font script="Jpan" typeface="ＭＳ 明朝"/>
         <a:font script="Hang" typeface="맑은 고딕"/>
-        <a:font script="Hans" typeface="宋体"/>
-        <a:font script="Hant" typeface="新細明體"/>
+        <a:font script="Hans" typeface="黑体"/>
+        <a:font script="Hant" typeface="黑体"/>
         <a:font script="Arab" typeface="Arial"/>
         <a:font script="Hebr" typeface="Arial"/>
         <a:font script="Thai" typeface="Cordia New"/>

--- a/03-振荡电路/01-RC振荡器/文氏电桥振荡器/文氏电桥振荡器.docx
+++ b/03-振荡电路/01-RC振荡器/文氏电桥振荡器/文氏电桥振荡器.docx
@@ -3312,7 +3312,7 @@
           <w:color w:val="555555"/>
           <w:sz w:val="21"/>
         </w:rPr>
-        <w:t>材料收集者：杜文杰，WX手机：19519196569，QQ:3478827729</w:t>
+        <w:t>材料收集者：杜文杰，微信/手机：19519196569，QQ:3478827729</w:t>
       </w:r>
     </w:p>
     <w:sectPr>
